--- a/src/Layers/W1/BaseApp/Foundation/Reporting/ReportParts/HeaderFooterDesign/InternalDefault.docx
+++ b/src/Layers/W1/BaseApp/Foundation/Reporting/ReportParts/HeaderFooterDesign/InternalDefault.docx
@@ -4,17 +4,13 @@
   <w:body>
     <w:p>
       <w:pPr>
-        <w:rPr>
-          <w:lang w:val="da-DK"/>
-        </w:rPr>
+        <w:spacing w:line="259" w:lineRule="auto"/>
       </w:pPr>
       <w:r>
-        <w:rPr>
-          <w:lang w:val="da-DK"/>
-        </w:rPr>
-        <w:br/>
+        <w:br w:type="page"/>
       </w:r>
     </w:p>
+    <w:p/>
     <w:sectPr>
       <w:headerReference w:type="even" r:id="rId13"/>
       <w:headerReference w:type="default" r:id="rId14"/>
@@ -126,22 +122,10 @@
 <w:hdr xmlns:wpc="http://schemas.microsoft.com/office/word/2010/wordprocessingCanvas" xmlns:cx="http://schemas.microsoft.com/office/drawing/2014/chartex" xmlns:cx1="http://schemas.microsoft.com/office/drawing/2015/9/8/chartex" xmlns:cx2="http://schemas.microsoft.com/office/drawing/2015/10/21/chartex" xmlns:cx3="http://schemas.microsoft.com/office/drawing/2016/5/9/chartex" xmlns:cx4="http://schemas.microsoft.com/office/drawing/2016/5/10/chartex" xmlns:cx5="http://schemas.microsoft.com/office/drawing/2016/5/11/chartex" xmlns:cx6="http://schemas.microsoft.com/office/drawing/2016/5/12/chartex" xmlns:cx7="http://schemas.microsoft.com/office/drawing/2016/5/13/chartex" xmlns:cx8="http://schemas.microsoft.com/office/drawing/2016/5/14/chartex" xmlns:mc="http://schemas.openxmlformats.org/markup-compatibility/2006" xmlns:aink="http://schemas.microsoft.com/office/drawing/2016/ink" xmlns:am3d="http://schemas.microsoft.com/office/drawing/2017/model3d" xmlns:o="urn:schemas-microsoft-com:office:office" xmlns:oel="http://schemas.microsoft.com/office/2019/extlst" xmlns:r="http://schemas.openxmlformats.org/officeDocument/2006/relationships" xmlns:m="http://schemas.openxmlformats.org/officeDocument/2006/math" xmlns:v="urn:schemas-microsoft-com:vml" xmlns:wp14="http://schemas.microsoft.com/office/word/2010/wordprocessingDrawing" xmlns:wp="http://schemas.openxmlformats.org/drawingml/2006/wordprocessingDrawing" xmlns:w10="urn:schemas-microsoft-com:office:word" xmlns:w="http://schemas.openxmlformats.org/wordprocessingml/2006/main" xmlns:w14="http://schemas.microsoft.com/office/word/2010/wordml" xmlns:w15="http://schemas.microsoft.com/office/word/2012/wordml" xmlns:w16cex="http://schemas.microsoft.com/office/word/2018/wordml/cex" xmlns:w16cid="http://schemas.microsoft.com/office/word/2016/wordml/cid" xmlns:w16="http://schemas.microsoft.com/office/word/2018/wordml" xmlns:w16du="http://schemas.microsoft.com/office/word/2023/wordml/word16du" xmlns:w16sdtdh="http://schemas.microsoft.com/office/word/2020/wordml/sdtdatahash" xmlns:w16sdtfl="http://schemas.microsoft.com/office/word/2024/wordml/sdtformatlock" xmlns:w16se="http://schemas.microsoft.com/office/word/2015/wordml/symex" xmlns:wpg="http://schemas.microsoft.com/office/word/2010/wordprocessingGroup" xmlns:wpi="http://schemas.microsoft.com/office/word/2010/wordprocessingInk" xmlns:wne="http://schemas.microsoft.com/office/word/2006/wordml" xmlns:wps="http://schemas.microsoft.com/office/word/2010/wordprocessingShape" mc:Ignorable="w14 w15 w16se w16cid w16 w16cex w16sdtdh w16sdtfl w16du wp14">
   <w:tbl>
     <w:tblPr>
-      <w:tblStyle w:val="TableGrid3"/>
+      <w:tblStyle w:val="BCBlockTable"/>
       <w:tblW w:w="5000" w:type="pct"/>
-      <w:tblBorders>
-        <w:top w:val="none" w:sz="0" w:space="0" w:color="auto"/>
-        <w:left w:val="none" w:sz="0" w:space="0" w:color="auto"/>
-        <w:bottom w:val="none" w:sz="0" w:space="0" w:color="auto"/>
-        <w:right w:val="none" w:sz="0" w:space="0" w:color="auto"/>
-        <w:insideH w:val="none" w:sz="0" w:space="0" w:color="auto"/>
-        <w:insideV w:val="none" w:sz="0" w:space="0" w:color="auto"/>
-      </w:tblBorders>
       <w:tblLayout w:type="fixed"/>
-      <w:tblCellMar>
-        <w:left w:w="0" w:type="dxa"/>
-        <w:right w:w="0" w:type="dxa"/>
-      </w:tblCellMar>
-      <w:tblLook w:val="04A0" w:firstRow="1" w:lastRow="0" w:firstColumn="1" w:lastColumn="0" w:noHBand="0" w:noVBand="1"/>
+      <w:tblLook w:val="0600" w:firstRow="0" w:lastRow="0" w:firstColumn="0" w:lastColumn="0" w:noHBand="1" w:noVBand="1"/>
     </w:tblPr>
     <w:tblGrid>
       <w:gridCol w:w="2624"/>
@@ -149,7 +133,6 @@
     </w:tblGrid>
     <w:tr>
       <w:trPr>
-        <w:cnfStyle w:val="100000000000" w:firstRow="1" w:lastRow="0" w:firstColumn="0" w:lastColumn="0" w:oddVBand="0" w:evenVBand="0" w:oddHBand="0" w:evenHBand="0" w:firstRowFirstColumn="0" w:firstRowLastColumn="0" w:lastRowFirstColumn="0" w:lastRowLastColumn="0"/>
         <w:trHeight w:val="177"/>
       </w:trPr>
       <w:sdt>
@@ -165,6 +148,7 @@
           <w:placeholder>
             <w:docPart w:val="FD3B8A2C8268441380E9F1C808C678E3"/>
           </w:placeholder>
+          <w:dataBinding w:prefixMappings="&lt;xmlns:ns0='urn:microsoft-dynamics-nav/reports/Tenant_Report_Defaults/2000000001/' " w:xpath="/ns0:NavWordReportXmlPart[1]/ns0:BCReportInformation[1]/ns0:ReportMetadata[1]/ns0:ReportCaption[1]" w:storeItemID="{00000000-0000-0000-0000-000000000000}"/>
           <w15:color w:val="808080"/>
           <w:text/>
         </w:sdtPr>
@@ -192,178 +176,84 @@
         </w:tcPr>
         <w:p>
           <w:pPr>
-            <w:pStyle w:val="Header"/>
             <w:jc w:val="right"/>
-            <w:rPr>
-              <w:rFonts w:asciiTheme="minorHAnsi" w:hAnsiTheme="minorHAnsi" w:cstheme="minorHAnsi"/>
-              <w:sz w:val="20"/>
-              <w:szCs w:val="20"/>
-            </w:rPr>
           </w:pPr>
           <w:sdt>
             <w:sdtPr>
-              <w:rPr>
-                <w:rFonts w:cstheme="minorHAnsi"/>
-                <w:sz w:val="20"/>
-                <w:szCs w:val="20"/>
-              </w:rPr>
               <w:alias w:val="CompanyName"/>
               <w:tag w:val="#BC:InsertDataItem,BCReportInformation/ReportRequest/CompanyName"/>
               <w:id w:val="-858591616"/>
               <w:placeholder>
                 <w:docPart w:val="F7A9298D2A7A4A20BCAC917B1E24EDC2"/>
               </w:placeholder>
+              <w:dataBinding w:prefixMappings="&lt;xmlns:ns0='urn:microsoft-dynamics-nav/reports/Tenant_Report_Defaults/2000000001/' " w:xpath="/ns0:NavWordReportXmlPart[1]/ns0:BCReportInformation[1]/ns0:ReportRequest[1]/ns0:CompanyName[1]" w:storeItemID="{00000000-0000-0000-0000-000000000000}"/>
               <w15:color w:val="808080"/>
               <w:text/>
             </w:sdtPr>
             <w:sdtContent>
               <w:r>
-                <w:rPr>
-                  <w:rFonts w:asciiTheme="minorHAnsi" w:hAnsiTheme="minorHAnsi" w:cstheme="minorHAnsi"/>
-                  <w:sz w:val="20"/>
-                  <w:szCs w:val="20"/>
-                </w:rPr>
                 <w:t>Cronus</w:t>
               </w:r>
             </w:sdtContent>
           </w:sdt>
           <w:r>
-            <w:rPr>
-              <w:rFonts w:asciiTheme="minorHAnsi" w:hAnsiTheme="minorHAnsi" w:cstheme="minorHAnsi"/>
-              <w:sz w:val="20"/>
-              <w:szCs w:val="20"/>
-            </w:rPr>
             <w:t xml:space="preserve"> –</w:t>
           </w:r>
           <w:r>
-            <w:rPr>
-              <w:rFonts w:ascii="Segoe UI" w:hAnsi="Segoe UI" w:cs="Segoe UI"/>
-            </w:rPr>
+            <w:t xml:space="preserve"> </w:t>
+          </w:r>
+          <w:r>
             <w:fldChar w:fldCharType="begin"/>
           </w:r>
           <w:r>
-            <w:rPr>
-              <w:rFonts w:ascii="Segoe UI" w:hAnsi="Segoe UI" w:cs="Segoe UI"/>
-            </w:rPr>
             <w:instrText xml:space="preserve"> DATE \@ "dddd, d MMMM yyyy" </w:instrText>
           </w:r>
           <w:r>
-            <w:rPr>
-              <w:rFonts w:ascii="Segoe UI" w:hAnsi="Segoe UI" w:cs="Segoe UI"/>
-            </w:rPr>
             <w:fldChar w:fldCharType="separate"/>
           </w:r>
           <w:r>
             <w:rPr>
-              <w:rFonts w:ascii="Segoe UI" w:hAnsi="Segoe UI" w:cs="Segoe UI"/>
+              <w:rFonts w:eastAsia="Times New Roman"/>
               <w:noProof/>
+              <w:lang w:eastAsia="ja-JP"/>
             </w:rPr>
-            <w:t>Monday, 31 August 2026</w:t>
+            <w:t>Thursday, 10 September 2026</w:t>
           </w:r>
           <w:r>
-            <w:rPr>
-              <w:rFonts w:ascii="Segoe UI" w:hAnsi="Segoe UI" w:cs="Segoe UI"/>
-            </w:rPr>
             <w:fldChar w:fldCharType="end"/>
           </w:r>
           <w:r>
-            <w:rPr>
-              <w:rFonts w:asciiTheme="minorHAnsi" w:hAnsiTheme="minorHAnsi" w:cstheme="minorHAnsi"/>
-              <w:sz w:val="20"/>
-              <w:szCs w:val="20"/>
-            </w:rPr>
+            <w:t xml:space="preserve"> </w:t>
+          </w:r>
+          <w:r>
             <w:t xml:space="preserve">– </w:t>
           </w:r>
           <w:r>
-            <w:rPr>
-              <w:rFonts w:cstheme="minorHAnsi"/>
-              <w:sz w:val="20"/>
-              <w:szCs w:val="20"/>
-            </w:rPr>
             <w:fldChar w:fldCharType="begin"/>
           </w:r>
           <w:r>
-            <w:rPr>
-              <w:rFonts w:asciiTheme="minorHAnsi" w:hAnsiTheme="minorHAnsi" w:cstheme="minorHAnsi"/>
-              <w:sz w:val="20"/>
-              <w:szCs w:val="20"/>
-            </w:rPr>
             <w:instrText xml:space="preserve"> PAGE  \* MERGEFORMAT </w:instrText>
           </w:r>
           <w:r>
-            <w:rPr>
-              <w:rFonts w:cstheme="minorHAnsi"/>
-              <w:sz w:val="20"/>
-              <w:szCs w:val="20"/>
-            </w:rPr>
             <w:fldChar w:fldCharType="separate"/>
           </w:r>
           <w:r>
-            <w:rPr>
-              <w:rFonts w:asciiTheme="minorHAnsi" w:hAnsiTheme="minorHAnsi" w:cstheme="minorHAnsi"/>
-              <w:noProof/>
-              <w:sz w:val="20"/>
-              <w:szCs w:val="20"/>
-            </w:rPr>
             <w:t>2</w:t>
           </w:r>
           <w:r>
-            <w:rPr>
-              <w:rFonts w:cstheme="minorHAnsi"/>
-              <w:sz w:val="20"/>
-              <w:szCs w:val="20"/>
-            </w:rPr>
             <w:fldChar w:fldCharType="end"/>
           </w:r>
           <w:r>
-            <w:rPr>
-              <w:rFonts w:asciiTheme="minorHAnsi" w:hAnsiTheme="minorHAnsi" w:cstheme="minorHAnsi"/>
-              <w:sz w:val="20"/>
-              <w:szCs w:val="20"/>
-            </w:rPr>
             <w:t>/</w:t>
           </w:r>
-          <w:r>
-            <w:rPr>
-              <w:rFonts w:cstheme="minorHAnsi"/>
-              <w:sz w:val="20"/>
-              <w:szCs w:val="20"/>
-            </w:rPr>
-            <w:fldChar w:fldCharType="begin"/>
-          </w:r>
-          <w:r>
-            <w:rPr>
-              <w:rFonts w:asciiTheme="minorHAnsi" w:hAnsiTheme="minorHAnsi" w:cstheme="minorHAnsi"/>
-              <w:sz w:val="20"/>
-              <w:szCs w:val="20"/>
-            </w:rPr>
-            <w:instrText xml:space="preserve"> NUMPAGES  \* MERGEFORMAT </w:instrText>
-          </w:r>
-          <w:r>
-            <w:rPr>
-              <w:rFonts w:cstheme="minorHAnsi"/>
-              <w:sz w:val="20"/>
-              <w:szCs w:val="20"/>
-            </w:rPr>
-            <w:fldChar w:fldCharType="separate"/>
-          </w:r>
-          <w:r>
-            <w:rPr>
-              <w:rFonts w:asciiTheme="minorHAnsi" w:hAnsiTheme="minorHAnsi" w:cstheme="minorHAnsi"/>
-              <w:noProof/>
-              <w:sz w:val="20"/>
-              <w:szCs w:val="20"/>
-            </w:rPr>
-            <w:t>2</w:t>
-          </w:r>
-          <w:r>
-            <w:rPr>
-              <w:rFonts w:cstheme="minorHAnsi"/>
-              <w:sz w:val="20"/>
-              <w:szCs w:val="20"/>
-            </w:rPr>
-            <w:fldChar w:fldCharType="end"/>
-          </w:r>
+          <w:fldSimple w:instr=" NUMPAGES  \* MERGEFORMAT ">
+            <w:r>
+              <w:rPr>
+                <w:noProof/>
+              </w:rPr>
+              <w:t>2</w:t>
+            </w:r>
+          </w:fldSimple>
         </w:p>
       </w:tc>
     </w:tr>
@@ -386,31 +276,19 @@
 <w:hdr xmlns:wpc="http://schemas.microsoft.com/office/word/2010/wordprocessingCanvas" xmlns:cx="http://schemas.microsoft.com/office/drawing/2014/chartex" xmlns:cx1="http://schemas.microsoft.com/office/drawing/2015/9/8/chartex" xmlns:cx2="http://schemas.microsoft.com/office/drawing/2015/10/21/chartex" xmlns:cx3="http://schemas.microsoft.com/office/drawing/2016/5/9/chartex" xmlns:cx4="http://schemas.microsoft.com/office/drawing/2016/5/10/chartex" xmlns:cx5="http://schemas.microsoft.com/office/drawing/2016/5/11/chartex" xmlns:cx6="http://schemas.microsoft.com/office/drawing/2016/5/12/chartex" xmlns:cx7="http://schemas.microsoft.com/office/drawing/2016/5/13/chartex" xmlns:cx8="http://schemas.microsoft.com/office/drawing/2016/5/14/chartex" xmlns:mc="http://schemas.openxmlformats.org/markup-compatibility/2006" xmlns:aink="http://schemas.microsoft.com/office/drawing/2016/ink" xmlns:am3d="http://schemas.microsoft.com/office/drawing/2017/model3d" xmlns:o="urn:schemas-microsoft-com:office:office" xmlns:oel="http://schemas.microsoft.com/office/2019/extlst" xmlns:r="http://schemas.openxmlformats.org/officeDocument/2006/relationships" xmlns:m="http://schemas.openxmlformats.org/officeDocument/2006/math" xmlns:v="urn:schemas-microsoft-com:vml" xmlns:wp14="http://schemas.microsoft.com/office/word/2010/wordprocessingDrawing" xmlns:wp="http://schemas.openxmlformats.org/drawingml/2006/wordprocessingDrawing" xmlns:w10="urn:schemas-microsoft-com:office:word" xmlns:w="http://schemas.openxmlformats.org/wordprocessingml/2006/main" xmlns:w14="http://schemas.microsoft.com/office/word/2010/wordml" xmlns:w15="http://schemas.microsoft.com/office/word/2012/wordml" xmlns:w16cex="http://schemas.microsoft.com/office/word/2018/wordml/cex" xmlns:w16cid="http://schemas.microsoft.com/office/word/2016/wordml/cid" xmlns:w16="http://schemas.microsoft.com/office/word/2018/wordml" xmlns:w16du="http://schemas.microsoft.com/office/word/2023/wordml/word16du" xmlns:w16sdtdh="http://schemas.microsoft.com/office/word/2020/wordml/sdtdatahash" xmlns:w16sdtfl="http://schemas.microsoft.com/office/word/2024/wordml/sdtformatlock" xmlns:w16se="http://schemas.microsoft.com/office/word/2015/wordml/symex" xmlns:wpg="http://schemas.microsoft.com/office/word/2010/wordprocessingGroup" xmlns:wpi="http://schemas.microsoft.com/office/word/2010/wordprocessingInk" xmlns:wne="http://schemas.microsoft.com/office/word/2006/wordml" xmlns:wps="http://schemas.microsoft.com/office/word/2010/wordprocessingShape" mc:Ignorable="w14 w15 w16se w16cid w16 w16cex w16sdtdh w16sdtfl w16du wp14">
   <w:tbl>
     <w:tblPr>
-      <w:tblStyle w:val="TableGrid3"/>
+      <w:tblStyle w:val="BCBlockTable"/>
+      <w:tblpPr w:leftFromText="180" w:rightFromText="180" w:vertAnchor="text" w:tblpY="1"/>
       <w:tblW w:w="5000" w:type="pct"/>
-      <w:tblBorders>
-        <w:top w:val="none" w:sz="0" w:space="0" w:color="auto"/>
-        <w:left w:val="none" w:sz="0" w:space="0" w:color="auto"/>
-        <w:bottom w:val="none" w:sz="0" w:space="0" w:color="auto"/>
-        <w:right w:val="none" w:sz="0" w:space="0" w:color="auto"/>
-        <w:insideH w:val="none" w:sz="0" w:space="0" w:color="auto"/>
-        <w:insideV w:val="none" w:sz="0" w:space="0" w:color="auto"/>
-      </w:tblBorders>
       <w:tblLayout w:type="fixed"/>
-      <w:tblCellMar>
-        <w:left w:w="0" w:type="dxa"/>
-        <w:right w:w="0" w:type="dxa"/>
-      </w:tblCellMar>
-      <w:tblLook w:val="04A0" w:firstRow="1" w:lastRow="0" w:firstColumn="1" w:lastColumn="0" w:noHBand="0" w:noVBand="1"/>
+      <w:tblLook w:val="0600" w:firstRow="0" w:lastRow="0" w:firstColumn="0" w:lastColumn="0" w:noHBand="1" w:noVBand="1"/>
     </w:tblPr>
     <w:tblGrid>
-      <w:gridCol w:w="6480"/>
-      <w:gridCol w:w="4015"/>
+      <w:gridCol w:w="5247"/>
+      <w:gridCol w:w="5248"/>
     </w:tblGrid>
     <w:tr>
       <w:trPr>
-        <w:cnfStyle w:val="100000000000" w:firstRow="1" w:lastRow="0" w:firstColumn="0" w:lastColumn="0" w:oddVBand="0" w:evenVBand="0" w:oddHBand="0" w:evenHBand="0" w:firstRowFirstColumn="0" w:firstRowLastColumn="0" w:lastRowFirstColumn="0" w:lastRowLastColumn="0"/>
-        <w:trHeight w:val="177"/>
+        <w:trHeight w:val="447"/>
       </w:trPr>
       <w:sdt>
         <w:sdtPr>
@@ -418,19 +296,21 @@
           <w:tag w:val="#BC:InsertDataItem,BCReportInformation/ReportMetadata/ReportCaption"/>
           <w:id w:val="855303547"/>
           <w:placeholder>
-            <w:docPart w:val="C12F980E567442AFA35386F1C88057B6"/>
+            <w:docPart w:val="332A1425E1ED4AD59662507B5EF1E0D9"/>
           </w:placeholder>
+          <w:dataBinding w:prefixMappings="&lt;xmlns:ns0='urn:microsoft-dynamics-nav/reports/Tenant_Report_Defaults/2000000001/' " w:xpath="/ns0:NavWordReportXmlPart[1]/ns0:BCReportInformation[1]/ns0:ReportMetadata[1]/ns0:ReportCaption[1]" w:storeItemID="{00000000-0000-0000-0000-000000000000}"/>
           <w15:color w:val="808080"/>
           <w:text/>
         </w:sdtPr>
         <w:sdtContent>
           <w:tc>
             <w:tcPr>
-              <w:tcW w:w="3087" w:type="pct"/>
+              <w:tcW w:w="2500" w:type="pct"/>
             </w:tcPr>
             <w:p>
               <w:pPr>
                 <w:pStyle w:val="Title"/>
+                <w:spacing w:before="120" w:after="0"/>
               </w:pPr>
               <w:r>
                 <w:t>Report Caption</w:t>
@@ -441,151 +321,72 @@
       </w:sdt>
       <w:tc>
         <w:tcPr>
-          <w:tcW w:w="1913" w:type="pct"/>
+          <w:tcW w:w="2500" w:type="pct"/>
         </w:tcPr>
         <w:sdt>
           <w:sdtPr>
-            <w:rPr>
-              <w:rFonts w:ascii="Segoe UI" w:hAnsi="Segoe UI" w:cs="Segoe UI"/>
-              <w:sz w:val="18"/>
-              <w:szCs w:val="18"/>
-            </w:rPr>
-            <w:id w:val="1769429093"/>
+            <w:id w:val="-1026089839"/>
             <w:docPartObj>
               <w:docPartGallery w:val="Page Numbers (Top of Page)"/>
               <w:docPartUnique/>
             </w:docPartObj>
           </w:sdtPr>
-          <w:sdtEndPr>
-            <w:rPr>
-              <w:color w:val="242424"/>
-            </w:rPr>
-          </w:sdtEndPr>
           <w:sdtContent>
             <w:p>
               <w:pPr>
-                <w:pStyle w:val="Subtitle"/>
-                <w:spacing w:before="60"/>
                 <w:jc w:val="right"/>
-                <w:rPr>
-                  <w:rFonts w:ascii="Segoe UI" w:hAnsi="Segoe UI" w:cs="Segoe UI"/>
-                  <w:sz w:val="18"/>
-                  <w:szCs w:val="18"/>
-                </w:rPr>
               </w:pPr>
               <w:r>
-                <w:rPr>
-                  <w:rFonts w:ascii="Segoe UI" w:hAnsi="Segoe UI" w:cs="Segoe UI"/>
-                  <w:sz w:val="18"/>
-                  <w:szCs w:val="18"/>
-                </w:rPr>
                 <w:fldChar w:fldCharType="begin"/>
               </w:r>
               <w:r>
-                <w:rPr>
-                  <w:rFonts w:ascii="Segoe UI" w:hAnsi="Segoe UI" w:cs="Segoe UI"/>
-                  <w:sz w:val="18"/>
-                  <w:szCs w:val="18"/>
-                </w:rPr>
                 <w:instrText xml:space="preserve"> PAGE </w:instrText>
               </w:r>
               <w:r>
-                <w:rPr>
-                  <w:rFonts w:ascii="Segoe UI" w:hAnsi="Segoe UI" w:cs="Segoe UI"/>
-                  <w:sz w:val="18"/>
-                  <w:szCs w:val="18"/>
-                </w:rPr>
                 <w:fldChar w:fldCharType="separate"/>
               </w:r>
               <w:r>
-                <w:rPr>
-                  <w:rFonts w:ascii="Segoe UI" w:hAnsi="Segoe UI" w:cs="Segoe UI"/>
-                  <w:sz w:val="18"/>
-                  <w:szCs w:val="18"/>
-                </w:rPr>
                 <w:t>1</w:t>
               </w:r>
               <w:r>
-                <w:rPr>
-                  <w:rFonts w:ascii="Segoe UI" w:hAnsi="Segoe UI" w:cs="Segoe UI"/>
-                  <w:sz w:val="18"/>
-                  <w:szCs w:val="18"/>
-                </w:rPr>
                 <w:fldChar w:fldCharType="end"/>
               </w:r>
               <w:r>
-                <w:rPr>
-                  <w:rFonts w:ascii="Segoe UI" w:hAnsi="Segoe UI" w:cs="Segoe UI"/>
-                  <w:sz w:val="18"/>
-                  <w:szCs w:val="18"/>
-                </w:rPr>
                 <w:t>/</w:t>
               </w:r>
-              <w:r>
-                <w:rPr>
-                  <w:rFonts w:ascii="Segoe UI" w:hAnsi="Segoe UI" w:cs="Segoe UI"/>
-                  <w:sz w:val="18"/>
-                  <w:szCs w:val="18"/>
-                </w:rPr>
-                <w:fldChar w:fldCharType="begin"/>
-              </w:r>
-              <w:r>
-                <w:rPr>
-                  <w:rFonts w:ascii="Segoe UI" w:hAnsi="Segoe UI" w:cs="Segoe UI"/>
-                  <w:sz w:val="18"/>
-                  <w:szCs w:val="18"/>
-                </w:rPr>
-                <w:instrText xml:space="preserve"> NUMPAGES </w:instrText>
-              </w:r>
-              <w:r>
-                <w:rPr>
-                  <w:rFonts w:ascii="Segoe UI" w:hAnsi="Segoe UI" w:cs="Segoe UI"/>
-                  <w:sz w:val="18"/>
-                  <w:szCs w:val="18"/>
-                </w:rPr>
-                <w:fldChar w:fldCharType="separate"/>
-              </w:r>
-              <w:r>
-                <w:rPr>
-                  <w:rFonts w:ascii="Segoe UI" w:hAnsi="Segoe UI" w:cs="Segoe UI"/>
-                  <w:sz w:val="18"/>
-                  <w:szCs w:val="18"/>
-                </w:rPr>
-                <w:t>2</w:t>
-              </w:r>
-              <w:r>
-                <w:rPr>
-                  <w:rFonts w:ascii="Segoe UI" w:hAnsi="Segoe UI" w:cs="Segoe UI"/>
-                  <w:sz w:val="18"/>
-                  <w:szCs w:val="18"/>
-                </w:rPr>
-                <w:fldChar w:fldCharType="end"/>
-              </w:r>
+              <w:fldSimple w:instr=" NUMPAGES ">
+                <w:r>
+                  <w:t>2</w:t>
+                </w:r>
+              </w:fldSimple>
             </w:p>
           </w:sdtContent>
         </w:sdt>
+        <w:p>
+          <w:pPr>
+            <w:jc w:val="right"/>
+          </w:pPr>
+        </w:p>
+        <w:p>
+          <w:pPr>
+            <w:jc w:val="right"/>
+          </w:pPr>
+        </w:p>
       </w:tc>
     </w:tr>
     <w:tr>
       <w:trPr>
-        <w:trHeight w:val="91"/>
+        <w:trHeight w:val="277"/>
       </w:trPr>
       <w:tc>
         <w:tcPr>
-          <w:tcW w:w="3087" w:type="pct"/>
-          <w:vMerge w:val="restart"/>
+          <w:tcW w:w="2500" w:type="pct"/>
         </w:tcPr>
         <w:p>
-          <w:pPr>
-            <w:pStyle w:val="Subtitle"/>
-          </w:pPr>
           <w:r>
             <w:fldChar w:fldCharType="begin"/>
           </w:r>
           <w:r>
-            <w:rPr>
-              <w:rFonts w:asciiTheme="minorHAnsi" w:hAnsiTheme="minorHAnsi"/>
-            </w:rPr>
             <w:instrText xml:space="preserve"> DATE \@ "dddd, d MMMM yyyy" </w:instrText>
           </w:r>
           <w:r>
@@ -595,12 +396,50 @@
             <w:rPr>
               <w:noProof/>
             </w:rPr>
-            <w:t>Monday, 31 August 2026</w:t>
+            <w:t>Thursday, 10 September 2026</w:t>
           </w:r>
           <w:r>
             <w:fldChar w:fldCharType="end"/>
           </w:r>
         </w:p>
+      </w:tc>
+      <w:tc>
+        <w:tcPr>
+          <w:tcW w:w="2500" w:type="pct"/>
+        </w:tcPr>
+        <w:p>
+          <w:pPr>
+            <w:jc w:val="right"/>
+          </w:pPr>
+          <w:sdt>
+            <w:sdtPr>
+              <w:alias w:val="CompanyName"/>
+              <w:tag w:val="#BC:InsertDataItem,BCReportInformation/ReportRequest/CompanyName"/>
+              <w:id w:val="-1919002657"/>
+              <w:placeholder>
+                <w:docPart w:val="845DFA79A6BE48AC8F6FC842B3542E39"/>
+              </w:placeholder>
+              <w:dataBinding w:prefixMappings="&lt;xmlns:ns0='urn:microsoft-dynamics-nav/reports/Tenant_Report_Defaults/2000000001/' " w:xpath="/ns0:NavWordReportXmlPart[1]/ns0:BCReportInformation[1]/ns0:ReportRequest[1]/ns0:CompanyName[1]" w:storeItemID="{00000000-0000-0000-0000-000000000000}"/>
+              <w15:color w:val="808080"/>
+              <w:text/>
+            </w:sdtPr>
+            <w:sdtContent>
+              <w:r>
+                <w:t>Cronus</w:t>
+              </w:r>
+            </w:sdtContent>
+          </w:sdt>
+        </w:p>
+      </w:tc>
+    </w:tr>
+    <w:tr>
+      <w:trPr>
+        <w:trHeight w:val="277"/>
+      </w:trPr>
+      <w:tc>
+        <w:tcPr>
+          <w:tcW w:w="2500" w:type="pct"/>
+        </w:tcPr>
         <w:p>
           <w:pPr>
             <w:rPr>
@@ -613,93 +452,30 @@
       </w:tc>
       <w:tc>
         <w:tcPr>
-          <w:tcW w:w="1913" w:type="pct"/>
+          <w:tcW w:w="2500" w:type="pct"/>
         </w:tcPr>
         <w:p>
           <w:pPr>
             <w:jc w:val="right"/>
-            <w:rPr>
-              <w:rFonts w:eastAsia="Aptos"/>
-            </w:rPr>
           </w:pPr>
           <w:sdt>
             <w:sdtPr>
-              <w:rPr>
-                <w:rFonts w:eastAsia="Aptos"/>
-              </w:rPr>
-              <w:alias w:val="CompanyName"/>
-              <w:tag w:val="#BC:InsertDataItem,BCReportInformation/ReportRequest/CompanyName"/>
-              <w:id w:val="1428309918"/>
+              <w:alias w:val="UserName"/>
+              <w:tag w:val="#BC:InsertDataItem,BCReportInformation/ReportRequest/UserName"/>
+              <w:id w:val="70089344"/>
               <w:placeholder>
-                <w:docPart w:val="598DD48DBA50438485699B62C5242517"/>
+                <w:docPart w:val="C7F3348364524B18AA76FADCB33060CD"/>
               </w:placeholder>
+              <w:dataBinding w:prefixMappings="&lt;xmlns:ns0='urn:microsoft-dynamics-nav/reports/Tenant_Report_Defaults/2000000001/' " w:xpath="/ns0:NavWordReportXmlPart[1]/ns0:BCReportInformation[1]/ns0:ReportRequest[1]/ns0:UserName[1]" w:storeItemID="{00000000-0000-0000-0000-000000000000}"/>
               <w15:color w:val="808080"/>
               <w:text/>
             </w:sdtPr>
             <w:sdtContent>
+              <w:proofErr w:type="spellStart"/>
               <w:r>
-                <w:rPr>
-                  <w:rFonts w:asciiTheme="minorHAnsi" w:eastAsia="Aptos" w:hAnsiTheme="minorHAnsi"/>
-                </w:rPr>
-                <w:t>Cronus</w:t>
-              </w:r>
-            </w:sdtContent>
-          </w:sdt>
-        </w:p>
-      </w:tc>
-    </w:tr>
-    <w:tr>
-      <w:trPr>
-        <w:trHeight w:val="80"/>
-      </w:trPr>
-      <w:tc>
-        <w:tcPr>
-          <w:tcW w:w="3087" w:type="pct"/>
-          <w:vMerge/>
-        </w:tcPr>
-        <w:p>
-          <w:pPr>
-            <w:jc w:val="right"/>
-            <w:rPr>
-              <w:rFonts w:cstheme="minorHAnsi"/>
-              <w:sz w:val="18"/>
-              <w:szCs w:val="18"/>
-            </w:rPr>
-          </w:pPr>
-        </w:p>
-      </w:tc>
-      <w:tc>
-        <w:tcPr>
-          <w:tcW w:w="1913" w:type="pct"/>
-        </w:tcPr>
-        <w:p>
-          <w:pPr>
-            <w:jc w:val="right"/>
-            <w:rPr>
-              <w:rFonts w:eastAsia="Aptos"/>
-            </w:rPr>
-          </w:pPr>
-          <w:sdt>
-            <w:sdtPr>
-              <w:rPr>
-                <w:rFonts w:eastAsia="Aptos"/>
-              </w:rPr>
-              <w:alias w:val="UserName"/>
-              <w:tag w:val="#BC:InsertDataItem,BCReportInformation/ReportRequest/UserName"/>
-              <w:id w:val="-1820256576"/>
-              <w:placeholder>
-                <w:docPart w:val="573506B8F5A7424CB91DC30CA19350B3"/>
-              </w:placeholder>
-              <w15:color w:val="808080"/>
-              <w:text/>
-            </w:sdtPr>
-            <w:sdtContent>
-              <w:r>
-                <w:rPr>
-                  <w:rFonts w:asciiTheme="minorHAnsi" w:eastAsia="Aptos" w:hAnsiTheme="minorHAnsi"/>
-                </w:rPr>
                 <w:t>UserName</w:t>
               </w:r>
+              <w:proofErr w:type="spellEnd"/>
             </w:sdtContent>
           </w:sdt>
         </w:p>
@@ -2034,14 +1810,15 @@
   <w:style w:type="paragraph" w:default="1" w:styleId="Normal">
     <w:name w:val="Normal"/>
     <w:qFormat/>
-    <w:rsid w:val="0087426E"/>
+    <w:rsid w:val="00254A5E"/>
     <w:pPr>
       <w:spacing w:line="278" w:lineRule="auto"/>
     </w:pPr>
     <w:rPr>
-      <w:kern w:val="2"/>
-      <w:sz w:val="24"/>
-      <w:szCs w:val="24"/>
+      <w:color w:val="4D614C" w:themeColor="text1"/>
+      <w:kern w:val="2"/>
+      <w:sz w:val="16"/>
+      <w:szCs w:val="16"/>
       <w14:ligatures w14:val="standardContextual"/>
     </w:rPr>
   </w:style>
@@ -2052,7 +1829,7 @@
     <w:link w:val="Heading1Char"/>
     <w:uiPriority w:val="9"/>
     <w:qFormat/>
-    <w:rsid w:val="00412A26"/>
+    <w:rsid w:val="00254A5E"/>
     <w:pPr>
       <w:keepNext/>
       <w:keepLines/>
@@ -2073,7 +1850,7 @@
     <w:uiPriority w:val="9"/>
     <w:unhideWhenUsed/>
     <w:qFormat/>
-    <w:rsid w:val="00412A26"/>
+    <w:rsid w:val="00254A5E"/>
     <w:pPr>
       <w:keepNext/>
       <w:keepLines/>
@@ -2094,7 +1871,7 @@
     <w:uiPriority w:val="9"/>
     <w:unhideWhenUsed/>
     <w:qFormat/>
-    <w:rsid w:val="00412A26"/>
+    <w:rsid w:val="00254A5E"/>
     <w:pPr>
       <w:outlineLvl w:val="2"/>
     </w:pPr>
@@ -2110,7 +1887,7 @@
     <w:uiPriority w:val="9"/>
     <w:unhideWhenUsed/>
     <w:qFormat/>
-    <w:rsid w:val="00412A26"/>
+    <w:rsid w:val="00254A5E"/>
     <w:pPr>
       <w:keepNext/>
       <w:keepLines/>
@@ -2131,7 +1908,7 @@
     <w:uiPriority w:val="9"/>
     <w:unhideWhenUsed/>
     <w:qFormat/>
-    <w:rsid w:val="00412A26"/>
+    <w:rsid w:val="00254A5E"/>
     <w:pPr>
       <w:keepNext/>
       <w:keepLines/>
@@ -2151,7 +1928,7 @@
     <w:uiPriority w:val="9"/>
     <w:unhideWhenUsed/>
     <w:qFormat/>
-    <w:rsid w:val="00412A26"/>
+    <w:rsid w:val="00254A5E"/>
     <w:pPr>
       <w:keepNext/>
       <w:keepLines/>
@@ -2173,7 +1950,7 @@
     <w:uiPriority w:val="9"/>
     <w:unhideWhenUsed/>
     <w:qFormat/>
-    <w:rsid w:val="00412A26"/>
+    <w:rsid w:val="00254A5E"/>
     <w:pPr>
       <w:keepNext/>
       <w:keepLines/>
@@ -2193,7 +1970,7 @@
     <w:uiPriority w:val="9"/>
     <w:unhideWhenUsed/>
     <w:qFormat/>
-    <w:rsid w:val="00412A26"/>
+    <w:rsid w:val="00254A5E"/>
     <w:pPr>
       <w:keepNext/>
       <w:keepLines/>
@@ -2215,7 +1992,7 @@
     <w:uiPriority w:val="9"/>
     <w:unhideWhenUsed/>
     <w:qFormat/>
-    <w:rsid w:val="00412A26"/>
+    <w:rsid w:val="00254A5E"/>
     <w:pPr>
       <w:keepNext/>
       <w:keepLines/>
@@ -2232,7 +2009,7 @@
     <w:uiPriority w:val="1"/>
     <w:semiHidden/>
     <w:unhideWhenUsed/>
-    <w:rsid w:val="0087426E"/>
+    <w:rsid w:val="00254A5E"/>
   </w:style>
   <w:style w:type="table" w:default="1" w:styleId="TableNormal">
     <w:name w:val="Normal Table"/>
@@ -2254,14 +2031,14 @@
     <w:uiPriority w:val="99"/>
     <w:semiHidden/>
     <w:unhideWhenUsed/>
-    <w:rsid w:val="0087426E"/>
+    <w:rsid w:val="00254A5E"/>
   </w:style>
   <w:style w:type="table" w:styleId="TableGrid">
     <w:name w:val="Table Grid"/>
     <w:aliases w:val="Default,BC THEME v.2"/>
     <w:basedOn w:val="TableNormal"/>
     <w:uiPriority w:val="39"/>
-    <w:rsid w:val="00412A26"/>
+    <w:rsid w:val="00254A5E"/>
     <w:pPr>
       <w:spacing w:after="0" w:line="240" w:lineRule="auto"/>
     </w:pPr>
@@ -2288,7 +2065,7 @@
     <w:link w:val="FooterChar"/>
     <w:uiPriority w:val="99"/>
     <w:unhideWhenUsed/>
-    <w:rsid w:val="00412A26"/>
+    <w:rsid w:val="00254A5E"/>
     <w:pPr>
       <w:tabs>
         <w:tab w:val="center" w:pos="4513"/>
@@ -2302,7 +2079,7 @@
     <w:basedOn w:val="DefaultParagraphFont"/>
     <w:link w:val="Footer"/>
     <w:uiPriority w:val="99"/>
-    <w:rsid w:val="00412A26"/>
+    <w:rsid w:val="00254A5E"/>
     <w:rPr>
       <w:color w:val="4D614C" w:themeColor="text1"/>
       <w:kern w:val="2"/>
@@ -2316,7 +2093,7 @@
     <w:basedOn w:val="SubtitleChar"/>
     <w:uiPriority w:val="22"/>
     <w:qFormat/>
-    <w:rsid w:val="00412A26"/>
+    <w:rsid w:val="00254A5E"/>
     <w:rPr>
       <w:rFonts w:asciiTheme="majorHAnsi" w:eastAsiaTheme="majorEastAsia" w:hAnsiTheme="majorHAnsi" w:cstheme="majorBidi"/>
       <w:i w:val="0"/>
@@ -2339,7 +2116,7 @@
     <w:link w:val="HeaderChar"/>
     <w:uiPriority w:val="99"/>
     <w:unhideWhenUsed/>
-    <w:rsid w:val="00412A26"/>
+    <w:rsid w:val="00254A5E"/>
     <w:pPr>
       <w:tabs>
         <w:tab w:val="center" w:pos="4513"/>
@@ -2353,7 +2130,7 @@
     <w:basedOn w:val="DefaultParagraphFont"/>
     <w:link w:val="Header"/>
     <w:uiPriority w:val="99"/>
-    <w:rsid w:val="00412A26"/>
+    <w:rsid w:val="00254A5E"/>
     <w:rPr>
       <w:color w:val="4D614C" w:themeColor="text1"/>
       <w:kern w:val="2"/>
@@ -2367,7 +2144,7 @@
     <w:basedOn w:val="DefaultParagraphFont"/>
     <w:uiPriority w:val="99"/>
     <w:semiHidden/>
-    <w:rsid w:val="00412A26"/>
+    <w:rsid w:val="00254A5E"/>
     <w:rPr>
       <w:color w:val="666666"/>
       <w:sz w:val="16"/>
@@ -2377,7 +2154,7 @@
     <w:name w:val="Grid Table Light"/>
     <w:basedOn w:val="TableNormal"/>
     <w:uiPriority w:val="40"/>
-    <w:rsid w:val="00412A26"/>
+    <w:rsid w:val="00254A5E"/>
     <w:pPr>
       <w:spacing w:after="0" w:line="240" w:lineRule="auto"/>
     </w:pPr>
@@ -2402,7 +2179,7 @@
     <w:name w:val="No Spacing"/>
     <w:uiPriority w:val="1"/>
     <w:qFormat/>
-    <w:rsid w:val="00412A26"/>
+    <w:rsid w:val="00254A5E"/>
     <w:pPr>
       <w:spacing w:after="0" w:line="240" w:lineRule="auto"/>
     </w:pPr>
@@ -2419,7 +2196,7 @@
     <w:basedOn w:val="DefaultParagraphFont"/>
     <w:link w:val="Heading1"/>
     <w:uiPriority w:val="9"/>
-    <w:rsid w:val="00412A26"/>
+    <w:rsid w:val="00254A5E"/>
     <w:rPr>
       <w:rFonts w:asciiTheme="majorHAnsi" w:eastAsiaTheme="majorEastAsia" w:hAnsiTheme="majorHAnsi" w:cstheme="majorBidi"/>
       <w:b/>
@@ -2437,7 +2214,7 @@
     <w:link w:val="TitleChar"/>
     <w:uiPriority w:val="10"/>
     <w:qFormat/>
-    <w:rsid w:val="00412A26"/>
+    <w:rsid w:val="00254A5E"/>
     <w:pPr>
       <w:spacing w:before="360" w:after="80"/>
       <w:contextualSpacing/>
@@ -2455,7 +2232,7 @@
     <w:basedOn w:val="DefaultParagraphFont"/>
     <w:link w:val="Title"/>
     <w:uiPriority w:val="10"/>
-    <w:rsid w:val="00412A26"/>
+    <w:rsid w:val="00254A5E"/>
     <w:rPr>
       <w:rFonts w:asciiTheme="majorHAnsi" w:eastAsiaTheme="majorEastAsia" w:hAnsiTheme="majorHAnsi" w:cstheme="majorBidi"/>
       <w:color w:val="4D614C" w:themeColor="text1"/>
@@ -2473,7 +2250,7 @@
     <w:link w:val="SubtitleChar"/>
     <w:uiPriority w:val="11"/>
     <w:qFormat/>
-    <w:rsid w:val="00412A26"/>
+    <w:rsid w:val="00254A5E"/>
     <w:pPr>
       <w:numPr>
         <w:ilvl w:val="1"/>
@@ -2489,7 +2266,7 @@
     <w:basedOn w:val="DefaultParagraphFont"/>
     <w:link w:val="Subtitle"/>
     <w:uiPriority w:val="11"/>
-    <w:rsid w:val="00412A26"/>
+    <w:rsid w:val="00254A5E"/>
     <w:rPr>
       <w:rFonts w:eastAsiaTheme="majorEastAsia" w:cstheme="majorBidi"/>
       <w:color w:val="4D614C" w:themeColor="text1"/>
@@ -2504,7 +2281,7 @@
     <w:basedOn w:val="DefaultParagraphFont"/>
     <w:link w:val="Heading2"/>
     <w:uiPriority w:val="9"/>
-    <w:rsid w:val="00412A26"/>
+    <w:rsid w:val="00254A5E"/>
     <w:rPr>
       <w:rFonts w:asciiTheme="majorHAnsi" w:eastAsiaTheme="majorEastAsia" w:hAnsiTheme="majorHAnsi" w:cstheme="majorBidi"/>
       <w:b/>
@@ -2520,7 +2297,7 @@
     <w:basedOn w:val="DefaultParagraphFont"/>
     <w:link w:val="Heading3"/>
     <w:uiPriority w:val="9"/>
-    <w:rsid w:val="00412A26"/>
+    <w:rsid w:val="00254A5E"/>
     <w:rPr>
       <w:rFonts w:asciiTheme="majorHAnsi" w:eastAsiaTheme="majorEastAsia" w:hAnsiTheme="majorHAnsi" w:cstheme="majorBidi"/>
       <w:b/>
@@ -2538,7 +2315,7 @@
     <w:uiPriority w:val="99"/>
     <w:semiHidden/>
     <w:unhideWhenUsed/>
-    <w:rsid w:val="00412A26"/>
+    <w:rsid w:val="00254A5E"/>
     <w:pPr>
       <w:spacing w:after="0" w:line="240" w:lineRule="auto"/>
       <w:ind w:left="4320"/>
@@ -2550,7 +2327,7 @@
     <w:link w:val="Closing"/>
     <w:uiPriority w:val="99"/>
     <w:semiHidden/>
-    <w:rsid w:val="00412A26"/>
+    <w:rsid w:val="00254A5E"/>
     <w:rPr>
       <w:color w:val="4D614C" w:themeColor="text1"/>
       <w:kern w:val="2"/>
@@ -2777,7 +2554,7 @@
     <w:basedOn w:val="DefaultParagraphFont"/>
     <w:link w:val="Heading4"/>
     <w:uiPriority w:val="9"/>
-    <w:rsid w:val="00412A26"/>
+    <w:rsid w:val="00254A5E"/>
     <w:rPr>
       <w:rFonts w:asciiTheme="majorHAnsi" w:eastAsiaTheme="majorEastAsia" w:hAnsiTheme="majorHAnsi" w:cstheme="majorBidi"/>
       <w:i/>
@@ -2794,7 +2571,7 @@
     <w:basedOn w:val="DefaultParagraphFont"/>
     <w:link w:val="Heading5"/>
     <w:uiPriority w:val="9"/>
-    <w:rsid w:val="00412A26"/>
+    <w:rsid w:val="00254A5E"/>
     <w:rPr>
       <w:rFonts w:eastAsiaTheme="majorEastAsia" w:cstheme="majorBidi"/>
       <w:color w:val="394839" w:themeColor="accent1" w:themeShade="BF"/>
@@ -2809,7 +2586,7 @@
     <w:basedOn w:val="DefaultParagraphFont"/>
     <w:link w:val="Heading6"/>
     <w:uiPriority w:val="9"/>
-    <w:rsid w:val="00412A26"/>
+    <w:rsid w:val="00254A5E"/>
     <w:rPr>
       <w:rFonts w:eastAsiaTheme="majorEastAsia" w:cstheme="majorBidi"/>
       <w:i/>
@@ -2826,7 +2603,7 @@
     <w:basedOn w:val="DefaultParagraphFont"/>
     <w:link w:val="Heading7"/>
     <w:uiPriority w:val="9"/>
-    <w:rsid w:val="00412A26"/>
+    <w:rsid w:val="00254A5E"/>
     <w:rPr>
       <w:rFonts w:eastAsiaTheme="majorEastAsia" w:cstheme="majorBidi"/>
       <w:color w:val="859E83" w:themeColor="text1" w:themeTint="A6"/>
@@ -2841,7 +2618,7 @@
     <w:basedOn w:val="DefaultParagraphFont"/>
     <w:link w:val="Heading8"/>
     <w:uiPriority w:val="9"/>
-    <w:rsid w:val="00412A26"/>
+    <w:rsid w:val="00254A5E"/>
     <w:rPr>
       <w:rFonts w:eastAsiaTheme="majorEastAsia" w:cstheme="majorBidi"/>
       <w:i/>
@@ -2858,7 +2635,7 @@
     <w:basedOn w:val="DefaultParagraphFont"/>
     <w:link w:val="Heading9"/>
     <w:uiPriority w:val="9"/>
-    <w:rsid w:val="00412A26"/>
+    <w:rsid w:val="00254A5E"/>
     <w:rPr>
       <w:rFonts w:eastAsiaTheme="majorEastAsia" w:cstheme="majorBidi"/>
       <w:color w:val="637D62" w:themeColor="text1" w:themeTint="D8"/>
@@ -2874,7 +2651,7 @@
     <w:link w:val="QuoteChar"/>
     <w:uiPriority w:val="29"/>
     <w:qFormat/>
-    <w:rsid w:val="00412A26"/>
+    <w:rsid w:val="00254A5E"/>
     <w:pPr>
       <w:spacing w:before="160" w:line="278" w:lineRule="auto"/>
     </w:pPr>
@@ -2893,7 +2670,7 @@
     <w:basedOn w:val="DefaultParagraphFont"/>
     <w:link w:val="Quote"/>
     <w:uiPriority w:val="29"/>
-    <w:rsid w:val="00412A26"/>
+    <w:rsid w:val="00254A5E"/>
     <w:rPr>
       <w:i/>
       <w:iCs/>
@@ -2909,7 +2686,7 @@
     <w:basedOn w:val="Normal"/>
     <w:uiPriority w:val="34"/>
     <w:qFormat/>
-    <w:rsid w:val="00412A26"/>
+    <w:rsid w:val="00254A5E"/>
     <w:pPr>
       <w:contextualSpacing/>
     </w:pPr>
@@ -2919,7 +2696,7 @@
     <w:basedOn w:val="SubtitleChar"/>
     <w:uiPriority w:val="21"/>
     <w:qFormat/>
-    <w:rsid w:val="00412A26"/>
+    <w:rsid w:val="00254A5E"/>
     <w:rPr>
       <w:rFonts w:eastAsiaTheme="majorEastAsia" w:cstheme="majorBidi"/>
       <w:i w:val="0"/>
@@ -2943,7 +2720,7 @@
     <w:next w:val="Normal"/>
     <w:link w:val="IntenseQuoteChar"/>
     <w:uiPriority w:val="30"/>
-    <w:rsid w:val="00412A26"/>
+    <w:rsid w:val="00254A5E"/>
     <w:pPr>
       <w:pBdr>
         <w:top w:val="single" w:sz="4" w:space="10" w:color="394839" w:themeColor="accent1" w:themeShade="BF"/>
@@ -2964,7 +2741,7 @@
     <w:basedOn w:val="DefaultParagraphFont"/>
     <w:link w:val="IntenseQuote"/>
     <w:uiPriority w:val="30"/>
-    <w:rsid w:val="00412A26"/>
+    <w:rsid w:val="00254A5E"/>
     <w:rPr>
       <w:i/>
       <w:iCs/>
@@ -2979,7 +2756,7 @@
     <w:name w:val="Intense Reference"/>
     <w:basedOn w:val="DefaultParagraphFont"/>
     <w:uiPriority w:val="32"/>
-    <w:rsid w:val="00412A26"/>
+    <w:rsid w:val="00254A5E"/>
     <w:rPr>
       <w:b/>
       <w:bCs/>
@@ -2994,7 +2771,7 @@
     <w:basedOn w:val="SubtitleChar"/>
     <w:uiPriority w:val="20"/>
     <w:qFormat/>
-    <w:rsid w:val="00412A26"/>
+    <w:rsid w:val="00254A5E"/>
     <w:rPr>
       <w:rFonts w:eastAsiaTheme="majorEastAsia" w:cstheme="majorBidi"/>
       <w:b w:val="0"/>
@@ -3018,7 +2795,7 @@
     <w:basedOn w:val="SubtitleChar"/>
     <w:uiPriority w:val="19"/>
     <w:qFormat/>
-    <w:rsid w:val="00412A26"/>
+    <w:rsid w:val="00254A5E"/>
     <w:rPr>
       <w:rFonts w:eastAsiaTheme="majorEastAsia" w:cstheme="majorBidi"/>
       <w:i w:val="0"/>
@@ -3040,7 +2817,7 @@
     <w:name w:val="Subtle Reference"/>
     <w:basedOn w:val="DefaultParagraphFont"/>
     <w:uiPriority w:val="31"/>
-    <w:rsid w:val="00412A26"/>
+    <w:rsid w:val="00254A5E"/>
     <w:rPr>
       <w:smallCaps/>
       <w:color w:val="859F84" w:themeColor="text1" w:themeTint="A5"/>
@@ -3052,7 +2829,7 @@
     <w:basedOn w:val="SubtitleChar"/>
     <w:uiPriority w:val="33"/>
     <w:qFormat/>
-    <w:rsid w:val="00412A26"/>
+    <w:rsid w:val="00254A5E"/>
     <w:rPr>
       <w:rFonts w:eastAsiaTheme="majorEastAsia" w:cstheme="majorBidi"/>
       <w:b w:val="0"/>
@@ -3077,7 +2854,7 @@
     <w:name w:val="List Table 1 Light Accent 2"/>
     <w:basedOn w:val="TableNormal"/>
     <w:uiPriority w:val="46"/>
-    <w:rsid w:val="00412A26"/>
+    <w:rsid w:val="00254A5E"/>
     <w:pPr>
       <w:spacing w:after="0" w:line="240" w:lineRule="auto"/>
     </w:pPr>
@@ -3144,7 +2921,7 @@
     <w:name w:val="List Table 1 Light Accent 1"/>
     <w:basedOn w:val="TableNormal"/>
     <w:uiPriority w:val="46"/>
-    <w:rsid w:val="00412A26"/>
+    <w:rsid w:val="00254A5E"/>
     <w:pPr>
       <w:spacing w:after="0" w:line="240" w:lineRule="auto"/>
     </w:pPr>
@@ -3213,7 +2990,7 @@
     <w:uiPriority w:val="99"/>
     <w:semiHidden/>
     <w:unhideWhenUsed/>
-    <w:rsid w:val="00412A26"/>
+    <w:rsid w:val="00254A5E"/>
     <w:pPr>
       <w:numPr>
         <w:numId w:val="1"/>
@@ -3226,7 +3003,7 @@
     <w:uiPriority w:val="99"/>
     <w:semiHidden/>
     <w:unhideWhenUsed/>
-    <w:rsid w:val="00412A26"/>
+    <w:rsid w:val="00254A5E"/>
     <w:pPr>
       <w:numPr>
         <w:numId w:val="2"/>
@@ -3239,7 +3016,7 @@
     <w:uiPriority w:val="99"/>
     <w:semiHidden/>
     <w:unhideWhenUsed/>
-    <w:rsid w:val="00412A26"/>
+    <w:rsid w:val="00254A5E"/>
     <w:pPr>
       <w:numPr>
         <w:numId w:val="3"/>
@@ -3253,7 +3030,7 @@
     <w:uiPriority w:val="99"/>
     <w:semiHidden/>
     <w:unhideWhenUsed/>
-    <w:rsid w:val="00412A26"/>
+    <w:rsid w:val="00254A5E"/>
     <w:pPr>
       <w:spacing w:after="0" w:line="240" w:lineRule="auto"/>
     </w:pPr>
@@ -3267,7 +3044,7 @@
     <w:link w:val="BalloonText"/>
     <w:uiPriority w:val="99"/>
     <w:semiHidden/>
-    <w:rsid w:val="00412A26"/>
+    <w:rsid w:val="00254A5E"/>
     <w:rPr>
       <w:color w:val="4D614C" w:themeColor="text1"/>
       <w:kern w:val="2"/>
@@ -3283,7 +3060,7 @@
     <w:uiPriority w:val="37"/>
     <w:semiHidden/>
     <w:unhideWhenUsed/>
-    <w:rsid w:val="00412A26"/>
+    <w:rsid w:val="00254A5E"/>
   </w:style>
   <w:style w:type="paragraph" w:styleId="BlockText">
     <w:name w:val="Block Text"/>
@@ -3291,7 +3068,7 @@
     <w:uiPriority w:val="99"/>
     <w:semiHidden/>
     <w:unhideWhenUsed/>
-    <w:rsid w:val="00412A26"/>
+    <w:rsid w:val="00254A5E"/>
     <w:pPr>
       <w:pBdr>
         <w:top w:val="single" w:sz="2" w:space="10" w:color="4D614C" w:themeColor="accent1"/>
@@ -3315,7 +3092,7 @@
     <w:uiPriority w:val="99"/>
     <w:semiHidden/>
     <w:unhideWhenUsed/>
-    <w:rsid w:val="00412A26"/>
+    <w:rsid w:val="00254A5E"/>
     <w:pPr>
       <w:spacing w:after="120"/>
     </w:pPr>
@@ -3326,7 +3103,7 @@
     <w:link w:val="BodyText"/>
     <w:uiPriority w:val="99"/>
     <w:semiHidden/>
-    <w:rsid w:val="00412A26"/>
+    <w:rsid w:val="00254A5E"/>
     <w:rPr>
       <w:color w:val="4D614C" w:themeColor="text1"/>
       <w:kern w:val="2"/>
@@ -3342,7 +3119,7 @@
     <w:uiPriority w:val="99"/>
     <w:semiHidden/>
     <w:unhideWhenUsed/>
-    <w:rsid w:val="00412A26"/>
+    <w:rsid w:val="00254A5E"/>
     <w:pPr>
       <w:spacing w:after="120" w:line="480" w:lineRule="auto"/>
     </w:pPr>
@@ -3353,7 +3130,7 @@
     <w:link w:val="BodyText2"/>
     <w:uiPriority w:val="99"/>
     <w:semiHidden/>
-    <w:rsid w:val="00412A26"/>
+    <w:rsid w:val="00254A5E"/>
     <w:rPr>
       <w:color w:val="4D614C" w:themeColor="text1"/>
       <w:kern w:val="2"/>
@@ -3369,7 +3146,7 @@
     <w:uiPriority w:val="99"/>
     <w:semiHidden/>
     <w:unhideWhenUsed/>
-    <w:rsid w:val="00412A26"/>
+    <w:rsid w:val="00254A5E"/>
     <w:pPr>
       <w:spacing w:after="120"/>
     </w:pPr>
@@ -3380,7 +3157,7 @@
     <w:link w:val="BodyText3"/>
     <w:uiPriority w:val="99"/>
     <w:semiHidden/>
-    <w:rsid w:val="00412A26"/>
+    <w:rsid w:val="00254A5E"/>
     <w:rPr>
       <w:color w:val="4D614C" w:themeColor="text1"/>
       <w:kern w:val="2"/>
@@ -3396,7 +3173,7 @@
     <w:uiPriority w:val="99"/>
     <w:semiHidden/>
     <w:unhideWhenUsed/>
-    <w:rsid w:val="00412A26"/>
+    <w:rsid w:val="00254A5E"/>
     <w:pPr>
       <w:spacing w:after="160"/>
       <w:ind w:firstLine="360"/>
@@ -3408,7 +3185,7 @@
     <w:link w:val="BodyTextFirstIndent"/>
     <w:uiPriority w:val="99"/>
     <w:semiHidden/>
-    <w:rsid w:val="00412A26"/>
+    <w:rsid w:val="00254A5E"/>
     <w:rPr>
       <w:color w:val="4D614C" w:themeColor="text1"/>
       <w:kern w:val="2"/>
@@ -3424,7 +3201,7 @@
     <w:uiPriority w:val="99"/>
     <w:semiHidden/>
     <w:unhideWhenUsed/>
-    <w:rsid w:val="00412A26"/>
+    <w:rsid w:val="00254A5E"/>
     <w:pPr>
       <w:spacing w:after="120"/>
       <w:ind w:left="360"/>
@@ -3436,7 +3213,7 @@
     <w:link w:val="BodyTextIndent"/>
     <w:uiPriority w:val="99"/>
     <w:semiHidden/>
-    <w:rsid w:val="00412A26"/>
+    <w:rsid w:val="00254A5E"/>
     <w:rPr>
       <w:color w:val="4D614C" w:themeColor="text1"/>
       <w:kern w:val="2"/>
@@ -3452,7 +3229,7 @@
     <w:uiPriority w:val="99"/>
     <w:semiHidden/>
     <w:unhideWhenUsed/>
-    <w:rsid w:val="00412A26"/>
+    <w:rsid w:val="00254A5E"/>
     <w:pPr>
       <w:spacing w:after="160"/>
       <w:ind w:firstLine="360"/>
@@ -3464,7 +3241,7 @@
     <w:link w:val="BodyTextFirstIndent2"/>
     <w:uiPriority w:val="99"/>
     <w:semiHidden/>
-    <w:rsid w:val="00412A26"/>
+    <w:rsid w:val="00254A5E"/>
     <w:rPr>
       <w:color w:val="4D614C" w:themeColor="text1"/>
       <w:kern w:val="2"/>
@@ -3480,7 +3257,7 @@
     <w:uiPriority w:val="99"/>
     <w:semiHidden/>
     <w:unhideWhenUsed/>
-    <w:rsid w:val="00412A26"/>
+    <w:rsid w:val="00254A5E"/>
     <w:pPr>
       <w:spacing w:after="120" w:line="480" w:lineRule="auto"/>
       <w:ind w:left="360"/>
@@ -3492,7 +3269,7 @@
     <w:link w:val="BodyTextIndent2"/>
     <w:uiPriority w:val="99"/>
     <w:semiHidden/>
-    <w:rsid w:val="00412A26"/>
+    <w:rsid w:val="00254A5E"/>
     <w:rPr>
       <w:color w:val="4D614C" w:themeColor="text1"/>
       <w:kern w:val="2"/>
@@ -3508,7 +3285,7 @@
     <w:uiPriority w:val="99"/>
     <w:semiHidden/>
     <w:unhideWhenUsed/>
-    <w:rsid w:val="00412A26"/>
+    <w:rsid w:val="00254A5E"/>
     <w:pPr>
       <w:spacing w:after="120"/>
       <w:ind w:left="360"/>
@@ -3520,7 +3297,7 @@
     <w:link w:val="BodyTextIndent3"/>
     <w:uiPriority w:val="99"/>
     <w:semiHidden/>
-    <w:rsid w:val="00412A26"/>
+    <w:rsid w:val="00254A5E"/>
     <w:rPr>
       <w:color w:val="4D614C" w:themeColor="text1"/>
       <w:kern w:val="2"/>
@@ -3537,7 +3314,7 @@
     <w:semiHidden/>
     <w:unhideWhenUsed/>
     <w:qFormat/>
-    <w:rsid w:val="00412A26"/>
+    <w:rsid w:val="00254A5E"/>
     <w:pPr>
       <w:spacing w:after="200" w:line="240" w:lineRule="auto"/>
     </w:pPr>
@@ -3554,7 +3331,7 @@
     <w:uiPriority w:val="73"/>
     <w:semiHidden/>
     <w:unhideWhenUsed/>
-    <w:rsid w:val="00412A26"/>
+    <w:rsid w:val="00254A5E"/>
     <w:pPr>
       <w:spacing w:after="0" w:line="240" w:lineRule="auto"/>
     </w:pPr>
@@ -3633,7 +3410,7 @@
     <w:uiPriority w:val="73"/>
     <w:semiHidden/>
     <w:unhideWhenUsed/>
-    <w:rsid w:val="00412A26"/>
+    <w:rsid w:val="00254A5E"/>
     <w:pPr>
       <w:spacing w:after="0" w:line="240" w:lineRule="auto"/>
     </w:pPr>
@@ -3712,7 +3489,7 @@
     <w:uiPriority w:val="73"/>
     <w:semiHidden/>
     <w:unhideWhenUsed/>
-    <w:rsid w:val="00412A26"/>
+    <w:rsid w:val="00254A5E"/>
     <w:pPr>
       <w:spacing w:after="0" w:line="240" w:lineRule="auto"/>
     </w:pPr>
@@ -3791,7 +3568,7 @@
     <w:uiPriority w:val="73"/>
     <w:semiHidden/>
     <w:unhideWhenUsed/>
-    <w:rsid w:val="00412A26"/>
+    <w:rsid w:val="00254A5E"/>
     <w:pPr>
       <w:spacing w:after="0" w:line="240" w:lineRule="auto"/>
     </w:pPr>
@@ -3870,7 +3647,7 @@
     <w:uiPriority w:val="73"/>
     <w:semiHidden/>
     <w:unhideWhenUsed/>
-    <w:rsid w:val="00412A26"/>
+    <w:rsid w:val="00254A5E"/>
     <w:pPr>
       <w:spacing w:after="0" w:line="240" w:lineRule="auto"/>
     </w:pPr>
@@ -3949,7 +3726,7 @@
     <w:uiPriority w:val="73"/>
     <w:semiHidden/>
     <w:unhideWhenUsed/>
-    <w:rsid w:val="00412A26"/>
+    <w:rsid w:val="00254A5E"/>
     <w:pPr>
       <w:spacing w:after="0" w:line="240" w:lineRule="auto"/>
     </w:pPr>
@@ -4028,7 +3805,7 @@
     <w:uiPriority w:val="73"/>
     <w:semiHidden/>
     <w:unhideWhenUsed/>
-    <w:rsid w:val="00412A26"/>
+    <w:rsid w:val="00254A5E"/>
     <w:pPr>
       <w:spacing w:after="0" w:line="240" w:lineRule="auto"/>
     </w:pPr>
@@ -4107,7 +3884,7 @@
     <w:uiPriority w:val="72"/>
     <w:semiHidden/>
     <w:unhideWhenUsed/>
-    <w:rsid w:val="00412A26"/>
+    <w:rsid w:val="00254A5E"/>
     <w:pPr>
       <w:spacing w:after="0" w:line="240" w:lineRule="auto"/>
     </w:pPr>
@@ -4192,7 +3969,7 @@
     <w:uiPriority w:val="72"/>
     <w:semiHidden/>
     <w:unhideWhenUsed/>
-    <w:rsid w:val="00412A26"/>
+    <w:rsid w:val="00254A5E"/>
     <w:pPr>
       <w:spacing w:after="0" w:line="240" w:lineRule="auto"/>
     </w:pPr>
@@ -4277,7 +4054,7 @@
     <w:uiPriority w:val="72"/>
     <w:semiHidden/>
     <w:unhideWhenUsed/>
-    <w:rsid w:val="00412A26"/>
+    <w:rsid w:val="00254A5E"/>
     <w:pPr>
       <w:spacing w:after="0" w:line="240" w:lineRule="auto"/>
     </w:pPr>
@@ -4362,7 +4139,7 @@
     <w:uiPriority w:val="72"/>
     <w:semiHidden/>
     <w:unhideWhenUsed/>
-    <w:rsid w:val="00412A26"/>
+    <w:rsid w:val="00254A5E"/>
     <w:pPr>
       <w:spacing w:after="0" w:line="240" w:lineRule="auto"/>
     </w:pPr>
@@ -4447,7 +4224,7 @@
     <w:uiPriority w:val="72"/>
     <w:semiHidden/>
     <w:unhideWhenUsed/>
-    <w:rsid w:val="00412A26"/>
+    <w:rsid w:val="00254A5E"/>
     <w:pPr>
       <w:spacing w:after="0" w:line="240" w:lineRule="auto"/>
     </w:pPr>
@@ -4532,7 +4309,7 @@
     <w:uiPriority w:val="72"/>
     <w:semiHidden/>
     <w:unhideWhenUsed/>
-    <w:rsid w:val="00412A26"/>
+    <w:rsid w:val="00254A5E"/>
     <w:pPr>
       <w:spacing w:after="0" w:line="240" w:lineRule="auto"/>
     </w:pPr>
@@ -4617,7 +4394,7 @@
     <w:uiPriority w:val="72"/>
     <w:semiHidden/>
     <w:unhideWhenUsed/>
-    <w:rsid w:val="00412A26"/>
+    <w:rsid w:val="00254A5E"/>
     <w:pPr>
       <w:spacing w:after="0" w:line="240" w:lineRule="auto"/>
     </w:pPr>
@@ -4702,7 +4479,7 @@
     <w:uiPriority w:val="71"/>
     <w:semiHidden/>
     <w:unhideWhenUsed/>
-    <w:rsid w:val="00412A26"/>
+    <w:rsid w:val="00254A5E"/>
     <w:pPr>
       <w:spacing w:after="0" w:line="240" w:lineRule="auto"/>
     </w:pPr>
@@ -4823,7 +4600,7 @@
     <w:uiPriority w:val="71"/>
     <w:semiHidden/>
     <w:unhideWhenUsed/>
-    <w:rsid w:val="00412A26"/>
+    <w:rsid w:val="00254A5E"/>
     <w:pPr>
       <w:spacing w:after="0" w:line="240" w:lineRule="auto"/>
     </w:pPr>
@@ -4944,7 +4721,7 @@
     <w:uiPriority w:val="71"/>
     <w:semiHidden/>
     <w:unhideWhenUsed/>
-    <w:rsid w:val="00412A26"/>
+    <w:rsid w:val="00254A5E"/>
     <w:pPr>
       <w:spacing w:after="0" w:line="240" w:lineRule="auto"/>
     </w:pPr>
@@ -5065,7 +4842,7 @@
     <w:uiPriority w:val="71"/>
     <w:semiHidden/>
     <w:unhideWhenUsed/>
-    <w:rsid w:val="00412A26"/>
+    <w:rsid w:val="00254A5E"/>
     <w:pPr>
       <w:spacing w:after="0" w:line="240" w:lineRule="auto"/>
     </w:pPr>
@@ -5176,7 +4953,7 @@
     <w:uiPriority w:val="71"/>
     <w:semiHidden/>
     <w:unhideWhenUsed/>
-    <w:rsid w:val="00412A26"/>
+    <w:rsid w:val="00254A5E"/>
     <w:pPr>
       <w:spacing w:after="0" w:line="240" w:lineRule="auto"/>
     </w:pPr>
@@ -5297,7 +5074,7 @@
     <w:uiPriority w:val="71"/>
     <w:semiHidden/>
     <w:unhideWhenUsed/>
-    <w:rsid w:val="00412A26"/>
+    <w:rsid w:val="00254A5E"/>
     <w:pPr>
       <w:spacing w:after="0" w:line="240" w:lineRule="auto"/>
     </w:pPr>
@@ -5418,7 +5195,7 @@
     <w:uiPriority w:val="71"/>
     <w:semiHidden/>
     <w:unhideWhenUsed/>
-    <w:rsid w:val="00412A26"/>
+    <w:rsid w:val="00254A5E"/>
     <w:pPr>
       <w:spacing w:after="0" w:line="240" w:lineRule="auto"/>
     </w:pPr>
@@ -5539,7 +5316,7 @@
     <w:uiPriority w:val="99"/>
     <w:semiHidden/>
     <w:unhideWhenUsed/>
-    <w:rsid w:val="00412A26"/>
+    <w:rsid w:val="00254A5E"/>
     <w:rPr>
       <w:sz w:val="16"/>
       <w:szCs w:val="16"/>
@@ -5552,7 +5329,7 @@
     <w:uiPriority w:val="99"/>
     <w:semiHidden/>
     <w:unhideWhenUsed/>
-    <w:rsid w:val="00412A26"/>
+    <w:rsid w:val="00254A5E"/>
     <w:pPr>
       <w:spacing w:line="240" w:lineRule="auto"/>
     </w:pPr>
@@ -5566,7 +5343,7 @@
     <w:link w:val="CommentText"/>
     <w:uiPriority w:val="99"/>
     <w:semiHidden/>
-    <w:rsid w:val="00412A26"/>
+    <w:rsid w:val="00254A5E"/>
     <w:rPr>
       <w:color w:val="4D614C" w:themeColor="text1"/>
       <w:kern w:val="2"/>
@@ -5583,7 +5360,7 @@
     <w:uiPriority w:val="99"/>
     <w:semiHidden/>
     <w:unhideWhenUsed/>
-    <w:rsid w:val="00412A26"/>
+    <w:rsid w:val="00254A5E"/>
     <w:rPr>
       <w:b/>
       <w:bCs/>
@@ -5596,7 +5373,7 @@
     <w:link w:val="CommentSubject"/>
     <w:uiPriority w:val="99"/>
     <w:semiHidden/>
-    <w:rsid w:val="00412A26"/>
+    <w:rsid w:val="00254A5E"/>
     <w:rPr>
       <w:b/>
       <w:bCs/>
@@ -5613,7 +5390,7 @@
     <w:uiPriority w:val="70"/>
     <w:semiHidden/>
     <w:unhideWhenUsed/>
-    <w:rsid w:val="00412A26"/>
+    <w:rsid w:val="00254A5E"/>
     <w:pPr>
       <w:spacing w:after="0" w:line="240" w:lineRule="auto"/>
     </w:pPr>
@@ -5726,7 +5503,7 @@
     <w:uiPriority w:val="70"/>
     <w:semiHidden/>
     <w:unhideWhenUsed/>
-    <w:rsid w:val="00412A26"/>
+    <w:rsid w:val="00254A5E"/>
     <w:pPr>
       <w:spacing w:after="0" w:line="240" w:lineRule="auto"/>
     </w:pPr>
@@ -5839,7 +5616,7 @@
     <w:uiPriority w:val="70"/>
     <w:semiHidden/>
     <w:unhideWhenUsed/>
-    <w:rsid w:val="00412A26"/>
+    <w:rsid w:val="00254A5E"/>
     <w:pPr>
       <w:spacing w:after="0" w:line="240" w:lineRule="auto"/>
     </w:pPr>
@@ -5952,7 +5729,7 @@
     <w:uiPriority w:val="70"/>
     <w:semiHidden/>
     <w:unhideWhenUsed/>
-    <w:rsid w:val="00412A26"/>
+    <w:rsid w:val="00254A5E"/>
     <w:pPr>
       <w:spacing w:after="0" w:line="240" w:lineRule="auto"/>
     </w:pPr>
@@ -6065,7 +5842,7 @@
     <w:uiPriority w:val="70"/>
     <w:semiHidden/>
     <w:unhideWhenUsed/>
-    <w:rsid w:val="00412A26"/>
+    <w:rsid w:val="00254A5E"/>
     <w:pPr>
       <w:spacing w:after="0" w:line="240" w:lineRule="auto"/>
     </w:pPr>
@@ -6178,7 +5955,7 @@
     <w:uiPriority w:val="70"/>
     <w:semiHidden/>
     <w:unhideWhenUsed/>
-    <w:rsid w:val="00412A26"/>
+    <w:rsid w:val="00254A5E"/>
     <w:pPr>
       <w:spacing w:after="0" w:line="240" w:lineRule="auto"/>
     </w:pPr>
@@ -6291,7 +6068,7 @@
     <w:uiPriority w:val="70"/>
     <w:semiHidden/>
     <w:unhideWhenUsed/>
-    <w:rsid w:val="00412A26"/>
+    <w:rsid w:val="00254A5E"/>
     <w:pPr>
       <w:spacing w:after="0" w:line="240" w:lineRule="auto"/>
     </w:pPr>
@@ -6406,7 +6183,7 @@
     <w:uiPriority w:val="99"/>
     <w:semiHidden/>
     <w:unhideWhenUsed/>
-    <w:rsid w:val="00412A26"/>
+    <w:rsid w:val="00254A5E"/>
   </w:style>
   <w:style w:type="character" w:customStyle="1" w:styleId="DateChar">
     <w:name w:val="Date Char"/>
@@ -6414,7 +6191,7 @@
     <w:link w:val="Date"/>
     <w:uiPriority w:val="99"/>
     <w:semiHidden/>
-    <w:rsid w:val="00412A26"/>
+    <w:rsid w:val="00254A5E"/>
     <w:rPr>
       <w:color w:val="4D614C" w:themeColor="text1"/>
       <w:kern w:val="2"/>
@@ -6430,7 +6207,7 @@
     <w:uiPriority w:val="99"/>
     <w:semiHidden/>
     <w:unhideWhenUsed/>
-    <w:rsid w:val="00412A26"/>
+    <w:rsid w:val="00254A5E"/>
     <w:pPr>
       <w:spacing w:after="0" w:line="240" w:lineRule="auto"/>
     </w:pPr>
@@ -6441,7 +6218,7 @@
     <w:link w:val="DocumentMap"/>
     <w:uiPriority w:val="99"/>
     <w:semiHidden/>
-    <w:rsid w:val="00412A26"/>
+    <w:rsid w:val="00254A5E"/>
     <w:rPr>
       <w:color w:val="4D614C" w:themeColor="text1"/>
       <w:kern w:val="2"/>
@@ -6457,7 +6234,7 @@
     <w:uiPriority w:val="99"/>
     <w:semiHidden/>
     <w:unhideWhenUsed/>
-    <w:rsid w:val="00412A26"/>
+    <w:rsid w:val="00254A5E"/>
     <w:pPr>
       <w:spacing w:after="0" w:line="240" w:lineRule="auto"/>
     </w:pPr>
@@ -6468,7 +6245,7 @@
     <w:link w:val="E-mailSignature"/>
     <w:uiPriority w:val="99"/>
     <w:semiHidden/>
-    <w:rsid w:val="00412A26"/>
+    <w:rsid w:val="00254A5E"/>
     <w:rPr>
       <w:color w:val="4D614C" w:themeColor="text1"/>
       <w:kern w:val="2"/>
@@ -6483,7 +6260,7 @@
     <w:uiPriority w:val="99"/>
     <w:semiHidden/>
     <w:unhideWhenUsed/>
-    <w:rsid w:val="00412A26"/>
+    <w:rsid w:val="00254A5E"/>
     <w:rPr>
       <w:sz w:val="16"/>
       <w:vertAlign w:val="superscript"/>
@@ -6496,7 +6273,7 @@
     <w:uiPriority w:val="99"/>
     <w:semiHidden/>
     <w:unhideWhenUsed/>
-    <w:rsid w:val="00412A26"/>
+    <w:rsid w:val="00254A5E"/>
     <w:pPr>
       <w:spacing w:after="0" w:line="240" w:lineRule="auto"/>
     </w:pPr>
@@ -6510,7 +6287,7 @@
     <w:link w:val="EndnoteText"/>
     <w:uiPriority w:val="99"/>
     <w:semiHidden/>
-    <w:rsid w:val="00412A26"/>
+    <w:rsid w:val="00254A5E"/>
     <w:rPr>
       <w:color w:val="4D614C" w:themeColor="text1"/>
       <w:kern w:val="2"/>
@@ -6525,7 +6302,7 @@
     <w:uiPriority w:val="99"/>
     <w:semiHidden/>
     <w:unhideWhenUsed/>
-    <w:rsid w:val="00412A26"/>
+    <w:rsid w:val="00254A5E"/>
     <w:pPr>
       <w:framePr w:w="7920" w:h="1980" w:hRule="exact" w:hSpace="180" w:wrap="auto" w:hAnchor="page" w:xAlign="center" w:yAlign="bottom"/>
       <w:spacing w:after="0" w:line="240" w:lineRule="auto"/>
@@ -6541,7 +6318,7 @@
     <w:uiPriority w:val="99"/>
     <w:semiHidden/>
     <w:unhideWhenUsed/>
-    <w:rsid w:val="00412A26"/>
+    <w:rsid w:val="00254A5E"/>
     <w:pPr>
       <w:spacing w:after="0" w:line="240" w:lineRule="auto"/>
     </w:pPr>
@@ -6556,7 +6333,7 @@
     <w:uiPriority w:val="99"/>
     <w:semiHidden/>
     <w:unhideWhenUsed/>
-    <w:rsid w:val="00412A26"/>
+    <w:rsid w:val="00254A5E"/>
     <w:rPr>
       <w:color w:val="4D614C" w:themeColor="followedHyperlink"/>
       <w:sz w:val="16"/>
@@ -6569,7 +6346,7 @@
     <w:uiPriority w:val="99"/>
     <w:semiHidden/>
     <w:unhideWhenUsed/>
-    <w:rsid w:val="00412A26"/>
+    <w:rsid w:val="00254A5E"/>
     <w:rPr>
       <w:sz w:val="16"/>
       <w:vertAlign w:val="superscript"/>
@@ -6582,7 +6359,7 @@
     <w:uiPriority w:val="99"/>
     <w:semiHidden/>
     <w:unhideWhenUsed/>
-    <w:rsid w:val="00412A26"/>
+    <w:rsid w:val="00254A5E"/>
     <w:pPr>
       <w:spacing w:after="0" w:line="240" w:lineRule="auto"/>
     </w:pPr>
@@ -6596,7 +6373,7 @@
     <w:link w:val="FootnoteText"/>
     <w:uiPriority w:val="99"/>
     <w:semiHidden/>
-    <w:rsid w:val="00412A26"/>
+    <w:rsid w:val="00254A5E"/>
     <w:rPr>
       <w:color w:val="4D614C" w:themeColor="text1"/>
       <w:kern w:val="2"/>
@@ -6609,7 +6386,7 @@
     <w:name w:val="Grid Table 1 Light"/>
     <w:basedOn w:val="TableNormal"/>
     <w:uiPriority w:val="46"/>
-    <w:rsid w:val="00412A26"/>
+    <w:rsid w:val="00254A5E"/>
     <w:pPr>
       <w:spacing w:after="0" w:line="240" w:lineRule="auto"/>
     </w:pPr>
@@ -6672,7 +6449,7 @@
     <w:name w:val="Grid Table 1 Light Accent 1"/>
     <w:basedOn w:val="TableNormal"/>
     <w:uiPriority w:val="46"/>
-    <w:rsid w:val="00412A26"/>
+    <w:rsid w:val="00254A5E"/>
     <w:pPr>
       <w:spacing w:after="0" w:line="240" w:lineRule="auto"/>
     </w:pPr>
@@ -6735,7 +6512,7 @@
     <w:name w:val="Grid Table 1 Light Accent 2"/>
     <w:basedOn w:val="TableNormal"/>
     <w:uiPriority w:val="46"/>
-    <w:rsid w:val="00412A26"/>
+    <w:rsid w:val="00254A5E"/>
     <w:pPr>
       <w:spacing w:after="0" w:line="240" w:lineRule="auto"/>
     </w:pPr>
@@ -6798,7 +6575,7 @@
     <w:name w:val="Grid Table 1 Light Accent 3"/>
     <w:basedOn w:val="TableNormal"/>
     <w:uiPriority w:val="46"/>
-    <w:rsid w:val="00412A26"/>
+    <w:rsid w:val="00254A5E"/>
     <w:pPr>
       <w:spacing w:after="0" w:line="240" w:lineRule="auto"/>
     </w:pPr>
@@ -6861,7 +6638,7 @@
     <w:name w:val="Grid Table 1 Light Accent 4"/>
     <w:basedOn w:val="TableNormal"/>
     <w:uiPriority w:val="46"/>
-    <w:rsid w:val="00412A26"/>
+    <w:rsid w:val="00254A5E"/>
     <w:pPr>
       <w:spacing w:after="0" w:line="240" w:lineRule="auto"/>
     </w:pPr>
@@ -6924,7 +6701,7 @@
     <w:name w:val="Grid Table 1 Light Accent 5"/>
     <w:basedOn w:val="TableNormal"/>
     <w:uiPriority w:val="46"/>
-    <w:rsid w:val="00412A26"/>
+    <w:rsid w:val="00254A5E"/>
     <w:pPr>
       <w:spacing w:after="0" w:line="240" w:lineRule="auto"/>
     </w:pPr>
@@ -6987,7 +6764,7 @@
     <w:name w:val="Grid Table 1 Light Accent 6"/>
     <w:basedOn w:val="TableNormal"/>
     <w:uiPriority w:val="46"/>
-    <w:rsid w:val="00412A26"/>
+    <w:rsid w:val="00254A5E"/>
     <w:pPr>
       <w:spacing w:after="0" w:line="240" w:lineRule="auto"/>
     </w:pPr>
@@ -7050,7 +6827,7 @@
     <w:name w:val="Grid Table 2"/>
     <w:basedOn w:val="TableNormal"/>
     <w:uiPriority w:val="47"/>
-    <w:rsid w:val="00412A26"/>
+    <w:rsid w:val="00254A5E"/>
     <w:pPr>
       <w:spacing w:after="0" w:line="240" w:lineRule="auto"/>
     </w:pPr>
@@ -7131,7 +6908,7 @@
     <w:name w:val="Grid Table 2 Accent 1"/>
     <w:basedOn w:val="TableNormal"/>
     <w:uiPriority w:val="47"/>
-    <w:rsid w:val="00412A26"/>
+    <w:rsid w:val="00254A5E"/>
     <w:pPr>
       <w:spacing w:after="0" w:line="240" w:lineRule="auto"/>
     </w:pPr>
@@ -7212,7 +6989,7 @@
     <w:name w:val="Grid Table 2 Accent 2"/>
     <w:basedOn w:val="TableNormal"/>
     <w:uiPriority w:val="47"/>
-    <w:rsid w:val="00412A26"/>
+    <w:rsid w:val="00254A5E"/>
     <w:pPr>
       <w:spacing w:after="0" w:line="240" w:lineRule="auto"/>
     </w:pPr>
@@ -7293,7 +7070,7 @@
     <w:name w:val="Grid Table 2 Accent 3"/>
     <w:basedOn w:val="TableNormal"/>
     <w:uiPriority w:val="47"/>
-    <w:rsid w:val="00412A26"/>
+    <w:rsid w:val="00254A5E"/>
     <w:pPr>
       <w:spacing w:after="0" w:line="240" w:lineRule="auto"/>
     </w:pPr>
@@ -7374,7 +7151,7 @@
     <w:name w:val="Grid Table 2 Accent 4"/>
     <w:basedOn w:val="TableNormal"/>
     <w:uiPriority w:val="47"/>
-    <w:rsid w:val="00412A26"/>
+    <w:rsid w:val="00254A5E"/>
     <w:pPr>
       <w:spacing w:after="0" w:line="240" w:lineRule="auto"/>
     </w:pPr>
@@ -7455,7 +7232,7 @@
     <w:name w:val="Grid Table 2 Accent 5"/>
     <w:basedOn w:val="TableNormal"/>
     <w:uiPriority w:val="47"/>
-    <w:rsid w:val="00412A26"/>
+    <w:rsid w:val="00254A5E"/>
     <w:pPr>
       <w:spacing w:after="0" w:line="240" w:lineRule="auto"/>
     </w:pPr>
@@ -7536,7 +7313,7 @@
     <w:name w:val="Grid Table 2 Accent 6"/>
     <w:basedOn w:val="TableNormal"/>
     <w:uiPriority w:val="47"/>
-    <w:rsid w:val="00412A26"/>
+    <w:rsid w:val="00254A5E"/>
     <w:pPr>
       <w:spacing w:after="0" w:line="240" w:lineRule="auto"/>
     </w:pPr>
@@ -7617,7 +7394,7 @@
     <w:name w:val="Grid Table 3"/>
     <w:basedOn w:val="TableNormal"/>
     <w:uiPriority w:val="48"/>
-    <w:rsid w:val="00412A26"/>
+    <w:rsid w:val="00254A5E"/>
     <w:pPr>
       <w:spacing w:after="0" w:line="240" w:lineRule="auto"/>
     </w:pPr>
@@ -7759,7 +7536,7 @@
     <w:name w:val="Grid Table 3 Accent 1"/>
     <w:basedOn w:val="TableNormal"/>
     <w:uiPriority w:val="48"/>
-    <w:rsid w:val="00412A26"/>
+    <w:rsid w:val="00254A5E"/>
     <w:pPr>
       <w:spacing w:after="0" w:line="240" w:lineRule="auto"/>
     </w:pPr>
@@ -7901,7 +7678,7 @@
     <w:name w:val="Grid Table 3 Accent 2"/>
     <w:basedOn w:val="TableNormal"/>
     <w:uiPriority w:val="48"/>
-    <w:rsid w:val="00412A26"/>
+    <w:rsid w:val="00254A5E"/>
     <w:pPr>
       <w:spacing w:after="0" w:line="240" w:lineRule="auto"/>
     </w:pPr>
@@ -8043,7 +7820,7 @@
     <w:name w:val="Grid Table 3 Accent 3"/>
     <w:basedOn w:val="TableNormal"/>
     <w:uiPriority w:val="48"/>
-    <w:rsid w:val="00412A26"/>
+    <w:rsid w:val="00254A5E"/>
     <w:pPr>
       <w:spacing w:after="0" w:line="240" w:lineRule="auto"/>
     </w:pPr>
@@ -8185,7 +7962,7 @@
     <w:name w:val="Grid Table 3 Accent 4"/>
     <w:basedOn w:val="TableNormal"/>
     <w:uiPriority w:val="48"/>
-    <w:rsid w:val="00412A26"/>
+    <w:rsid w:val="00254A5E"/>
     <w:pPr>
       <w:spacing w:after="0" w:line="240" w:lineRule="auto"/>
     </w:pPr>
@@ -8327,7 +8104,7 @@
     <w:name w:val="Grid Table 3 Accent 5"/>
     <w:basedOn w:val="TableNormal"/>
     <w:uiPriority w:val="48"/>
-    <w:rsid w:val="00412A26"/>
+    <w:rsid w:val="00254A5E"/>
     <w:pPr>
       <w:spacing w:after="0" w:line="240" w:lineRule="auto"/>
     </w:pPr>
@@ -8469,7 +8246,7 @@
     <w:name w:val="Grid Table 3 Accent 6"/>
     <w:basedOn w:val="TableNormal"/>
     <w:uiPriority w:val="48"/>
-    <w:rsid w:val="00412A26"/>
+    <w:rsid w:val="00254A5E"/>
     <w:pPr>
       <w:spacing w:after="0" w:line="240" w:lineRule="auto"/>
     </w:pPr>
@@ -8611,7 +8388,7 @@
     <w:name w:val="Grid Table 4"/>
     <w:basedOn w:val="TableNormal"/>
     <w:uiPriority w:val="49"/>
-    <w:rsid w:val="00412A26"/>
+    <w:rsid w:val="00254A5E"/>
     <w:pPr>
       <w:spacing w:after="0" w:line="240" w:lineRule="auto"/>
     </w:pPr>
@@ -8693,7 +8470,7 @@
     <w:name w:val="Grid Table 4 Accent 1"/>
     <w:basedOn w:val="TableNormal"/>
     <w:uiPriority w:val="49"/>
-    <w:rsid w:val="00412A26"/>
+    <w:rsid w:val="00254A5E"/>
     <w:pPr>
       <w:spacing w:after="0" w:line="240" w:lineRule="auto"/>
     </w:pPr>
@@ -8775,7 +8552,7 @@
     <w:name w:val="Grid Table 4 Accent 2"/>
     <w:basedOn w:val="TableNormal"/>
     <w:uiPriority w:val="49"/>
-    <w:rsid w:val="00412A26"/>
+    <w:rsid w:val="00254A5E"/>
     <w:pPr>
       <w:spacing w:after="0" w:line="240" w:lineRule="auto"/>
     </w:pPr>
@@ -8857,7 +8634,7 @@
     <w:name w:val="Grid Table 4 Accent 3"/>
     <w:basedOn w:val="TableNormal"/>
     <w:uiPriority w:val="49"/>
-    <w:rsid w:val="00412A26"/>
+    <w:rsid w:val="00254A5E"/>
     <w:pPr>
       <w:spacing w:after="0" w:line="240" w:lineRule="auto"/>
     </w:pPr>
@@ -8939,7 +8716,7 @@
     <w:name w:val="Grid Table 4 Accent 4"/>
     <w:basedOn w:val="TableNormal"/>
     <w:uiPriority w:val="49"/>
-    <w:rsid w:val="00412A26"/>
+    <w:rsid w:val="00254A5E"/>
     <w:pPr>
       <w:spacing w:after="0" w:line="240" w:lineRule="auto"/>
     </w:pPr>
@@ -9021,7 +8798,7 @@
     <w:name w:val="Grid Table 4 Accent 5"/>
     <w:basedOn w:val="TableNormal"/>
     <w:uiPriority w:val="49"/>
-    <w:rsid w:val="00412A26"/>
+    <w:rsid w:val="00254A5E"/>
     <w:pPr>
       <w:spacing w:after="0" w:line="240" w:lineRule="auto"/>
     </w:pPr>
@@ -9103,7 +8880,7 @@
     <w:name w:val="Grid Table 4 Accent 6"/>
     <w:basedOn w:val="TableNormal"/>
     <w:uiPriority w:val="49"/>
-    <w:rsid w:val="00412A26"/>
+    <w:rsid w:val="00254A5E"/>
     <w:pPr>
       <w:spacing w:after="0" w:line="240" w:lineRule="auto"/>
     </w:pPr>
@@ -9185,7 +8962,7 @@
     <w:name w:val="Grid Table 5 Dark"/>
     <w:basedOn w:val="TableNormal"/>
     <w:uiPriority w:val="50"/>
-    <w:rsid w:val="00412A26"/>
+    <w:rsid w:val="00254A5E"/>
     <w:pPr>
       <w:spacing w:after="0" w:line="240" w:lineRule="auto"/>
     </w:pPr>
@@ -9297,7 +9074,7 @@
     <w:name w:val="Grid Table 5 Dark Accent 1"/>
     <w:basedOn w:val="TableNormal"/>
     <w:uiPriority w:val="50"/>
-    <w:rsid w:val="00412A26"/>
+    <w:rsid w:val="00254A5E"/>
     <w:pPr>
       <w:spacing w:after="0" w:line="240" w:lineRule="auto"/>
     </w:pPr>
@@ -9409,7 +9186,7 @@
     <w:name w:val="Grid Table 5 Dark Accent 2"/>
     <w:basedOn w:val="TableNormal"/>
     <w:uiPriority w:val="50"/>
-    <w:rsid w:val="00412A26"/>
+    <w:rsid w:val="00254A5E"/>
     <w:pPr>
       <w:spacing w:after="0" w:line="240" w:lineRule="auto"/>
     </w:pPr>
@@ -9521,7 +9298,7 @@
     <w:name w:val="Grid Table 5 Dark Accent 3"/>
     <w:basedOn w:val="TableNormal"/>
     <w:uiPriority w:val="50"/>
-    <w:rsid w:val="00412A26"/>
+    <w:rsid w:val="00254A5E"/>
     <w:pPr>
       <w:spacing w:after="0" w:line="240" w:lineRule="auto"/>
     </w:pPr>
@@ -9633,7 +9410,7 @@
     <w:name w:val="Grid Table 5 Dark Accent 4"/>
     <w:basedOn w:val="TableNormal"/>
     <w:uiPriority w:val="50"/>
-    <w:rsid w:val="00412A26"/>
+    <w:rsid w:val="00254A5E"/>
     <w:pPr>
       <w:spacing w:after="0" w:line="240" w:lineRule="auto"/>
     </w:pPr>
@@ -9745,7 +9522,7 @@
     <w:name w:val="Grid Table 5 Dark Accent 5"/>
     <w:basedOn w:val="TableNormal"/>
     <w:uiPriority w:val="50"/>
-    <w:rsid w:val="00412A26"/>
+    <w:rsid w:val="00254A5E"/>
     <w:pPr>
       <w:spacing w:after="0" w:line="240" w:lineRule="auto"/>
     </w:pPr>
@@ -9857,7 +9634,7 @@
     <w:name w:val="Grid Table 5 Dark Accent 6"/>
     <w:basedOn w:val="TableNormal"/>
     <w:uiPriority w:val="50"/>
-    <w:rsid w:val="00412A26"/>
+    <w:rsid w:val="00254A5E"/>
     <w:pPr>
       <w:spacing w:after="0" w:line="240" w:lineRule="auto"/>
     </w:pPr>
@@ -9969,7 +9746,7 @@
     <w:name w:val="Grid Table 6 Colorful"/>
     <w:basedOn w:val="TableNormal"/>
     <w:uiPriority w:val="51"/>
-    <w:rsid w:val="00412A26"/>
+    <w:rsid w:val="00254A5E"/>
     <w:pPr>
       <w:spacing w:after="0" w:line="240" w:lineRule="auto"/>
     </w:pPr>
@@ -10045,7 +9822,7 @@
     <w:name w:val="Grid Table 6 Colorful Accent 1"/>
     <w:basedOn w:val="TableNormal"/>
     <w:uiPriority w:val="51"/>
-    <w:rsid w:val="00412A26"/>
+    <w:rsid w:val="00254A5E"/>
     <w:pPr>
       <w:spacing w:after="0" w:line="240" w:lineRule="auto"/>
     </w:pPr>
@@ -10121,7 +9898,7 @@
     <w:name w:val="Grid Table 6 Colorful Accent 2"/>
     <w:basedOn w:val="TableNormal"/>
     <w:uiPriority w:val="51"/>
-    <w:rsid w:val="00412A26"/>
+    <w:rsid w:val="00254A5E"/>
     <w:pPr>
       <w:spacing w:after="0" w:line="240" w:lineRule="auto"/>
     </w:pPr>
@@ -10197,7 +9974,7 @@
     <w:name w:val="Grid Table 6 Colorful Accent 3"/>
     <w:basedOn w:val="TableNormal"/>
     <w:uiPriority w:val="51"/>
-    <w:rsid w:val="00412A26"/>
+    <w:rsid w:val="00254A5E"/>
     <w:pPr>
       <w:spacing w:after="0" w:line="240" w:lineRule="auto"/>
     </w:pPr>
@@ -10273,7 +10050,7 @@
     <w:name w:val="Grid Table 6 Colorful Accent 4"/>
     <w:basedOn w:val="TableNormal"/>
     <w:uiPriority w:val="51"/>
-    <w:rsid w:val="00412A26"/>
+    <w:rsid w:val="00254A5E"/>
     <w:pPr>
       <w:spacing w:after="0" w:line="240" w:lineRule="auto"/>
     </w:pPr>
@@ -10349,7 +10126,7 @@
     <w:name w:val="Grid Table 6 Colorful Accent 5"/>
     <w:basedOn w:val="TableNormal"/>
     <w:uiPriority w:val="51"/>
-    <w:rsid w:val="00412A26"/>
+    <w:rsid w:val="00254A5E"/>
     <w:pPr>
       <w:spacing w:after="0" w:line="240" w:lineRule="auto"/>
     </w:pPr>
@@ -10425,7 +10202,7 @@
     <w:name w:val="Grid Table 6 Colorful Accent 6"/>
     <w:basedOn w:val="TableNormal"/>
     <w:uiPriority w:val="51"/>
-    <w:rsid w:val="00412A26"/>
+    <w:rsid w:val="00254A5E"/>
     <w:pPr>
       <w:spacing w:after="0" w:line="240" w:lineRule="auto"/>
     </w:pPr>
@@ -10501,7 +10278,7 @@
     <w:name w:val="Grid Table 7 Colorful"/>
     <w:basedOn w:val="TableNormal"/>
     <w:uiPriority w:val="52"/>
-    <w:rsid w:val="00412A26"/>
+    <w:rsid w:val="00254A5E"/>
     <w:pPr>
       <w:spacing w:after="0" w:line="240" w:lineRule="auto"/>
     </w:pPr>
@@ -10644,7 +10421,7 @@
     <w:name w:val="Grid Table 7 Colorful Accent 1"/>
     <w:basedOn w:val="TableNormal"/>
     <w:uiPriority w:val="52"/>
-    <w:rsid w:val="00412A26"/>
+    <w:rsid w:val="00254A5E"/>
     <w:pPr>
       <w:spacing w:after="0" w:line="240" w:lineRule="auto"/>
     </w:pPr>
@@ -10787,7 +10564,7 @@
     <w:name w:val="Grid Table 7 Colorful Accent 2"/>
     <w:basedOn w:val="TableNormal"/>
     <w:uiPriority w:val="52"/>
-    <w:rsid w:val="00412A26"/>
+    <w:rsid w:val="00254A5E"/>
     <w:pPr>
       <w:spacing w:after="0" w:line="240" w:lineRule="auto"/>
     </w:pPr>
@@ -10930,7 +10707,7 @@
     <w:name w:val="Grid Table 7 Colorful Accent 3"/>
     <w:basedOn w:val="TableNormal"/>
     <w:uiPriority w:val="52"/>
-    <w:rsid w:val="00412A26"/>
+    <w:rsid w:val="00254A5E"/>
     <w:pPr>
       <w:spacing w:after="0" w:line="240" w:lineRule="auto"/>
     </w:pPr>
@@ -11073,7 +10850,7 @@
     <w:name w:val="Grid Table 7 Colorful Accent 4"/>
     <w:basedOn w:val="TableNormal"/>
     <w:uiPriority w:val="52"/>
-    <w:rsid w:val="00412A26"/>
+    <w:rsid w:val="00254A5E"/>
     <w:pPr>
       <w:spacing w:after="0" w:line="240" w:lineRule="auto"/>
     </w:pPr>
@@ -11216,7 +10993,7 @@
     <w:name w:val="Grid Table 7 Colorful Accent 5"/>
     <w:basedOn w:val="TableNormal"/>
     <w:uiPriority w:val="52"/>
-    <w:rsid w:val="00412A26"/>
+    <w:rsid w:val="00254A5E"/>
     <w:pPr>
       <w:spacing w:after="0" w:line="240" w:lineRule="auto"/>
     </w:pPr>
@@ -11359,7 +11136,7 @@
     <w:name w:val="Grid Table 7 Colorful Accent 6"/>
     <w:basedOn w:val="TableNormal"/>
     <w:uiPriority w:val="52"/>
-    <w:rsid w:val="00412A26"/>
+    <w:rsid w:val="00254A5E"/>
     <w:pPr>
       <w:spacing w:after="0" w:line="240" w:lineRule="auto"/>
     </w:pPr>
@@ -11504,7 +11281,7 @@
     <w:uiPriority w:val="99"/>
     <w:semiHidden/>
     <w:unhideWhenUsed/>
-    <w:rsid w:val="00412A26"/>
+    <w:rsid w:val="00254A5E"/>
     <w:rPr>
       <w:color w:val="2B579A"/>
       <w:sz w:val="16"/>
@@ -11517,7 +11294,7 @@
     <w:uiPriority w:val="99"/>
     <w:semiHidden/>
     <w:unhideWhenUsed/>
-    <w:rsid w:val="00412A26"/>
+    <w:rsid w:val="00254A5E"/>
     <w:rPr>
       <w:sz w:val="16"/>
     </w:rPr>
@@ -11529,7 +11306,7 @@
     <w:uiPriority w:val="99"/>
     <w:semiHidden/>
     <w:unhideWhenUsed/>
-    <w:rsid w:val="00412A26"/>
+    <w:rsid w:val="00254A5E"/>
     <w:pPr>
       <w:spacing w:after="0" w:line="240" w:lineRule="auto"/>
     </w:pPr>
@@ -11544,7 +11321,7 @@
     <w:link w:val="HTMLAddress"/>
     <w:uiPriority w:val="99"/>
     <w:semiHidden/>
-    <w:rsid w:val="00412A26"/>
+    <w:rsid w:val="00254A5E"/>
     <w:rPr>
       <w:i/>
       <w:iCs/>
@@ -11561,7 +11338,7 @@
     <w:uiPriority w:val="99"/>
     <w:semiHidden/>
     <w:unhideWhenUsed/>
-    <w:rsid w:val="00412A26"/>
+    <w:rsid w:val="00254A5E"/>
     <w:rPr>
       <w:i/>
       <w:iCs/>
@@ -11574,7 +11351,7 @@
     <w:uiPriority w:val="99"/>
     <w:semiHidden/>
     <w:unhideWhenUsed/>
-    <w:rsid w:val="00412A26"/>
+    <w:rsid w:val="00254A5E"/>
     <w:rPr>
       <w:rFonts w:ascii="Consolas" w:hAnsi="Consolas"/>
       <w:sz w:val="16"/>
@@ -11587,7 +11364,7 @@
     <w:uiPriority w:val="99"/>
     <w:semiHidden/>
     <w:unhideWhenUsed/>
-    <w:rsid w:val="00412A26"/>
+    <w:rsid w:val="00254A5E"/>
     <w:rPr>
       <w:i/>
       <w:iCs/>
@@ -11600,7 +11377,7 @@
     <w:uiPriority w:val="99"/>
     <w:semiHidden/>
     <w:unhideWhenUsed/>
-    <w:rsid w:val="00412A26"/>
+    <w:rsid w:val="00254A5E"/>
     <w:rPr>
       <w:rFonts w:ascii="Consolas" w:hAnsi="Consolas"/>
       <w:sz w:val="16"/>
@@ -11614,7 +11391,7 @@
     <w:uiPriority w:val="99"/>
     <w:semiHidden/>
     <w:unhideWhenUsed/>
-    <w:rsid w:val="00412A26"/>
+    <w:rsid w:val="00254A5E"/>
     <w:pPr>
       <w:spacing w:after="0" w:line="240" w:lineRule="auto"/>
     </w:pPr>
@@ -11629,7 +11406,7 @@
     <w:link w:val="HTMLPreformatted"/>
     <w:uiPriority w:val="99"/>
     <w:semiHidden/>
-    <w:rsid w:val="00412A26"/>
+    <w:rsid w:val="00254A5E"/>
     <w:rPr>
       <w:rFonts w:ascii="Consolas" w:hAnsi="Consolas"/>
       <w:color w:val="4D614C" w:themeColor="text1"/>
@@ -11645,7 +11422,7 @@
     <w:uiPriority w:val="99"/>
     <w:semiHidden/>
     <w:unhideWhenUsed/>
-    <w:rsid w:val="00412A26"/>
+    <w:rsid w:val="00254A5E"/>
     <w:rPr>
       <w:rFonts w:ascii="Consolas" w:hAnsi="Consolas"/>
       <w:sz w:val="16"/>
@@ -11658,7 +11435,7 @@
     <w:uiPriority w:val="99"/>
     <w:semiHidden/>
     <w:unhideWhenUsed/>
-    <w:rsid w:val="00412A26"/>
+    <w:rsid w:val="00254A5E"/>
     <w:rPr>
       <w:rFonts w:ascii="Consolas" w:hAnsi="Consolas"/>
       <w:sz w:val="16"/>
@@ -11671,7 +11448,7 @@
     <w:uiPriority w:val="99"/>
     <w:semiHidden/>
     <w:unhideWhenUsed/>
-    <w:rsid w:val="00412A26"/>
+    <w:rsid w:val="00254A5E"/>
     <w:rPr>
       <w:i/>
       <w:iCs/>
@@ -11685,7 +11462,7 @@
     <w:semiHidden/>
     <w:unhideWhenUsed/>
     <w:qFormat/>
-    <w:rsid w:val="00412A26"/>
+    <w:rsid w:val="00254A5E"/>
     <w:rPr>
       <w:color w:val="4D614C" w:themeColor="hyperlink"/>
       <w:sz w:val="16"/>
@@ -11700,7 +11477,7 @@
     <w:uiPriority w:val="99"/>
     <w:semiHidden/>
     <w:unhideWhenUsed/>
-    <w:rsid w:val="00412A26"/>
+    <w:rsid w:val="00254A5E"/>
     <w:pPr>
       <w:spacing w:after="0" w:line="240" w:lineRule="auto"/>
       <w:ind w:left="240" w:hanging="240"/>
@@ -11714,7 +11491,7 @@
     <w:uiPriority w:val="99"/>
     <w:semiHidden/>
     <w:unhideWhenUsed/>
-    <w:rsid w:val="00412A26"/>
+    <w:rsid w:val="00254A5E"/>
     <w:pPr>
       <w:spacing w:after="0" w:line="240" w:lineRule="auto"/>
       <w:ind w:left="480" w:hanging="240"/>
@@ -11728,7 +11505,7 @@
     <w:uiPriority w:val="99"/>
     <w:semiHidden/>
     <w:unhideWhenUsed/>
-    <w:rsid w:val="00412A26"/>
+    <w:rsid w:val="00254A5E"/>
     <w:pPr>
       <w:spacing w:after="0" w:line="240" w:lineRule="auto"/>
       <w:ind w:left="720" w:hanging="240"/>
@@ -11742,7 +11519,7 @@
     <w:uiPriority w:val="99"/>
     <w:semiHidden/>
     <w:unhideWhenUsed/>
-    <w:rsid w:val="00412A26"/>
+    <w:rsid w:val="00254A5E"/>
     <w:pPr>
       <w:spacing w:after="0" w:line="240" w:lineRule="auto"/>
       <w:ind w:left="960" w:hanging="240"/>
@@ -11756,7 +11533,7 @@
     <w:uiPriority w:val="99"/>
     <w:semiHidden/>
     <w:unhideWhenUsed/>
-    <w:rsid w:val="00412A26"/>
+    <w:rsid w:val="00254A5E"/>
     <w:pPr>
       <w:spacing w:after="0" w:line="240" w:lineRule="auto"/>
       <w:ind w:left="1200" w:hanging="240"/>
@@ -11770,7 +11547,7 @@
     <w:uiPriority w:val="99"/>
     <w:semiHidden/>
     <w:unhideWhenUsed/>
-    <w:rsid w:val="00412A26"/>
+    <w:rsid w:val="00254A5E"/>
     <w:pPr>
       <w:spacing w:after="0" w:line="240" w:lineRule="auto"/>
       <w:ind w:left="1440" w:hanging="240"/>
@@ -11784,7 +11561,7 @@
     <w:uiPriority w:val="99"/>
     <w:semiHidden/>
     <w:unhideWhenUsed/>
-    <w:rsid w:val="00412A26"/>
+    <w:rsid w:val="00254A5E"/>
     <w:pPr>
       <w:spacing w:after="0" w:line="240" w:lineRule="auto"/>
       <w:ind w:left="1680" w:hanging="240"/>
@@ -11798,7 +11575,7 @@
     <w:uiPriority w:val="99"/>
     <w:semiHidden/>
     <w:unhideWhenUsed/>
-    <w:rsid w:val="00412A26"/>
+    <w:rsid w:val="00254A5E"/>
     <w:pPr>
       <w:spacing w:after="0" w:line="240" w:lineRule="auto"/>
       <w:ind w:left="1920" w:hanging="240"/>
@@ -11812,7 +11589,7 @@
     <w:uiPriority w:val="99"/>
     <w:semiHidden/>
     <w:unhideWhenUsed/>
-    <w:rsid w:val="00412A26"/>
+    <w:rsid w:val="00254A5E"/>
     <w:pPr>
       <w:spacing w:after="0" w:line="240" w:lineRule="auto"/>
       <w:ind w:left="2160" w:hanging="240"/>
@@ -11825,7 +11602,7 @@
     <w:uiPriority w:val="99"/>
     <w:semiHidden/>
     <w:unhideWhenUsed/>
-    <w:rsid w:val="00412A26"/>
+    <w:rsid w:val="00254A5E"/>
     <w:rPr>
       <w:rFonts w:asciiTheme="majorHAnsi" w:eastAsiaTheme="majorEastAsia" w:hAnsiTheme="majorHAnsi" w:cstheme="majorBidi"/>
       <w:b/>
@@ -11838,7 +11615,7 @@
     <w:uiPriority w:val="62"/>
     <w:semiHidden/>
     <w:unhideWhenUsed/>
-    <w:rsid w:val="00412A26"/>
+    <w:rsid w:val="00254A5E"/>
     <w:pPr>
       <w:spacing w:after="0" w:line="240" w:lineRule="auto"/>
     </w:pPr>
@@ -11969,7 +11746,7 @@
     <w:uiPriority w:val="62"/>
     <w:semiHidden/>
     <w:unhideWhenUsed/>
-    <w:rsid w:val="00412A26"/>
+    <w:rsid w:val="00254A5E"/>
     <w:pPr>
       <w:spacing w:after="0" w:line="240" w:lineRule="auto"/>
     </w:pPr>
@@ -12100,7 +11877,7 @@
     <w:uiPriority w:val="62"/>
     <w:semiHidden/>
     <w:unhideWhenUsed/>
-    <w:rsid w:val="00412A26"/>
+    <w:rsid w:val="00254A5E"/>
     <w:pPr>
       <w:spacing w:after="0" w:line="240" w:lineRule="auto"/>
     </w:pPr>
@@ -12231,7 +12008,7 @@
     <w:uiPriority w:val="62"/>
     <w:semiHidden/>
     <w:unhideWhenUsed/>
-    <w:rsid w:val="00412A26"/>
+    <w:rsid w:val="00254A5E"/>
     <w:pPr>
       <w:spacing w:after="0" w:line="240" w:lineRule="auto"/>
     </w:pPr>
@@ -12362,7 +12139,7 @@
     <w:uiPriority w:val="62"/>
     <w:semiHidden/>
     <w:unhideWhenUsed/>
-    <w:rsid w:val="00412A26"/>
+    <w:rsid w:val="00254A5E"/>
     <w:pPr>
       <w:spacing w:after="0" w:line="240" w:lineRule="auto"/>
     </w:pPr>
@@ -12493,7 +12270,7 @@
     <w:uiPriority w:val="62"/>
     <w:semiHidden/>
     <w:unhideWhenUsed/>
-    <w:rsid w:val="00412A26"/>
+    <w:rsid w:val="00254A5E"/>
     <w:pPr>
       <w:spacing w:after="0" w:line="240" w:lineRule="auto"/>
     </w:pPr>
@@ -12624,7 +12401,7 @@
     <w:uiPriority w:val="62"/>
     <w:semiHidden/>
     <w:unhideWhenUsed/>
-    <w:rsid w:val="00412A26"/>
+    <w:rsid w:val="00254A5E"/>
     <w:pPr>
       <w:spacing w:after="0" w:line="240" w:lineRule="auto"/>
     </w:pPr>
@@ -12755,7 +12532,7 @@
     <w:uiPriority w:val="61"/>
     <w:semiHidden/>
     <w:unhideWhenUsed/>
-    <w:rsid w:val="00412A26"/>
+    <w:rsid w:val="00254A5E"/>
     <w:pPr>
       <w:spacing w:after="0" w:line="240" w:lineRule="auto"/>
     </w:pPr>
@@ -12848,7 +12625,7 @@
     <w:uiPriority w:val="61"/>
     <w:semiHidden/>
     <w:unhideWhenUsed/>
-    <w:rsid w:val="00412A26"/>
+    <w:rsid w:val="00254A5E"/>
     <w:pPr>
       <w:spacing w:after="0" w:line="240" w:lineRule="auto"/>
     </w:pPr>
@@ -12941,7 +12718,7 @@
     <w:uiPriority w:val="61"/>
     <w:semiHidden/>
     <w:unhideWhenUsed/>
-    <w:rsid w:val="00412A26"/>
+    <w:rsid w:val="00254A5E"/>
     <w:pPr>
       <w:spacing w:after="0" w:line="240" w:lineRule="auto"/>
     </w:pPr>
@@ -13034,7 +12811,7 @@
     <w:uiPriority w:val="61"/>
     <w:semiHidden/>
     <w:unhideWhenUsed/>
-    <w:rsid w:val="00412A26"/>
+    <w:rsid w:val="00254A5E"/>
     <w:pPr>
       <w:spacing w:after="0" w:line="240" w:lineRule="auto"/>
     </w:pPr>
@@ -13127,7 +12904,7 @@
     <w:uiPriority w:val="61"/>
     <w:semiHidden/>
     <w:unhideWhenUsed/>
-    <w:rsid w:val="00412A26"/>
+    <w:rsid w:val="00254A5E"/>
     <w:pPr>
       <w:spacing w:after="0" w:line="240" w:lineRule="auto"/>
     </w:pPr>
@@ -13220,7 +12997,7 @@
     <w:uiPriority w:val="61"/>
     <w:semiHidden/>
     <w:unhideWhenUsed/>
-    <w:rsid w:val="00412A26"/>
+    <w:rsid w:val="00254A5E"/>
     <w:pPr>
       <w:spacing w:after="0" w:line="240" w:lineRule="auto"/>
     </w:pPr>
@@ -13313,7 +13090,7 @@
     <w:uiPriority w:val="61"/>
     <w:semiHidden/>
     <w:unhideWhenUsed/>
-    <w:rsid w:val="00412A26"/>
+    <w:rsid w:val="00254A5E"/>
     <w:pPr>
       <w:spacing w:after="0" w:line="240" w:lineRule="auto"/>
     </w:pPr>
@@ -13406,7 +13183,7 @@
     <w:uiPriority w:val="60"/>
     <w:semiHidden/>
     <w:unhideWhenUsed/>
-    <w:rsid w:val="00412A26"/>
+    <w:rsid w:val="00254A5E"/>
     <w:pPr>
       <w:spacing w:after="0" w:line="240" w:lineRule="auto"/>
     </w:pPr>
@@ -13508,7 +13285,7 @@
     <w:uiPriority w:val="60"/>
     <w:semiHidden/>
     <w:unhideWhenUsed/>
-    <w:rsid w:val="00412A26"/>
+    <w:rsid w:val="00254A5E"/>
     <w:pPr>
       <w:spacing w:after="0" w:line="240" w:lineRule="auto"/>
     </w:pPr>
@@ -13610,7 +13387,7 @@
     <w:uiPriority w:val="60"/>
     <w:semiHidden/>
     <w:unhideWhenUsed/>
-    <w:rsid w:val="00412A26"/>
+    <w:rsid w:val="00254A5E"/>
     <w:pPr>
       <w:spacing w:after="0" w:line="240" w:lineRule="auto"/>
     </w:pPr>
@@ -13712,7 +13489,7 @@
     <w:uiPriority w:val="60"/>
     <w:semiHidden/>
     <w:unhideWhenUsed/>
-    <w:rsid w:val="00412A26"/>
+    <w:rsid w:val="00254A5E"/>
     <w:pPr>
       <w:spacing w:after="0" w:line="240" w:lineRule="auto"/>
     </w:pPr>
@@ -13814,7 +13591,7 @@
     <w:uiPriority w:val="60"/>
     <w:semiHidden/>
     <w:unhideWhenUsed/>
-    <w:rsid w:val="00412A26"/>
+    <w:rsid w:val="00254A5E"/>
     <w:pPr>
       <w:spacing w:after="0" w:line="240" w:lineRule="auto"/>
     </w:pPr>
@@ -13916,7 +13693,7 @@
     <w:uiPriority w:val="60"/>
     <w:semiHidden/>
     <w:unhideWhenUsed/>
-    <w:rsid w:val="00412A26"/>
+    <w:rsid w:val="00254A5E"/>
     <w:pPr>
       <w:spacing w:after="0" w:line="240" w:lineRule="auto"/>
     </w:pPr>
@@ -14018,7 +13795,7 @@
     <w:uiPriority w:val="60"/>
     <w:semiHidden/>
     <w:unhideWhenUsed/>
-    <w:rsid w:val="00412A26"/>
+    <w:rsid w:val="00254A5E"/>
     <w:pPr>
       <w:spacing w:after="0" w:line="240" w:lineRule="auto"/>
     </w:pPr>
@@ -14120,7 +13897,7 @@
     <w:uiPriority w:val="99"/>
     <w:semiHidden/>
     <w:unhideWhenUsed/>
-    <w:rsid w:val="00412A26"/>
+    <w:rsid w:val="00254A5E"/>
     <w:rPr>
       <w:sz w:val="16"/>
     </w:rPr>
@@ -14131,7 +13908,7 @@
     <w:uiPriority w:val="99"/>
     <w:semiHidden/>
     <w:unhideWhenUsed/>
-    <w:rsid w:val="00412A26"/>
+    <w:rsid w:val="00254A5E"/>
     <w:pPr>
       <w:ind w:left="360" w:hanging="360"/>
       <w:contextualSpacing/>
@@ -14143,7 +13920,7 @@
     <w:uiPriority w:val="99"/>
     <w:semiHidden/>
     <w:unhideWhenUsed/>
-    <w:rsid w:val="00412A26"/>
+    <w:rsid w:val="00254A5E"/>
     <w:pPr>
       <w:ind w:left="720" w:hanging="360"/>
       <w:contextualSpacing/>
@@ -14155,7 +13932,7 @@
     <w:uiPriority w:val="99"/>
     <w:semiHidden/>
     <w:unhideWhenUsed/>
-    <w:rsid w:val="00412A26"/>
+    <w:rsid w:val="00254A5E"/>
     <w:pPr>
       <w:ind w:left="1080" w:hanging="360"/>
       <w:contextualSpacing/>
@@ -14167,7 +13944,7 @@
     <w:uiPriority w:val="99"/>
     <w:semiHidden/>
     <w:unhideWhenUsed/>
-    <w:rsid w:val="00412A26"/>
+    <w:rsid w:val="00254A5E"/>
     <w:pPr>
       <w:ind w:left="1440" w:hanging="360"/>
       <w:contextualSpacing/>
@@ -14179,7 +13956,7 @@
     <w:uiPriority w:val="99"/>
     <w:semiHidden/>
     <w:unhideWhenUsed/>
-    <w:rsid w:val="00412A26"/>
+    <w:rsid w:val="00254A5E"/>
     <w:pPr>
       <w:ind w:left="1800" w:hanging="360"/>
       <w:contextualSpacing/>
@@ -14191,7 +13968,7 @@
     <w:uiPriority w:val="99"/>
     <w:semiHidden/>
     <w:unhideWhenUsed/>
-    <w:rsid w:val="00412A26"/>
+    <w:rsid w:val="00254A5E"/>
     <w:pPr>
       <w:numPr>
         <w:numId w:val="4"/>
@@ -14205,7 +13982,7 @@
     <w:uiPriority w:val="99"/>
     <w:semiHidden/>
     <w:unhideWhenUsed/>
-    <w:rsid w:val="00412A26"/>
+    <w:rsid w:val="00254A5E"/>
     <w:pPr>
       <w:numPr>
         <w:numId w:val="5"/>
@@ -14219,7 +13996,7 @@
     <w:uiPriority w:val="99"/>
     <w:semiHidden/>
     <w:unhideWhenUsed/>
-    <w:rsid w:val="00412A26"/>
+    <w:rsid w:val="00254A5E"/>
     <w:pPr>
       <w:numPr>
         <w:numId w:val="6"/>
@@ -14233,7 +14010,7 @@
     <w:uiPriority w:val="99"/>
     <w:semiHidden/>
     <w:unhideWhenUsed/>
-    <w:rsid w:val="00412A26"/>
+    <w:rsid w:val="00254A5E"/>
     <w:pPr>
       <w:numPr>
         <w:numId w:val="7"/>
@@ -14247,7 +14024,7 @@
     <w:uiPriority w:val="99"/>
     <w:semiHidden/>
     <w:unhideWhenUsed/>
-    <w:rsid w:val="00412A26"/>
+    <w:rsid w:val="00254A5E"/>
     <w:pPr>
       <w:numPr>
         <w:numId w:val="8"/>
@@ -14261,7 +14038,7 @@
     <w:uiPriority w:val="99"/>
     <w:semiHidden/>
     <w:unhideWhenUsed/>
-    <w:rsid w:val="00412A26"/>
+    <w:rsid w:val="00254A5E"/>
     <w:pPr>
       <w:spacing w:after="120"/>
       <w:ind w:left="360"/>
@@ -14274,7 +14051,7 @@
     <w:uiPriority w:val="99"/>
     <w:semiHidden/>
     <w:unhideWhenUsed/>
-    <w:rsid w:val="00412A26"/>
+    <w:rsid w:val="00254A5E"/>
     <w:pPr>
       <w:spacing w:after="120"/>
       <w:ind w:left="720"/>
@@ -14287,7 +14064,7 @@
     <w:uiPriority w:val="99"/>
     <w:semiHidden/>
     <w:unhideWhenUsed/>
-    <w:rsid w:val="00412A26"/>
+    <w:rsid w:val="00254A5E"/>
     <w:pPr>
       <w:spacing w:after="120"/>
       <w:ind w:left="1080"/>
@@ -14300,7 +14077,7 @@
     <w:uiPriority w:val="99"/>
     <w:semiHidden/>
     <w:unhideWhenUsed/>
-    <w:rsid w:val="00412A26"/>
+    <w:rsid w:val="00254A5E"/>
     <w:pPr>
       <w:spacing w:after="120"/>
       <w:ind w:left="1440"/>
@@ -14313,7 +14090,7 @@
     <w:uiPriority w:val="99"/>
     <w:semiHidden/>
     <w:unhideWhenUsed/>
-    <w:rsid w:val="00412A26"/>
+    <w:rsid w:val="00254A5E"/>
     <w:pPr>
       <w:spacing w:after="120"/>
       <w:ind w:left="1800"/>
@@ -14326,7 +14103,7 @@
     <w:uiPriority w:val="99"/>
     <w:semiHidden/>
     <w:unhideWhenUsed/>
-    <w:rsid w:val="00412A26"/>
+    <w:rsid w:val="00254A5E"/>
     <w:pPr>
       <w:numPr>
         <w:numId w:val="9"/>
@@ -14340,7 +14117,7 @@
     <w:uiPriority w:val="99"/>
     <w:semiHidden/>
     <w:unhideWhenUsed/>
-    <w:rsid w:val="00412A26"/>
+    <w:rsid w:val="00254A5E"/>
     <w:pPr>
       <w:numPr>
         <w:numId w:val="10"/>
@@ -14354,7 +14131,7 @@
     <w:uiPriority w:val="99"/>
     <w:semiHidden/>
     <w:unhideWhenUsed/>
-    <w:rsid w:val="00412A26"/>
+    <w:rsid w:val="00254A5E"/>
     <w:pPr>
       <w:numPr>
         <w:numId w:val="11"/>
@@ -14368,7 +14145,7 @@
     <w:uiPriority w:val="99"/>
     <w:semiHidden/>
     <w:unhideWhenUsed/>
-    <w:rsid w:val="00412A26"/>
+    <w:rsid w:val="00254A5E"/>
     <w:pPr>
       <w:numPr>
         <w:numId w:val="12"/>
@@ -14382,7 +14159,7 @@
     <w:uiPriority w:val="99"/>
     <w:semiHidden/>
     <w:unhideWhenUsed/>
-    <w:rsid w:val="00412A26"/>
+    <w:rsid w:val="00254A5E"/>
     <w:pPr>
       <w:numPr>
         <w:numId w:val="13"/>
@@ -14394,7 +14171,7 @@
     <w:name w:val="List Table 1 Light"/>
     <w:basedOn w:val="TableNormal"/>
     <w:uiPriority w:val="46"/>
-    <w:rsid w:val="00412A26"/>
+    <w:rsid w:val="00254A5E"/>
     <w:pPr>
       <w:spacing w:after="0" w:line="240" w:lineRule="auto"/>
     </w:pPr>
@@ -14461,7 +14238,7 @@
     <w:name w:val="List Table 1 Light Accent 3"/>
     <w:basedOn w:val="TableNormal"/>
     <w:uiPriority w:val="46"/>
-    <w:rsid w:val="00412A26"/>
+    <w:rsid w:val="00254A5E"/>
     <w:pPr>
       <w:spacing w:after="0" w:line="240" w:lineRule="auto"/>
     </w:pPr>
@@ -14528,7 +14305,7 @@
     <w:name w:val="List Table 1 Light Accent 4"/>
     <w:basedOn w:val="TableNormal"/>
     <w:uiPriority w:val="46"/>
-    <w:rsid w:val="00412A26"/>
+    <w:rsid w:val="00254A5E"/>
     <w:pPr>
       <w:spacing w:after="0" w:line="240" w:lineRule="auto"/>
     </w:pPr>
@@ -14595,7 +14372,7 @@
     <w:name w:val="List Table 1 Light Accent 5"/>
     <w:basedOn w:val="TableNormal"/>
     <w:uiPriority w:val="46"/>
-    <w:rsid w:val="00412A26"/>
+    <w:rsid w:val="00254A5E"/>
     <w:pPr>
       <w:spacing w:after="0" w:line="240" w:lineRule="auto"/>
     </w:pPr>
@@ -14662,7 +14439,7 @@
     <w:name w:val="List Table 1 Light Accent 6"/>
     <w:basedOn w:val="TableNormal"/>
     <w:uiPriority w:val="46"/>
-    <w:rsid w:val="00412A26"/>
+    <w:rsid w:val="00254A5E"/>
     <w:pPr>
       <w:spacing w:after="0" w:line="240" w:lineRule="auto"/>
     </w:pPr>
@@ -14729,7 +14506,7 @@
     <w:name w:val="List Table 2"/>
     <w:basedOn w:val="TableNormal"/>
     <w:uiPriority w:val="47"/>
-    <w:rsid w:val="00412A26"/>
+    <w:rsid w:val="00254A5E"/>
     <w:pPr>
       <w:spacing w:after="0" w:line="240" w:lineRule="auto"/>
     </w:pPr>
@@ -14789,7 +14566,7 @@
     <w:name w:val="List Table 2 Accent 1"/>
     <w:basedOn w:val="TableNormal"/>
     <w:uiPriority w:val="47"/>
-    <w:rsid w:val="00412A26"/>
+    <w:rsid w:val="00254A5E"/>
     <w:pPr>
       <w:spacing w:after="0" w:line="240" w:lineRule="auto"/>
     </w:pPr>
@@ -14849,7 +14626,7 @@
     <w:name w:val="List Table 2 Accent 2"/>
     <w:basedOn w:val="TableNormal"/>
     <w:uiPriority w:val="47"/>
-    <w:rsid w:val="00412A26"/>
+    <w:rsid w:val="00254A5E"/>
     <w:pPr>
       <w:spacing w:after="0" w:line="240" w:lineRule="auto"/>
     </w:pPr>
@@ -14909,7 +14686,7 @@
     <w:name w:val="List Table 2 Accent 3"/>
     <w:basedOn w:val="TableNormal"/>
     <w:uiPriority w:val="47"/>
-    <w:rsid w:val="00412A26"/>
+    <w:rsid w:val="00254A5E"/>
     <w:pPr>
       <w:spacing w:after="0" w:line="240" w:lineRule="auto"/>
     </w:pPr>
@@ -14969,7 +14746,7 @@
     <w:name w:val="List Table 2 Accent 4"/>
     <w:basedOn w:val="TableNormal"/>
     <w:uiPriority w:val="47"/>
-    <w:rsid w:val="00412A26"/>
+    <w:rsid w:val="00254A5E"/>
     <w:pPr>
       <w:spacing w:after="0" w:line="240" w:lineRule="auto"/>
     </w:pPr>
@@ -15029,7 +14806,7 @@
     <w:name w:val="List Table 2 Accent 5"/>
     <w:basedOn w:val="TableNormal"/>
     <w:uiPriority w:val="47"/>
-    <w:rsid w:val="00412A26"/>
+    <w:rsid w:val="00254A5E"/>
     <w:pPr>
       <w:spacing w:after="0" w:line="240" w:lineRule="auto"/>
     </w:pPr>
@@ -15089,7 +14866,7 @@
     <w:name w:val="List Table 2 Accent 6"/>
     <w:basedOn w:val="TableNormal"/>
     <w:uiPriority w:val="47"/>
-    <w:rsid w:val="00412A26"/>
+    <w:rsid w:val="00254A5E"/>
     <w:pPr>
       <w:spacing w:after="0" w:line="240" w:lineRule="auto"/>
     </w:pPr>
@@ -15149,7 +14926,7 @@
     <w:name w:val="List Table 3"/>
     <w:basedOn w:val="TableNormal"/>
     <w:uiPriority w:val="48"/>
-    <w:rsid w:val="00412A26"/>
+    <w:rsid w:val="00254A5E"/>
     <w:pPr>
       <w:spacing w:after="0" w:line="240" w:lineRule="auto"/>
     </w:pPr>
@@ -15279,7 +15056,7 @@
     <w:name w:val="List Table 3 Accent 1"/>
     <w:basedOn w:val="TableNormal"/>
     <w:uiPriority w:val="48"/>
-    <w:rsid w:val="00412A26"/>
+    <w:rsid w:val="00254A5E"/>
     <w:pPr>
       <w:spacing w:after="0" w:line="240" w:lineRule="auto"/>
     </w:pPr>
@@ -15409,7 +15186,7 @@
     <w:name w:val="List Table 3 Accent 2"/>
     <w:basedOn w:val="TableNormal"/>
     <w:uiPriority w:val="48"/>
-    <w:rsid w:val="00412A26"/>
+    <w:rsid w:val="00254A5E"/>
     <w:pPr>
       <w:spacing w:after="0" w:line="240" w:lineRule="auto"/>
     </w:pPr>
@@ -15539,7 +15316,7 @@
     <w:name w:val="List Table 3 Accent 3"/>
     <w:basedOn w:val="TableNormal"/>
     <w:uiPriority w:val="48"/>
-    <w:rsid w:val="00412A26"/>
+    <w:rsid w:val="00254A5E"/>
     <w:pPr>
       <w:spacing w:after="0" w:line="240" w:lineRule="auto"/>
     </w:pPr>
@@ -15669,7 +15446,7 @@
     <w:name w:val="List Table 3 Accent 4"/>
     <w:basedOn w:val="TableNormal"/>
     <w:uiPriority w:val="48"/>
-    <w:rsid w:val="00412A26"/>
+    <w:rsid w:val="00254A5E"/>
     <w:pPr>
       <w:spacing w:after="0" w:line="240" w:lineRule="auto"/>
     </w:pPr>
@@ -15799,7 +15576,7 @@
     <w:name w:val="List Table 3 Accent 5"/>
     <w:basedOn w:val="TableNormal"/>
     <w:uiPriority w:val="48"/>
-    <w:rsid w:val="00412A26"/>
+    <w:rsid w:val="00254A5E"/>
     <w:pPr>
       <w:spacing w:after="0" w:line="240" w:lineRule="auto"/>
     </w:pPr>
@@ -15929,7 +15706,7 @@
     <w:name w:val="List Table 3 Accent 6"/>
     <w:basedOn w:val="TableNormal"/>
     <w:uiPriority w:val="48"/>
-    <w:rsid w:val="00412A26"/>
+    <w:rsid w:val="00254A5E"/>
     <w:pPr>
       <w:spacing w:after="0" w:line="240" w:lineRule="auto"/>
     </w:pPr>
@@ -16059,7 +15836,7 @@
     <w:name w:val="List Table 4"/>
     <w:basedOn w:val="TableNormal"/>
     <w:uiPriority w:val="49"/>
-    <w:rsid w:val="00412A26"/>
+    <w:rsid w:val="00254A5E"/>
     <w:pPr>
       <w:spacing w:after="0" w:line="240" w:lineRule="auto"/>
     </w:pPr>
@@ -16139,7 +15916,7 @@
     <w:name w:val="List Table 4 Accent 1"/>
     <w:basedOn w:val="TableNormal"/>
     <w:uiPriority w:val="49"/>
-    <w:rsid w:val="00412A26"/>
+    <w:rsid w:val="00254A5E"/>
     <w:pPr>
       <w:spacing w:after="0" w:line="240" w:lineRule="auto"/>
     </w:pPr>
@@ -16219,7 +15996,7 @@
     <w:name w:val="List Table 4 Accent 2"/>
     <w:basedOn w:val="TableNormal"/>
     <w:uiPriority w:val="49"/>
-    <w:rsid w:val="00412A26"/>
+    <w:rsid w:val="00254A5E"/>
     <w:pPr>
       <w:spacing w:after="0" w:line="240" w:lineRule="auto"/>
     </w:pPr>
@@ -16299,7 +16076,7 @@
     <w:name w:val="List Table 4 Accent 3"/>
     <w:basedOn w:val="TableNormal"/>
     <w:uiPriority w:val="49"/>
-    <w:rsid w:val="00412A26"/>
+    <w:rsid w:val="00254A5E"/>
     <w:pPr>
       <w:spacing w:after="0" w:line="240" w:lineRule="auto"/>
     </w:pPr>
@@ -16379,7 +16156,7 @@
     <w:name w:val="List Table 4 Accent 4"/>
     <w:basedOn w:val="TableNormal"/>
     <w:uiPriority w:val="49"/>
-    <w:rsid w:val="00412A26"/>
+    <w:rsid w:val="00254A5E"/>
     <w:pPr>
       <w:spacing w:after="0" w:line="240" w:lineRule="auto"/>
     </w:pPr>
@@ -16459,7 +16236,7 @@
     <w:name w:val="List Table 4 Accent 5"/>
     <w:basedOn w:val="TableNormal"/>
     <w:uiPriority w:val="49"/>
-    <w:rsid w:val="00412A26"/>
+    <w:rsid w:val="00254A5E"/>
     <w:pPr>
       <w:spacing w:after="0" w:line="240" w:lineRule="auto"/>
     </w:pPr>
@@ -16539,7 +16316,7 @@
     <w:name w:val="List Table 4 Accent 6"/>
     <w:basedOn w:val="TableNormal"/>
     <w:uiPriority w:val="49"/>
-    <w:rsid w:val="00412A26"/>
+    <w:rsid w:val="00254A5E"/>
     <w:pPr>
       <w:spacing w:after="0" w:line="240" w:lineRule="auto"/>
     </w:pPr>
@@ -16619,7 +16396,7 @@
     <w:name w:val="List Table 5 Dark"/>
     <w:basedOn w:val="TableNormal"/>
     <w:uiPriority w:val="50"/>
-    <w:rsid w:val="00412A26"/>
+    <w:rsid w:val="00254A5E"/>
     <w:pPr>
       <w:spacing w:after="0" w:line="240" w:lineRule="auto"/>
     </w:pPr>
@@ -16757,7 +16534,7 @@
     <w:name w:val="List Table 5 Dark Accent 1"/>
     <w:basedOn w:val="TableNormal"/>
     <w:uiPriority w:val="50"/>
-    <w:rsid w:val="00412A26"/>
+    <w:rsid w:val="00254A5E"/>
     <w:pPr>
       <w:spacing w:after="0" w:line="240" w:lineRule="auto"/>
     </w:pPr>
@@ -16895,7 +16672,7 @@
     <w:name w:val="List Table 5 Dark Accent 2"/>
     <w:basedOn w:val="TableNormal"/>
     <w:uiPriority w:val="50"/>
-    <w:rsid w:val="00412A26"/>
+    <w:rsid w:val="00254A5E"/>
     <w:pPr>
       <w:spacing w:after="0" w:line="240" w:lineRule="auto"/>
     </w:pPr>
@@ -17033,7 +16810,7 @@
     <w:name w:val="List Table 5 Dark Accent 3"/>
     <w:basedOn w:val="TableNormal"/>
     <w:uiPriority w:val="50"/>
-    <w:rsid w:val="00412A26"/>
+    <w:rsid w:val="00254A5E"/>
     <w:pPr>
       <w:spacing w:after="0" w:line="240" w:lineRule="auto"/>
     </w:pPr>
@@ -17171,7 +16948,7 @@
     <w:name w:val="List Table 5 Dark Accent 4"/>
     <w:basedOn w:val="TableNormal"/>
     <w:uiPriority w:val="50"/>
-    <w:rsid w:val="00412A26"/>
+    <w:rsid w:val="00254A5E"/>
     <w:pPr>
       <w:spacing w:after="0" w:line="240" w:lineRule="auto"/>
     </w:pPr>
@@ -17309,7 +17086,7 @@
     <w:name w:val="List Table 5 Dark Accent 5"/>
     <w:basedOn w:val="TableNormal"/>
     <w:uiPriority w:val="50"/>
-    <w:rsid w:val="00412A26"/>
+    <w:rsid w:val="00254A5E"/>
     <w:pPr>
       <w:spacing w:after="0" w:line="240" w:lineRule="auto"/>
     </w:pPr>
@@ -17447,7 +17224,7 @@
     <w:name w:val="List Table 5 Dark Accent 6"/>
     <w:basedOn w:val="TableNormal"/>
     <w:uiPriority w:val="50"/>
-    <w:rsid w:val="00412A26"/>
+    <w:rsid w:val="00254A5E"/>
     <w:pPr>
       <w:spacing w:after="0" w:line="240" w:lineRule="auto"/>
     </w:pPr>
@@ -17585,7 +17362,7 @@
     <w:name w:val="List Table 6 Colorful"/>
     <w:basedOn w:val="TableNormal"/>
     <w:uiPriority w:val="51"/>
-    <w:rsid w:val="00412A26"/>
+    <w:rsid w:val="00254A5E"/>
     <w:pPr>
       <w:spacing w:after="0" w:line="240" w:lineRule="auto"/>
     </w:pPr>
@@ -17657,7 +17434,7 @@
     <w:name w:val="List Table 6 Colorful Accent 1"/>
     <w:basedOn w:val="TableNormal"/>
     <w:uiPriority w:val="51"/>
-    <w:rsid w:val="00412A26"/>
+    <w:rsid w:val="00254A5E"/>
     <w:pPr>
       <w:spacing w:after="0" w:line="240" w:lineRule="auto"/>
     </w:pPr>
@@ -17729,7 +17506,7 @@
     <w:name w:val="List Table 6 Colorful Accent 2"/>
     <w:basedOn w:val="TableNormal"/>
     <w:uiPriority w:val="51"/>
-    <w:rsid w:val="00412A26"/>
+    <w:rsid w:val="00254A5E"/>
     <w:pPr>
       <w:spacing w:after="0" w:line="240" w:lineRule="auto"/>
     </w:pPr>
@@ -17801,7 +17578,7 @@
     <w:name w:val="List Table 6 Colorful Accent 3"/>
     <w:basedOn w:val="TableNormal"/>
     <w:uiPriority w:val="51"/>
-    <w:rsid w:val="00412A26"/>
+    <w:rsid w:val="00254A5E"/>
     <w:pPr>
       <w:spacing w:after="0" w:line="240" w:lineRule="auto"/>
     </w:pPr>
@@ -17873,7 +17650,7 @@
     <w:name w:val="List Table 6 Colorful Accent 4"/>
     <w:basedOn w:val="TableNormal"/>
     <w:uiPriority w:val="51"/>
-    <w:rsid w:val="00412A26"/>
+    <w:rsid w:val="00254A5E"/>
     <w:pPr>
       <w:spacing w:after="0" w:line="240" w:lineRule="auto"/>
     </w:pPr>
@@ -17945,7 +17722,7 @@
     <w:name w:val="List Table 6 Colorful Accent 5"/>
     <w:basedOn w:val="TableNormal"/>
     <w:uiPriority w:val="51"/>
-    <w:rsid w:val="00412A26"/>
+    <w:rsid w:val="00254A5E"/>
     <w:pPr>
       <w:spacing w:after="0" w:line="240" w:lineRule="auto"/>
     </w:pPr>
@@ -18017,7 +17794,7 @@
     <w:name w:val="List Table 6 Colorful Accent 6"/>
     <w:basedOn w:val="TableNormal"/>
     <w:uiPriority w:val="51"/>
-    <w:rsid w:val="00412A26"/>
+    <w:rsid w:val="00254A5E"/>
     <w:pPr>
       <w:spacing w:after="0" w:line="240" w:lineRule="auto"/>
     </w:pPr>
@@ -18089,7 +17866,7 @@
     <w:name w:val="List Table 7 Colorful"/>
     <w:basedOn w:val="TableNormal"/>
     <w:uiPriority w:val="52"/>
-    <w:rsid w:val="00412A26"/>
+    <w:rsid w:val="00254A5E"/>
     <w:pPr>
       <w:spacing w:after="0" w:line="240" w:lineRule="auto"/>
     </w:pPr>
@@ -18216,7 +17993,7 @@
     <w:name w:val="List Table 7 Colorful Accent 1"/>
     <w:basedOn w:val="TableNormal"/>
     <w:uiPriority w:val="52"/>
-    <w:rsid w:val="00412A26"/>
+    <w:rsid w:val="00254A5E"/>
     <w:pPr>
       <w:spacing w:after="0" w:line="240" w:lineRule="auto"/>
     </w:pPr>
@@ -18343,7 +18120,7 @@
     <w:name w:val="List Table 7 Colorful Accent 2"/>
     <w:basedOn w:val="TableNormal"/>
     <w:uiPriority w:val="52"/>
-    <w:rsid w:val="00412A26"/>
+    <w:rsid w:val="00254A5E"/>
     <w:pPr>
       <w:spacing w:after="0" w:line="240" w:lineRule="auto"/>
     </w:pPr>
@@ -18470,7 +18247,7 @@
     <w:name w:val="List Table 7 Colorful Accent 3"/>
     <w:basedOn w:val="TableNormal"/>
     <w:uiPriority w:val="52"/>
-    <w:rsid w:val="00412A26"/>
+    <w:rsid w:val="00254A5E"/>
     <w:pPr>
       <w:spacing w:after="0" w:line="240" w:lineRule="auto"/>
     </w:pPr>
@@ -18597,7 +18374,7 @@
     <w:name w:val="List Table 7 Colorful Accent 4"/>
     <w:basedOn w:val="TableNormal"/>
     <w:uiPriority w:val="52"/>
-    <w:rsid w:val="00412A26"/>
+    <w:rsid w:val="00254A5E"/>
     <w:pPr>
       <w:spacing w:after="0" w:line="240" w:lineRule="auto"/>
     </w:pPr>
@@ -18724,7 +18501,7 @@
     <w:name w:val="List Table 7 Colorful Accent 5"/>
     <w:basedOn w:val="TableNormal"/>
     <w:uiPriority w:val="52"/>
-    <w:rsid w:val="00412A26"/>
+    <w:rsid w:val="00254A5E"/>
     <w:pPr>
       <w:spacing w:after="0" w:line="240" w:lineRule="auto"/>
     </w:pPr>
@@ -18851,7 +18628,7 @@
     <w:name w:val="List Table 7 Colorful Accent 6"/>
     <w:basedOn w:val="TableNormal"/>
     <w:uiPriority w:val="52"/>
-    <w:rsid w:val="00412A26"/>
+    <w:rsid w:val="00254A5E"/>
     <w:pPr>
       <w:spacing w:after="0" w:line="240" w:lineRule="auto"/>
     </w:pPr>
@@ -18980,7 +18757,7 @@
     <w:uiPriority w:val="99"/>
     <w:semiHidden/>
     <w:unhideWhenUsed/>
-    <w:rsid w:val="00412A26"/>
+    <w:rsid w:val="00254A5E"/>
     <w:pPr>
       <w:tabs>
         <w:tab w:val="left" w:pos="480"/>
@@ -19010,7 +18787,7 @@
     <w:link w:val="MacroText"/>
     <w:uiPriority w:val="99"/>
     <w:semiHidden/>
-    <w:rsid w:val="00412A26"/>
+    <w:rsid w:val="00254A5E"/>
     <w:rPr>
       <w:rFonts w:ascii="Consolas" w:hAnsi="Consolas"/>
       <w:color w:val="4D614C" w:themeColor="accent3"/>
@@ -19026,7 +18803,7 @@
     <w:uiPriority w:val="67"/>
     <w:semiHidden/>
     <w:unhideWhenUsed/>
-    <w:rsid w:val="00412A26"/>
+    <w:rsid w:val="00254A5E"/>
     <w:pPr>
       <w:spacing w:after="0" w:line="240" w:lineRule="auto"/>
     </w:pPr>
@@ -19100,7 +18877,7 @@
     <w:uiPriority w:val="67"/>
     <w:semiHidden/>
     <w:unhideWhenUsed/>
-    <w:rsid w:val="00412A26"/>
+    <w:rsid w:val="00254A5E"/>
     <w:pPr>
       <w:spacing w:after="0" w:line="240" w:lineRule="auto"/>
     </w:pPr>
@@ -19174,7 +18951,7 @@
     <w:uiPriority w:val="67"/>
     <w:semiHidden/>
     <w:unhideWhenUsed/>
-    <w:rsid w:val="00412A26"/>
+    <w:rsid w:val="00254A5E"/>
     <w:pPr>
       <w:spacing w:after="0" w:line="240" w:lineRule="auto"/>
     </w:pPr>
@@ -19248,7 +19025,7 @@
     <w:uiPriority w:val="67"/>
     <w:semiHidden/>
     <w:unhideWhenUsed/>
-    <w:rsid w:val="00412A26"/>
+    <w:rsid w:val="00254A5E"/>
     <w:pPr>
       <w:spacing w:after="0" w:line="240" w:lineRule="auto"/>
     </w:pPr>
@@ -19322,7 +19099,7 @@
     <w:uiPriority w:val="67"/>
     <w:semiHidden/>
     <w:unhideWhenUsed/>
-    <w:rsid w:val="00412A26"/>
+    <w:rsid w:val="00254A5E"/>
     <w:pPr>
       <w:spacing w:after="0" w:line="240" w:lineRule="auto"/>
     </w:pPr>
@@ -19396,7 +19173,7 @@
     <w:uiPriority w:val="67"/>
     <w:semiHidden/>
     <w:unhideWhenUsed/>
-    <w:rsid w:val="00412A26"/>
+    <w:rsid w:val="00254A5E"/>
     <w:pPr>
       <w:spacing w:after="0" w:line="240" w:lineRule="auto"/>
     </w:pPr>
@@ -19470,7 +19247,7 @@
     <w:uiPriority w:val="67"/>
     <w:semiHidden/>
     <w:unhideWhenUsed/>
-    <w:rsid w:val="00412A26"/>
+    <w:rsid w:val="00254A5E"/>
     <w:pPr>
       <w:spacing w:after="0" w:line="240" w:lineRule="auto"/>
     </w:pPr>
@@ -19544,7 +19321,7 @@
     <w:uiPriority w:val="68"/>
     <w:semiHidden/>
     <w:unhideWhenUsed/>
-    <w:rsid w:val="00412A26"/>
+    <w:rsid w:val="00254A5E"/>
     <w:pPr>
       <w:spacing w:after="0" w:line="240" w:lineRule="auto"/>
     </w:pPr>
@@ -19668,7 +19445,7 @@
     <w:uiPriority w:val="68"/>
     <w:semiHidden/>
     <w:unhideWhenUsed/>
-    <w:rsid w:val="00412A26"/>
+    <w:rsid w:val="00254A5E"/>
     <w:pPr>
       <w:spacing w:after="0" w:line="240" w:lineRule="auto"/>
     </w:pPr>
@@ -19792,7 +19569,7 @@
     <w:uiPriority w:val="68"/>
     <w:semiHidden/>
     <w:unhideWhenUsed/>
-    <w:rsid w:val="00412A26"/>
+    <w:rsid w:val="00254A5E"/>
     <w:pPr>
       <w:spacing w:after="0" w:line="240" w:lineRule="auto"/>
     </w:pPr>
@@ -19916,7 +19693,7 @@
     <w:uiPriority w:val="68"/>
     <w:semiHidden/>
     <w:unhideWhenUsed/>
-    <w:rsid w:val="00412A26"/>
+    <w:rsid w:val="00254A5E"/>
     <w:pPr>
       <w:spacing w:after="0" w:line="240" w:lineRule="auto"/>
     </w:pPr>
@@ -20040,7 +19817,7 @@
     <w:uiPriority w:val="68"/>
     <w:semiHidden/>
     <w:unhideWhenUsed/>
-    <w:rsid w:val="00412A26"/>
+    <w:rsid w:val="00254A5E"/>
     <w:pPr>
       <w:spacing w:after="0" w:line="240" w:lineRule="auto"/>
     </w:pPr>
@@ -20164,7 +19941,7 @@
     <w:uiPriority w:val="68"/>
     <w:semiHidden/>
     <w:unhideWhenUsed/>
-    <w:rsid w:val="00412A26"/>
+    <w:rsid w:val="00254A5E"/>
     <w:pPr>
       <w:spacing w:after="0" w:line="240" w:lineRule="auto"/>
     </w:pPr>
@@ -20288,7 +20065,7 @@
     <w:uiPriority w:val="68"/>
     <w:semiHidden/>
     <w:unhideWhenUsed/>
-    <w:rsid w:val="00412A26"/>
+    <w:rsid w:val="00254A5E"/>
     <w:pPr>
       <w:spacing w:after="0" w:line="240" w:lineRule="auto"/>
     </w:pPr>
@@ -20412,7 +20189,7 @@
     <w:uiPriority w:val="69"/>
     <w:semiHidden/>
     <w:unhideWhenUsed/>
-    <w:rsid w:val="00412A26"/>
+    <w:rsid w:val="00254A5E"/>
     <w:pPr>
       <w:spacing w:after="0" w:line="240" w:lineRule="auto"/>
     </w:pPr>
@@ -20554,7 +20331,7 @@
     <w:uiPriority w:val="69"/>
     <w:semiHidden/>
     <w:unhideWhenUsed/>
-    <w:rsid w:val="00412A26"/>
+    <w:rsid w:val="00254A5E"/>
     <w:pPr>
       <w:spacing w:after="0" w:line="240" w:lineRule="auto"/>
     </w:pPr>
@@ -20696,7 +20473,7 @@
     <w:uiPriority w:val="69"/>
     <w:semiHidden/>
     <w:unhideWhenUsed/>
-    <w:rsid w:val="00412A26"/>
+    <w:rsid w:val="00254A5E"/>
     <w:pPr>
       <w:spacing w:after="0" w:line="240" w:lineRule="auto"/>
     </w:pPr>
@@ -20838,7 +20615,7 @@
     <w:uiPriority w:val="69"/>
     <w:semiHidden/>
     <w:unhideWhenUsed/>
-    <w:rsid w:val="00412A26"/>
+    <w:rsid w:val="00254A5E"/>
     <w:pPr>
       <w:spacing w:after="0" w:line="240" w:lineRule="auto"/>
     </w:pPr>
@@ -20980,7 +20757,7 @@
     <w:uiPriority w:val="69"/>
     <w:semiHidden/>
     <w:unhideWhenUsed/>
-    <w:rsid w:val="00412A26"/>
+    <w:rsid w:val="00254A5E"/>
     <w:pPr>
       <w:spacing w:after="0" w:line="240" w:lineRule="auto"/>
     </w:pPr>
@@ -21122,7 +20899,7 @@
     <w:uiPriority w:val="69"/>
     <w:semiHidden/>
     <w:unhideWhenUsed/>
-    <w:rsid w:val="00412A26"/>
+    <w:rsid w:val="00254A5E"/>
     <w:pPr>
       <w:spacing w:after="0" w:line="240" w:lineRule="auto"/>
     </w:pPr>
@@ -21264,7 +21041,7 @@
     <w:uiPriority w:val="69"/>
     <w:semiHidden/>
     <w:unhideWhenUsed/>
-    <w:rsid w:val="00412A26"/>
+    <w:rsid w:val="00254A5E"/>
     <w:pPr>
       <w:spacing w:after="0" w:line="240" w:lineRule="auto"/>
     </w:pPr>
@@ -21406,7 +21183,7 @@
     <w:uiPriority w:val="65"/>
     <w:semiHidden/>
     <w:unhideWhenUsed/>
-    <w:rsid w:val="00412A26"/>
+    <w:rsid w:val="00254A5E"/>
     <w:pPr>
       <w:spacing w:after="0" w:line="240" w:lineRule="auto"/>
     </w:pPr>
@@ -21489,7 +21266,7 @@
     <w:uiPriority w:val="65"/>
     <w:semiHidden/>
     <w:unhideWhenUsed/>
-    <w:rsid w:val="00412A26"/>
+    <w:rsid w:val="00254A5E"/>
     <w:pPr>
       <w:spacing w:after="0" w:line="240" w:lineRule="auto"/>
     </w:pPr>
@@ -21572,7 +21349,7 @@
     <w:uiPriority w:val="65"/>
     <w:semiHidden/>
     <w:unhideWhenUsed/>
-    <w:rsid w:val="00412A26"/>
+    <w:rsid w:val="00254A5E"/>
     <w:pPr>
       <w:spacing w:after="0" w:line="240" w:lineRule="auto"/>
     </w:pPr>
@@ -21655,7 +21432,7 @@
     <w:uiPriority w:val="65"/>
     <w:semiHidden/>
     <w:unhideWhenUsed/>
-    <w:rsid w:val="00412A26"/>
+    <w:rsid w:val="00254A5E"/>
     <w:pPr>
       <w:spacing w:after="0" w:line="240" w:lineRule="auto"/>
     </w:pPr>
@@ -21738,7 +21515,7 @@
     <w:uiPriority w:val="65"/>
     <w:semiHidden/>
     <w:unhideWhenUsed/>
-    <w:rsid w:val="00412A26"/>
+    <w:rsid w:val="00254A5E"/>
     <w:pPr>
       <w:spacing w:after="0" w:line="240" w:lineRule="auto"/>
     </w:pPr>
@@ -21821,7 +21598,7 @@
     <w:uiPriority w:val="65"/>
     <w:semiHidden/>
     <w:unhideWhenUsed/>
-    <w:rsid w:val="00412A26"/>
+    <w:rsid w:val="00254A5E"/>
     <w:pPr>
       <w:spacing w:after="0" w:line="240" w:lineRule="auto"/>
     </w:pPr>
@@ -21904,7 +21681,7 @@
     <w:uiPriority w:val="65"/>
     <w:semiHidden/>
     <w:unhideWhenUsed/>
-    <w:rsid w:val="00412A26"/>
+    <w:rsid w:val="00254A5E"/>
     <w:pPr>
       <w:spacing w:after="0" w:line="240" w:lineRule="auto"/>
     </w:pPr>
@@ -21987,7 +21764,7 @@
     <w:uiPriority w:val="66"/>
     <w:semiHidden/>
     <w:unhideWhenUsed/>
-    <w:rsid w:val="00412A26"/>
+    <w:rsid w:val="00254A5E"/>
     <w:pPr>
       <w:spacing w:after="0" w:line="240" w:lineRule="auto"/>
     </w:pPr>
@@ -22114,7 +21891,7 @@
     <w:uiPriority w:val="66"/>
     <w:semiHidden/>
     <w:unhideWhenUsed/>
-    <w:rsid w:val="00412A26"/>
+    <w:rsid w:val="00254A5E"/>
     <w:pPr>
       <w:spacing w:after="0" w:line="240" w:lineRule="auto"/>
     </w:pPr>
@@ -22241,7 +22018,7 @@
     <w:uiPriority w:val="66"/>
     <w:semiHidden/>
     <w:unhideWhenUsed/>
-    <w:rsid w:val="00412A26"/>
+    <w:rsid w:val="00254A5E"/>
     <w:pPr>
       <w:spacing w:after="0" w:line="240" w:lineRule="auto"/>
     </w:pPr>
@@ -22367,7 +22144,7 @@
     <w:uiPriority w:val="66"/>
     <w:semiHidden/>
     <w:unhideWhenUsed/>
-    <w:rsid w:val="00412A26"/>
+    <w:rsid w:val="00254A5E"/>
     <w:pPr>
       <w:spacing w:after="0" w:line="240" w:lineRule="auto"/>
     </w:pPr>
@@ -22494,7 +22271,7 @@
     <w:uiPriority w:val="66"/>
     <w:semiHidden/>
     <w:unhideWhenUsed/>
-    <w:rsid w:val="00412A26"/>
+    <w:rsid w:val="00254A5E"/>
     <w:pPr>
       <w:spacing w:after="0" w:line="240" w:lineRule="auto"/>
     </w:pPr>
@@ -22621,7 +22398,7 @@
     <w:uiPriority w:val="66"/>
     <w:semiHidden/>
     <w:unhideWhenUsed/>
-    <w:rsid w:val="00412A26"/>
+    <w:rsid w:val="00254A5E"/>
     <w:pPr>
       <w:spacing w:after="0" w:line="240" w:lineRule="auto"/>
     </w:pPr>
@@ -22748,7 +22525,7 @@
     <w:uiPriority w:val="66"/>
     <w:semiHidden/>
     <w:unhideWhenUsed/>
-    <w:rsid w:val="00412A26"/>
+    <w:rsid w:val="00254A5E"/>
     <w:pPr>
       <w:spacing w:after="0" w:line="240" w:lineRule="auto"/>
     </w:pPr>
@@ -22875,7 +22652,7 @@
     <w:uiPriority w:val="63"/>
     <w:semiHidden/>
     <w:unhideWhenUsed/>
-    <w:rsid w:val="00412A26"/>
+    <w:rsid w:val="00254A5E"/>
     <w:pPr>
       <w:spacing w:after="0" w:line="240" w:lineRule="auto"/>
     </w:pPr>
@@ -22982,7 +22759,7 @@
     <w:uiPriority w:val="63"/>
     <w:semiHidden/>
     <w:unhideWhenUsed/>
-    <w:rsid w:val="00412A26"/>
+    <w:rsid w:val="00254A5E"/>
     <w:pPr>
       <w:spacing w:after="0" w:line="240" w:lineRule="auto"/>
     </w:pPr>
@@ -23089,7 +22866,7 @@
     <w:uiPriority w:val="63"/>
     <w:semiHidden/>
     <w:unhideWhenUsed/>
-    <w:rsid w:val="00412A26"/>
+    <w:rsid w:val="00254A5E"/>
     <w:pPr>
       <w:spacing w:after="0" w:line="240" w:lineRule="auto"/>
     </w:pPr>
@@ -23196,7 +22973,7 @@
     <w:uiPriority w:val="63"/>
     <w:semiHidden/>
     <w:unhideWhenUsed/>
-    <w:rsid w:val="00412A26"/>
+    <w:rsid w:val="00254A5E"/>
     <w:pPr>
       <w:spacing w:after="0" w:line="240" w:lineRule="auto"/>
     </w:pPr>
@@ -23303,7 +23080,7 @@
     <w:uiPriority w:val="63"/>
     <w:semiHidden/>
     <w:unhideWhenUsed/>
-    <w:rsid w:val="00412A26"/>
+    <w:rsid w:val="00254A5E"/>
     <w:pPr>
       <w:spacing w:after="0" w:line="240" w:lineRule="auto"/>
     </w:pPr>
@@ -23410,7 +23187,7 @@
     <w:uiPriority w:val="63"/>
     <w:semiHidden/>
     <w:unhideWhenUsed/>
-    <w:rsid w:val="00412A26"/>
+    <w:rsid w:val="00254A5E"/>
     <w:pPr>
       <w:spacing w:after="0" w:line="240" w:lineRule="auto"/>
     </w:pPr>
@@ -23517,7 +23294,7 @@
     <w:uiPriority w:val="63"/>
     <w:semiHidden/>
     <w:unhideWhenUsed/>
-    <w:rsid w:val="00412A26"/>
+    <w:rsid w:val="00254A5E"/>
     <w:pPr>
       <w:spacing w:after="0" w:line="240" w:lineRule="auto"/>
     </w:pPr>
@@ -23624,7 +23401,7 @@
     <w:uiPriority w:val="64"/>
     <w:semiHidden/>
     <w:unhideWhenUsed/>
-    <w:rsid w:val="00412A26"/>
+    <w:rsid w:val="00254A5E"/>
     <w:pPr>
       <w:spacing w:after="0" w:line="240" w:lineRule="auto"/>
     </w:pPr>
@@ -23774,7 +23551,7 @@
     <w:uiPriority w:val="64"/>
     <w:semiHidden/>
     <w:unhideWhenUsed/>
-    <w:rsid w:val="00412A26"/>
+    <w:rsid w:val="00254A5E"/>
     <w:pPr>
       <w:spacing w:after="0" w:line="240" w:lineRule="auto"/>
     </w:pPr>
@@ -23924,7 +23701,7 @@
     <w:uiPriority w:val="64"/>
     <w:semiHidden/>
     <w:unhideWhenUsed/>
-    <w:rsid w:val="00412A26"/>
+    <w:rsid w:val="00254A5E"/>
     <w:pPr>
       <w:spacing w:after="0" w:line="240" w:lineRule="auto"/>
     </w:pPr>
@@ -24074,7 +23851,7 @@
     <w:uiPriority w:val="64"/>
     <w:semiHidden/>
     <w:unhideWhenUsed/>
-    <w:rsid w:val="00412A26"/>
+    <w:rsid w:val="00254A5E"/>
     <w:pPr>
       <w:spacing w:after="0" w:line="240" w:lineRule="auto"/>
     </w:pPr>
@@ -24224,7 +24001,7 @@
     <w:uiPriority w:val="64"/>
     <w:semiHidden/>
     <w:unhideWhenUsed/>
-    <w:rsid w:val="00412A26"/>
+    <w:rsid w:val="00254A5E"/>
     <w:pPr>
       <w:spacing w:after="0" w:line="240" w:lineRule="auto"/>
     </w:pPr>
@@ -24374,7 +24151,7 @@
     <w:uiPriority w:val="64"/>
     <w:semiHidden/>
     <w:unhideWhenUsed/>
-    <w:rsid w:val="00412A26"/>
+    <w:rsid w:val="00254A5E"/>
     <w:pPr>
       <w:spacing w:after="0" w:line="240" w:lineRule="auto"/>
     </w:pPr>
@@ -24524,7 +24301,7 @@
     <w:uiPriority w:val="64"/>
     <w:semiHidden/>
     <w:unhideWhenUsed/>
-    <w:rsid w:val="00412A26"/>
+    <w:rsid w:val="00254A5E"/>
     <w:pPr>
       <w:spacing w:after="0" w:line="240" w:lineRule="auto"/>
     </w:pPr>
@@ -24674,7 +24451,7 @@
     <w:uiPriority w:val="99"/>
     <w:semiHidden/>
     <w:unhideWhenUsed/>
-    <w:rsid w:val="00412A26"/>
+    <w:rsid w:val="00254A5E"/>
     <w:rPr>
       <w:color w:val="2B579A"/>
       <w:sz w:val="16"/>
@@ -24688,7 +24465,7 @@
     <w:uiPriority w:val="99"/>
     <w:semiHidden/>
     <w:unhideWhenUsed/>
-    <w:rsid w:val="00412A26"/>
+    <w:rsid w:val="00254A5E"/>
     <w:pPr>
       <w:pBdr>
         <w:top w:val="single" w:sz="6" w:space="1" w:color="auto"/>
@@ -24710,7 +24487,7 @@
     <w:link w:val="MessageHeader"/>
     <w:uiPriority w:val="99"/>
     <w:semiHidden/>
-    <w:rsid w:val="00412A26"/>
+    <w:rsid w:val="00254A5E"/>
     <w:rPr>
       <w:rFonts w:asciiTheme="majorHAnsi" w:eastAsiaTheme="majorEastAsia" w:hAnsiTheme="majorHAnsi" w:cstheme="majorBidi"/>
       <w:color w:val="4D614C" w:themeColor="text1"/>
@@ -24727,7 +24504,7 @@
     <w:uiPriority w:val="99"/>
     <w:semiHidden/>
     <w:unhideWhenUsed/>
-    <w:rsid w:val="00412A26"/>
+    <w:rsid w:val="00254A5E"/>
     <w:rPr>
       <w:rFonts w:ascii="Times New Roman" w:hAnsi="Times New Roman" w:cs="Times New Roman"/>
     </w:rPr>
@@ -24738,7 +24515,7 @@
     <w:uiPriority w:val="99"/>
     <w:semiHidden/>
     <w:unhideWhenUsed/>
-    <w:rsid w:val="00412A26"/>
+    <w:rsid w:val="00254A5E"/>
     <w:pPr>
       <w:ind w:left="720"/>
     </w:pPr>
@@ -24751,7 +24528,7 @@
     <w:uiPriority w:val="99"/>
     <w:semiHidden/>
     <w:unhideWhenUsed/>
-    <w:rsid w:val="00412A26"/>
+    <w:rsid w:val="00254A5E"/>
     <w:pPr>
       <w:spacing w:after="0" w:line="240" w:lineRule="auto"/>
     </w:pPr>
@@ -24762,7 +24539,7 @@
     <w:link w:val="NoteHeading"/>
     <w:uiPriority w:val="99"/>
     <w:semiHidden/>
-    <w:rsid w:val="00412A26"/>
+    <w:rsid w:val="00254A5E"/>
     <w:rPr>
       <w:color w:val="4D614C" w:themeColor="text1"/>
       <w:kern w:val="2"/>
@@ -24777,7 +24554,7 @@
     <w:uiPriority w:val="99"/>
     <w:semiHidden/>
     <w:unhideWhenUsed/>
-    <w:rsid w:val="00412A26"/>
+    <w:rsid w:val="00254A5E"/>
     <w:rPr>
       <w:sz w:val="16"/>
     </w:rPr>
@@ -24786,7 +24563,7 @@
     <w:name w:val="Plain Table 1"/>
     <w:basedOn w:val="TableNormal"/>
     <w:uiPriority w:val="41"/>
-    <w:rsid w:val="00412A26"/>
+    <w:rsid w:val="00254A5E"/>
     <w:pPr>
       <w:spacing w:after="0" w:line="240" w:lineRule="auto"/>
     </w:pPr>
@@ -24855,7 +24632,7 @@
     <w:name w:val="Plain Table 2"/>
     <w:basedOn w:val="TableNormal"/>
     <w:uiPriority w:val="42"/>
-    <w:rsid w:val="00412A26"/>
+    <w:rsid w:val="00254A5E"/>
     <w:pPr>
       <w:spacing w:after="0" w:line="240" w:lineRule="auto"/>
     </w:pPr>
@@ -24941,7 +24718,7 @@
     <w:name w:val="Plain Table 3"/>
     <w:basedOn w:val="TableNormal"/>
     <w:uiPriority w:val="43"/>
-    <w:rsid w:val="00412A26"/>
+    <w:rsid w:val="00254A5E"/>
     <w:pPr>
       <w:spacing w:after="0" w:line="240" w:lineRule="auto"/>
     </w:pPr>
@@ -25040,7 +24817,7 @@
     <w:name w:val="Plain Table 4"/>
     <w:basedOn w:val="TableNormal"/>
     <w:uiPriority w:val="44"/>
-    <w:rsid w:val="00412A26"/>
+    <w:rsid w:val="00254A5E"/>
     <w:pPr>
       <w:spacing w:after="0" w:line="240" w:lineRule="auto"/>
     </w:pPr>
@@ -25095,7 +24872,7 @@
     <w:name w:val="Plain Table 5"/>
     <w:basedOn w:val="TableNormal"/>
     <w:uiPriority w:val="45"/>
-    <w:rsid w:val="00412A26"/>
+    <w:rsid w:val="00254A5E"/>
     <w:pPr>
       <w:spacing w:after="0" w:line="240" w:lineRule="auto"/>
     </w:pPr>
@@ -25224,7 +25001,7 @@
     <w:uiPriority w:val="99"/>
     <w:semiHidden/>
     <w:unhideWhenUsed/>
-    <w:rsid w:val="00412A26"/>
+    <w:rsid w:val="00254A5E"/>
     <w:pPr>
       <w:spacing w:after="0" w:line="240" w:lineRule="auto"/>
     </w:pPr>
@@ -25239,7 +25016,7 @@
     <w:link w:val="PlainText"/>
     <w:uiPriority w:val="99"/>
     <w:semiHidden/>
-    <w:rsid w:val="00412A26"/>
+    <w:rsid w:val="00254A5E"/>
     <w:rPr>
       <w:rFonts w:ascii="Consolas" w:hAnsi="Consolas"/>
       <w:color w:val="4D614C" w:themeColor="text1"/>
@@ -25257,7 +25034,7 @@
     <w:uiPriority w:val="99"/>
     <w:semiHidden/>
     <w:unhideWhenUsed/>
-    <w:rsid w:val="00412A26"/>
+    <w:rsid w:val="00254A5E"/>
   </w:style>
   <w:style w:type="character" w:customStyle="1" w:styleId="SalutationChar">
     <w:name w:val="Salutation Char"/>
@@ -25265,7 +25042,7 @@
     <w:link w:val="Salutation"/>
     <w:uiPriority w:val="99"/>
     <w:semiHidden/>
-    <w:rsid w:val="00412A26"/>
+    <w:rsid w:val="00254A5E"/>
     <w:rPr>
       <w:color w:val="4D614C" w:themeColor="text1"/>
       <w:kern w:val="2"/>
@@ -25281,7 +25058,7 @@
     <w:uiPriority w:val="99"/>
     <w:semiHidden/>
     <w:unhideWhenUsed/>
-    <w:rsid w:val="00412A26"/>
+    <w:rsid w:val="00254A5E"/>
     <w:pPr>
       <w:spacing w:after="0" w:line="240" w:lineRule="auto"/>
       <w:ind w:left="4320"/>
@@ -25293,7 +25070,7 @@
     <w:link w:val="Signature"/>
     <w:uiPriority w:val="99"/>
     <w:semiHidden/>
-    <w:rsid w:val="00412A26"/>
+    <w:rsid w:val="00254A5E"/>
     <w:rPr>
       <w:color w:val="4D614C" w:themeColor="text1"/>
       <w:kern w:val="2"/>
@@ -25308,7 +25085,7 @@
     <w:uiPriority w:val="99"/>
     <w:semiHidden/>
     <w:unhideWhenUsed/>
-    <w:rsid w:val="00412A26"/>
+    <w:rsid w:val="00254A5E"/>
     <w:rPr>
       <w:sz w:val="16"/>
       <w:u w:val="dotted"/>
@@ -25320,7 +25097,7 @@
     <w:uiPriority w:val="99"/>
     <w:semiHidden/>
     <w:unhideWhenUsed/>
-    <w:rsid w:val="00412A26"/>
+    <w:rsid w:val="00254A5E"/>
     <w:rPr>
       <w:color w:val="0000FF"/>
       <w:sz w:val="16"/>
@@ -25334,7 +25111,7 @@
     <w:uiPriority w:val="99"/>
     <w:semiHidden/>
     <w:unhideWhenUsed/>
-    <w:rsid w:val="00412A26"/>
+    <w:rsid w:val="00254A5E"/>
     <w:pPr>
       <w:spacing w:line="278" w:lineRule="auto"/>
     </w:pPr>
@@ -25451,7 +25228,7 @@
     <w:uiPriority w:val="99"/>
     <w:semiHidden/>
     <w:unhideWhenUsed/>
-    <w:rsid w:val="00412A26"/>
+    <w:rsid w:val="00254A5E"/>
     <w:pPr>
       <w:spacing w:line="278" w:lineRule="auto"/>
     </w:pPr>
@@ -25533,7 +25310,7 @@
     <w:uiPriority w:val="99"/>
     <w:semiHidden/>
     <w:unhideWhenUsed/>
-    <w:rsid w:val="00412A26"/>
+    <w:rsid w:val="00254A5E"/>
     <w:pPr>
       <w:spacing w:line="278" w:lineRule="auto"/>
     </w:pPr>
@@ -25631,7 +25408,7 @@
     <w:uiPriority w:val="99"/>
     <w:semiHidden/>
     <w:unhideWhenUsed/>
-    <w:rsid w:val="00412A26"/>
+    <w:rsid w:val="00254A5E"/>
     <w:pPr>
       <w:spacing w:line="278" w:lineRule="auto"/>
     </w:pPr>
@@ -25722,7 +25499,7 @@
     <w:uiPriority w:val="99"/>
     <w:semiHidden/>
     <w:unhideWhenUsed/>
-    <w:rsid w:val="00412A26"/>
+    <w:rsid w:val="00254A5E"/>
     <w:pPr>
       <w:spacing w:line="278" w:lineRule="auto"/>
     </w:pPr>
@@ -25821,7 +25598,7 @@
     <w:uiPriority w:val="99"/>
     <w:semiHidden/>
     <w:unhideWhenUsed/>
-    <w:rsid w:val="00412A26"/>
+    <w:rsid w:val="00254A5E"/>
     <w:pPr>
       <w:spacing w:line="278" w:lineRule="auto"/>
     </w:pPr>
@@ -25896,7 +25673,7 @@
     <w:uiPriority w:val="99"/>
     <w:semiHidden/>
     <w:unhideWhenUsed/>
-    <w:rsid w:val="00412A26"/>
+    <w:rsid w:val="00254A5E"/>
     <w:pPr>
       <w:spacing w:line="278" w:lineRule="auto"/>
     </w:pPr>
@@ -25994,7 +25771,7 @@
     <w:uiPriority w:val="99"/>
     <w:semiHidden/>
     <w:unhideWhenUsed/>
-    <w:rsid w:val="00412A26"/>
+    <w:rsid w:val="00254A5E"/>
     <w:pPr>
       <w:spacing w:line="278" w:lineRule="auto"/>
     </w:pPr>
@@ -26081,7 +25858,7 @@
     <w:uiPriority w:val="99"/>
     <w:semiHidden/>
     <w:unhideWhenUsed/>
-    <w:rsid w:val="00412A26"/>
+    <w:rsid w:val="00254A5E"/>
     <w:pPr>
       <w:spacing w:line="278" w:lineRule="auto"/>
     </w:pPr>
@@ -26164,7 +25941,7 @@
     <w:uiPriority w:val="99"/>
     <w:semiHidden/>
     <w:unhideWhenUsed/>
-    <w:rsid w:val="00412A26"/>
+    <w:rsid w:val="00254A5E"/>
     <w:pPr>
       <w:spacing w:line="278" w:lineRule="auto"/>
     </w:pPr>
@@ -26231,7 +26008,7 @@
     <w:uiPriority w:val="99"/>
     <w:semiHidden/>
     <w:unhideWhenUsed/>
-    <w:rsid w:val="00412A26"/>
+    <w:rsid w:val="00254A5E"/>
     <w:pPr>
       <w:spacing w:line="278" w:lineRule="auto"/>
     </w:pPr>
@@ -26356,7 +26133,7 @@
     <w:uiPriority w:val="99"/>
     <w:semiHidden/>
     <w:unhideWhenUsed/>
-    <w:rsid w:val="00412A26"/>
+    <w:rsid w:val="00254A5E"/>
     <w:pPr>
       <w:spacing w:line="278" w:lineRule="auto"/>
     </w:pPr>
@@ -26475,7 +26252,7 @@
     <w:uiPriority w:val="99"/>
     <w:semiHidden/>
     <w:unhideWhenUsed/>
-    <w:rsid w:val="00412A26"/>
+    <w:rsid w:val="00254A5E"/>
     <w:pPr>
       <w:spacing w:line="278" w:lineRule="auto"/>
     </w:pPr>
@@ -26588,7 +26365,7 @@
     <w:uiPriority w:val="99"/>
     <w:semiHidden/>
     <w:unhideWhenUsed/>
-    <w:rsid w:val="00412A26"/>
+    <w:rsid w:val="00254A5E"/>
     <w:pPr>
       <w:spacing w:line="278" w:lineRule="auto"/>
     </w:pPr>
@@ -26665,7 +26442,7 @@
     <w:uiPriority w:val="99"/>
     <w:semiHidden/>
     <w:unhideWhenUsed/>
-    <w:rsid w:val="00412A26"/>
+    <w:rsid w:val="00254A5E"/>
     <w:pPr>
       <w:spacing w:line="278" w:lineRule="auto"/>
     </w:pPr>
@@ -26762,7 +26539,7 @@
     <w:uiPriority w:val="99"/>
     <w:semiHidden/>
     <w:unhideWhenUsed/>
-    <w:rsid w:val="00412A26"/>
+    <w:rsid w:val="00254A5E"/>
     <w:pPr>
       <w:spacing w:line="278" w:lineRule="auto"/>
     </w:pPr>
@@ -26827,7 +26604,7 @@
     <w:uiPriority w:val="99"/>
     <w:semiHidden/>
     <w:unhideWhenUsed/>
-    <w:rsid w:val="00412A26"/>
+    <w:rsid w:val="00254A5E"/>
     <w:pPr>
       <w:spacing w:line="278" w:lineRule="auto"/>
     </w:pPr>
@@ -26870,7 +26647,7 @@
     <w:uiPriority w:val="99"/>
     <w:semiHidden/>
     <w:unhideWhenUsed/>
-    <w:rsid w:val="00412A26"/>
+    <w:rsid w:val="00254A5E"/>
     <w:pPr>
       <w:spacing w:line="278" w:lineRule="auto"/>
     </w:pPr>
@@ -26926,7 +26703,7 @@
     <w:uiPriority w:val="99"/>
     <w:semiHidden/>
     <w:unhideWhenUsed/>
-    <w:rsid w:val="00412A26"/>
+    <w:rsid w:val="00254A5E"/>
     <w:pPr>
       <w:spacing w:line="278" w:lineRule="auto"/>
     </w:pPr>
@@ -27005,7 +26782,7 @@
     <w:uiPriority w:val="99"/>
     <w:semiHidden/>
     <w:unhideWhenUsed/>
-    <w:rsid w:val="00412A26"/>
+    <w:rsid w:val="00254A5E"/>
     <w:pPr>
       <w:spacing w:line="278" w:lineRule="auto"/>
     </w:pPr>
@@ -27071,7 +26848,7 @@
     <w:uiPriority w:val="99"/>
     <w:semiHidden/>
     <w:unhideWhenUsed/>
-    <w:rsid w:val="00412A26"/>
+    <w:rsid w:val="00254A5E"/>
     <w:pPr>
       <w:spacing w:line="278" w:lineRule="auto"/>
     </w:pPr>
@@ -27143,7 +26920,7 @@
     <w:uiPriority w:val="99"/>
     <w:semiHidden/>
     <w:unhideWhenUsed/>
-    <w:rsid w:val="00412A26"/>
+    <w:rsid w:val="00254A5E"/>
     <w:pPr>
       <w:spacing w:line="278" w:lineRule="auto"/>
     </w:pPr>
@@ -27218,7 +26995,7 @@
     <w:uiPriority w:val="99"/>
     <w:semiHidden/>
     <w:unhideWhenUsed/>
-    <w:rsid w:val="00412A26"/>
+    <w:rsid w:val="00254A5E"/>
     <w:pPr>
       <w:spacing w:line="278" w:lineRule="auto"/>
     </w:pPr>
@@ -27296,7 +27073,7 @@
     <w:uiPriority w:val="99"/>
     <w:semiHidden/>
     <w:unhideWhenUsed/>
-    <w:rsid w:val="00412A26"/>
+    <w:rsid w:val="00254A5E"/>
     <w:pPr>
       <w:spacing w:line="278" w:lineRule="auto"/>
     </w:pPr>
@@ -27391,7 +27168,7 @@
     <w:uiPriority w:val="99"/>
     <w:semiHidden/>
     <w:unhideWhenUsed/>
-    <w:rsid w:val="00412A26"/>
+    <w:rsid w:val="00254A5E"/>
     <w:pPr>
       <w:spacing w:line="278" w:lineRule="auto"/>
     </w:pPr>
@@ -27464,7 +27241,7 @@
     <w:uiPriority w:val="99"/>
     <w:semiHidden/>
     <w:unhideWhenUsed/>
-    <w:rsid w:val="00412A26"/>
+    <w:rsid w:val="00254A5E"/>
     <w:pPr>
       <w:spacing w:line="278" w:lineRule="auto"/>
     </w:pPr>
@@ -27556,7 +27333,7 @@
     <w:uiPriority w:val="99"/>
     <w:semiHidden/>
     <w:unhideWhenUsed/>
-    <w:rsid w:val="00412A26"/>
+    <w:rsid w:val="00254A5E"/>
     <w:pPr>
       <w:spacing w:line="278" w:lineRule="auto"/>
     </w:pPr>
@@ -27643,7 +27420,7 @@
     <w:uiPriority w:val="99"/>
     <w:semiHidden/>
     <w:unhideWhenUsed/>
-    <w:rsid w:val="00412A26"/>
+    <w:rsid w:val="00254A5E"/>
     <w:pPr>
       <w:spacing w:line="278" w:lineRule="auto"/>
     </w:pPr>
@@ -27709,7 +27486,7 @@
     <w:uiPriority w:val="99"/>
     <w:semiHidden/>
     <w:unhideWhenUsed/>
-    <w:rsid w:val="00412A26"/>
+    <w:rsid w:val="00254A5E"/>
     <w:pPr>
       <w:spacing w:line="278" w:lineRule="auto"/>
     </w:pPr>
@@ -27754,7 +27531,7 @@
     <w:uiPriority w:val="99"/>
     <w:semiHidden/>
     <w:unhideWhenUsed/>
-    <w:rsid w:val="00412A26"/>
+    <w:rsid w:val="00254A5E"/>
     <w:pPr>
       <w:spacing w:line="278" w:lineRule="auto"/>
     </w:pPr>
@@ -27810,7 +27587,7 @@
     <w:uiPriority w:val="99"/>
     <w:semiHidden/>
     <w:unhideWhenUsed/>
-    <w:rsid w:val="00412A26"/>
+    <w:rsid w:val="00254A5E"/>
     <w:pPr>
       <w:spacing w:line="278" w:lineRule="auto"/>
     </w:pPr>
@@ -27877,7 +27654,7 @@
     <w:uiPriority w:val="99"/>
     <w:semiHidden/>
     <w:unhideWhenUsed/>
-    <w:rsid w:val="00412A26"/>
+    <w:rsid w:val="00254A5E"/>
     <w:pPr>
       <w:spacing w:line="278" w:lineRule="auto"/>
     </w:pPr>
@@ -27982,7 +27759,7 @@
     <w:uiPriority w:val="99"/>
     <w:semiHidden/>
     <w:unhideWhenUsed/>
-    <w:rsid w:val="00412A26"/>
+    <w:rsid w:val="00254A5E"/>
     <w:pPr>
       <w:spacing w:line="278" w:lineRule="auto"/>
     </w:pPr>
@@ -28090,7 +27867,7 @@
     <w:uiPriority w:val="99"/>
     <w:semiHidden/>
     <w:unhideWhenUsed/>
-    <w:rsid w:val="00412A26"/>
+    <w:rsid w:val="00254A5E"/>
     <w:pPr>
       <w:spacing w:after="0"/>
       <w:ind w:left="240" w:hanging="240"/>
@@ -28103,7 +27880,7 @@
     <w:uiPriority w:val="99"/>
     <w:semiHidden/>
     <w:unhideWhenUsed/>
-    <w:rsid w:val="00412A26"/>
+    <w:rsid w:val="00254A5E"/>
     <w:pPr>
       <w:spacing w:after="0"/>
     </w:pPr>
@@ -28114,7 +27891,7 @@
     <w:uiPriority w:val="99"/>
     <w:semiHidden/>
     <w:unhideWhenUsed/>
-    <w:rsid w:val="00412A26"/>
+    <w:rsid w:val="00254A5E"/>
     <w:pPr>
       <w:spacing w:line="278" w:lineRule="auto"/>
     </w:pPr>
@@ -28159,7 +27936,7 @@
     <w:uiPriority w:val="99"/>
     <w:semiHidden/>
     <w:unhideWhenUsed/>
-    <w:rsid w:val="00412A26"/>
+    <w:rsid w:val="00254A5E"/>
     <w:pPr>
       <w:spacing w:line="278" w:lineRule="auto"/>
     </w:pPr>
@@ -28205,7 +27982,7 @@
     <w:uiPriority w:val="99"/>
     <w:semiHidden/>
     <w:unhideWhenUsed/>
-    <w:rsid w:val="00412A26"/>
+    <w:rsid w:val="00254A5E"/>
     <w:pPr>
       <w:spacing w:line="278" w:lineRule="auto"/>
     </w:pPr>
@@ -28308,7 +28085,7 @@
     <w:uiPriority w:val="99"/>
     <w:semiHidden/>
     <w:unhideWhenUsed/>
-    <w:rsid w:val="00412A26"/>
+    <w:rsid w:val="00254A5E"/>
     <w:pPr>
       <w:spacing w:line="278" w:lineRule="auto"/>
     </w:pPr>
@@ -28351,7 +28128,7 @@
     <w:uiPriority w:val="99"/>
     <w:semiHidden/>
     <w:unhideWhenUsed/>
-    <w:rsid w:val="00412A26"/>
+    <w:rsid w:val="00254A5E"/>
     <w:pPr>
       <w:spacing w:line="278" w:lineRule="auto"/>
     </w:pPr>
@@ -28450,7 +28227,7 @@
     <w:uiPriority w:val="99"/>
     <w:semiHidden/>
     <w:unhideWhenUsed/>
-    <w:rsid w:val="00412A26"/>
+    <w:rsid w:val="00254A5E"/>
     <w:pPr>
       <w:spacing w:line="278" w:lineRule="auto"/>
     </w:pPr>
@@ -28541,7 +28318,7 @@
     <w:uiPriority w:val="99"/>
     <w:semiHidden/>
     <w:unhideWhenUsed/>
-    <w:rsid w:val="00412A26"/>
+    <w:rsid w:val="00254A5E"/>
     <w:pPr>
       <w:spacing w:line="278" w:lineRule="auto"/>
     </w:pPr>
@@ -28568,7 +28345,7 @@
     <w:uiPriority w:val="99"/>
     <w:semiHidden/>
     <w:unhideWhenUsed/>
-    <w:rsid w:val="00412A26"/>
+    <w:rsid w:val="00254A5E"/>
     <w:pPr>
       <w:spacing w:line="278" w:lineRule="auto"/>
     </w:pPr>
@@ -28614,7 +28391,7 @@
     <w:uiPriority w:val="99"/>
     <w:semiHidden/>
     <w:unhideWhenUsed/>
-    <w:rsid w:val="00412A26"/>
+    <w:rsid w:val="00254A5E"/>
     <w:pPr>
       <w:spacing w:line="278" w:lineRule="auto"/>
     </w:pPr>
@@ -28660,7 +28437,7 @@
     <w:uiPriority w:val="99"/>
     <w:semiHidden/>
     <w:unhideWhenUsed/>
-    <w:rsid w:val="00412A26"/>
+    <w:rsid w:val="00254A5E"/>
     <w:pPr>
       <w:spacing w:line="278" w:lineRule="auto"/>
     </w:pPr>
@@ -28707,7 +28484,7 @@
     <w:uiPriority w:val="99"/>
     <w:semiHidden/>
     <w:unhideWhenUsed/>
-    <w:rsid w:val="00412A26"/>
+    <w:rsid w:val="00254A5E"/>
     <w:pPr>
       <w:spacing w:before="120"/>
     </w:pPr>
@@ -28725,7 +28502,7 @@
     <w:uiPriority w:val="39"/>
     <w:semiHidden/>
     <w:unhideWhenUsed/>
-    <w:rsid w:val="00412A26"/>
+    <w:rsid w:val="00254A5E"/>
     <w:pPr>
       <w:spacing w:after="100"/>
     </w:pPr>
@@ -28738,7 +28515,7 @@
     <w:uiPriority w:val="39"/>
     <w:semiHidden/>
     <w:unhideWhenUsed/>
-    <w:rsid w:val="00412A26"/>
+    <w:rsid w:val="00254A5E"/>
     <w:pPr>
       <w:spacing w:after="100"/>
       <w:ind w:left="240"/>
@@ -28752,7 +28529,7 @@
     <w:uiPriority w:val="39"/>
     <w:semiHidden/>
     <w:unhideWhenUsed/>
-    <w:rsid w:val="00412A26"/>
+    <w:rsid w:val="00254A5E"/>
     <w:pPr>
       <w:spacing w:after="100"/>
       <w:ind w:left="480"/>
@@ -28766,7 +28543,7 @@
     <w:uiPriority w:val="39"/>
     <w:semiHidden/>
     <w:unhideWhenUsed/>
-    <w:rsid w:val="00412A26"/>
+    <w:rsid w:val="00254A5E"/>
     <w:pPr>
       <w:spacing w:after="100"/>
       <w:ind w:left="720"/>
@@ -28780,7 +28557,7 @@
     <w:uiPriority w:val="39"/>
     <w:semiHidden/>
     <w:unhideWhenUsed/>
-    <w:rsid w:val="00412A26"/>
+    <w:rsid w:val="00254A5E"/>
     <w:pPr>
       <w:spacing w:after="100"/>
       <w:ind w:left="960"/>
@@ -28794,7 +28571,7 @@
     <w:uiPriority w:val="39"/>
     <w:semiHidden/>
     <w:unhideWhenUsed/>
-    <w:rsid w:val="00412A26"/>
+    <w:rsid w:val="00254A5E"/>
     <w:pPr>
       <w:spacing w:after="100"/>
       <w:ind w:left="1200"/>
@@ -28808,7 +28585,7 @@
     <w:uiPriority w:val="39"/>
     <w:semiHidden/>
     <w:unhideWhenUsed/>
-    <w:rsid w:val="00412A26"/>
+    <w:rsid w:val="00254A5E"/>
     <w:pPr>
       <w:spacing w:after="100"/>
       <w:ind w:left="1440"/>
@@ -28822,7 +28599,7 @@
     <w:uiPriority w:val="39"/>
     <w:semiHidden/>
     <w:unhideWhenUsed/>
-    <w:rsid w:val="00412A26"/>
+    <w:rsid w:val="00254A5E"/>
     <w:pPr>
       <w:spacing w:after="100"/>
       <w:ind w:left="1680"/>
@@ -28836,7 +28613,7 @@
     <w:uiPriority w:val="39"/>
     <w:semiHidden/>
     <w:unhideWhenUsed/>
-    <w:rsid w:val="00412A26"/>
+    <w:rsid w:val="00254A5E"/>
     <w:pPr>
       <w:spacing w:after="100"/>
       <w:ind w:left="1920"/>
@@ -28850,7 +28627,7 @@
     <w:semiHidden/>
     <w:unhideWhenUsed/>
     <w:qFormat/>
-    <w:rsid w:val="00412A26"/>
+    <w:rsid w:val="00254A5E"/>
     <w:pPr>
       <w:spacing w:before="240" w:after="0"/>
       <w:outlineLvl w:val="9"/>
@@ -28866,7 +28643,7 @@
     <w:uiPriority w:val="99"/>
     <w:semiHidden/>
     <w:unhideWhenUsed/>
-    <w:rsid w:val="00412A26"/>
+    <w:rsid w:val="00254A5E"/>
     <w:rPr>
       <w:color w:val="605E5C"/>
       <w:sz w:val="16"/>
@@ -28933,7 +28710,7 @@
     <w:next w:val="Normal"/>
     <w:uiPriority w:val="2"/>
     <w:qFormat/>
-    <w:rsid w:val="00412A26"/>
+    <w:rsid w:val="00254A5E"/>
     <w:pPr>
       <w:keepNext/>
     </w:pPr>
@@ -28947,7 +28724,7 @@
     <w:next w:val="Normal"/>
     <w:uiPriority w:val="2"/>
     <w:qFormat/>
-    <w:rsid w:val="00412A26"/>
+    <w:rsid w:val="00254A5E"/>
     <w:rPr>
       <w14:numSpacing w14:val="tabular"/>
     </w:rPr>
@@ -28958,7 +28735,7 @@
     <w:next w:val="Normal"/>
     <w:uiPriority w:val="2"/>
     <w:qFormat/>
-    <w:rsid w:val="00412A26"/>
+    <w:rsid w:val="00254A5E"/>
     <w:rPr>
       <w14:numSpacing w14:val="tabular"/>
     </w:rPr>
@@ -28969,7 +28746,7 @@
     <w:next w:val="Normal"/>
     <w:uiPriority w:val="2"/>
     <w:qFormat/>
-    <w:rsid w:val="00412A26"/>
+    <w:rsid w:val="00254A5E"/>
     <w:pPr>
       <w:numPr>
         <w:numId w:val="15"/>
@@ -28983,7 +28760,7 @@
     <w:basedOn w:val="TableNormal"/>
     <w:uiPriority w:val="99"/>
     <w:qFormat/>
-    <w:rsid w:val="00412A26"/>
+    <w:rsid w:val="00254A5E"/>
     <w:pPr>
       <w:spacing w:after="0" w:line="240" w:lineRule="auto"/>
     </w:pPr>
@@ -29016,7 +28793,7 @@
     <w:basedOn w:val="TableNormal"/>
     <w:uiPriority w:val="99"/>
     <w:qFormat/>
-    <w:rsid w:val="00412A26"/>
+    <w:rsid w:val="00254A5E"/>
     <w:pPr>
       <w:spacing w:after="0" w:line="240" w:lineRule="auto"/>
     </w:pPr>
@@ -29078,7 +28855,7 @@
     <w:basedOn w:val="TableNormal"/>
     <w:uiPriority w:val="99"/>
     <w:qFormat/>
-    <w:rsid w:val="00412A26"/>
+    <w:rsid w:val="00254A5E"/>
     <w:pPr>
       <w:spacing w:after="0" w:line="240" w:lineRule="auto"/>
     </w:pPr>
@@ -29117,7 +28894,7 @@
     <w:basedOn w:val="TableNormal"/>
     <w:uiPriority w:val="99"/>
     <w:qFormat/>
-    <w:rsid w:val="00412A26"/>
+    <w:rsid w:val="00254A5E"/>
     <w:pPr>
       <w:spacing w:after="0" w:line="240" w:lineRule="auto"/>
     </w:pPr>
@@ -29166,7 +28943,7 @@
     <w:basedOn w:val="TableNormal"/>
     <w:uiPriority w:val="99"/>
     <w:qFormat/>
-    <w:rsid w:val="00412A26"/>
+    <w:rsid w:val="00254A5E"/>
     <w:pPr>
       <w:spacing w:after="0" w:line="240" w:lineRule="auto"/>
     </w:pPr>
@@ -29259,7 +29036,7 @@
     </w:docPart>
     <w:docPart>
       <w:docPartPr>
-        <w:name w:val="598DD48DBA50438485699B62C5242517"/>
+        <w:name w:val="C7F3348364524B18AA76FADCB33060CD"/>
         <w:category>
           <w:name w:val="General"/>
           <w:gallery w:val="placeholder"/>
@@ -29270,12 +29047,12 @@
         <w:behaviors>
           <w:behavior w:val="content"/>
         </w:behaviors>
-        <w:guid w:val="{89CE6E80-7990-4DFD-89A9-A7EA79D9C2CC}"/>
+        <w:guid w:val="{5EC21463-55F3-43B8-A97B-2685D9B20EF7}"/>
       </w:docPartPr>
       <w:docPartBody>
         <w:p>
           <w:pPr>
-            <w:pStyle w:val="598DD48DBA50438485699B62C5242517"/>
+            <w:pStyle w:val="C7F3348364524B18AA76FADCB33060CD"/>
           </w:pPr>
           <w:r>
             <w:rPr>
@@ -29288,7 +29065,7 @@
     </w:docPart>
     <w:docPart>
       <w:docPartPr>
-        <w:name w:val="573506B8F5A7424CB91DC30CA19350B3"/>
+        <w:name w:val="845DFA79A6BE48AC8F6FC842B3542E39"/>
         <w:category>
           <w:name w:val="General"/>
           <w:gallery w:val="placeholder"/>
@@ -29299,12 +29076,12 @@
         <w:behaviors>
           <w:behavior w:val="content"/>
         </w:behaviors>
-        <w:guid w:val="{AC6688FA-D1D7-42CA-9FD4-2C0D9FC16310}"/>
+        <w:guid w:val="{E98E0E82-4835-4823-81BD-40340B503A30}"/>
       </w:docPartPr>
       <w:docPartBody>
         <w:p>
           <w:pPr>
-            <w:pStyle w:val="573506B8F5A7424CB91DC30CA19350B3"/>
+            <w:pStyle w:val="845DFA79A6BE48AC8F6FC842B3542E39"/>
           </w:pPr>
           <w:r>
             <w:rPr>
@@ -29317,7 +29094,7 @@
     </w:docPart>
     <w:docPart>
       <w:docPartPr>
-        <w:name w:val="C12F980E567442AFA35386F1C88057B6"/>
+        <w:name w:val="332A1425E1ED4AD59662507B5EF1E0D9"/>
         <w:category>
           <w:name w:val="General"/>
           <w:gallery w:val="placeholder"/>
@@ -29328,12 +29105,12 @@
         <w:behaviors>
           <w:behavior w:val="content"/>
         </w:behaviors>
-        <w:guid w:val="{3AE6F9A0-5132-488D-975E-BEE63A2B3E6F}"/>
+        <w:guid w:val="{C6DC2454-26D3-4C18-921D-C51078E7779E}"/>
       </w:docPartPr>
       <w:docPartBody>
         <w:p>
           <w:pPr>
-            <w:pStyle w:val="C12F980E567442AFA35386F1C88057B6"/>
+            <w:pStyle w:val="332A1425E1ED4AD59662507B5EF1E0D9"/>
           </w:pPr>
           <w:r>
             <w:rPr>
@@ -29435,7 +29212,7 @@
     <w:sig w:usb0="00000001" w:usb1="10000040" w:usb2="00000000" w:usb3="00000000" w:csb0="80000001" w:csb1="00000000"/>
   </w:font>
   <w:font w:name="IDAutomation2D">
-    <w:altName w:val="Cambria"/>
+    <w:altName w:val="Times New Roman"/>
     <w:charset w:val="00"/>
     <w:family w:val="auto"/>
     <w:pitch w:val="variable"/>
@@ -29515,12 +29292,14 @@
     <w:rsid w:val="005E35BE"/>
     <w:rsid w:val="005E40F9"/>
     <w:rsid w:val="0060555B"/>
+    <w:rsid w:val="0061775E"/>
     <w:rsid w:val="00695747"/>
     <w:rsid w:val="006B4ADD"/>
     <w:rsid w:val="006B5158"/>
     <w:rsid w:val="006C2DEC"/>
     <w:rsid w:val="006F7175"/>
     <w:rsid w:val="00781235"/>
+    <w:rsid w:val="007822BF"/>
     <w:rsid w:val="00784F9C"/>
     <w:rsid w:val="007A4B28"/>
     <w:rsid w:val="007F1293"/>
@@ -29532,6 +29311,7 @@
     <w:rsid w:val="0089757A"/>
     <w:rsid w:val="008A720C"/>
     <w:rsid w:val="008C225B"/>
+    <w:rsid w:val="0090116F"/>
     <w:rsid w:val="00916429"/>
     <w:rsid w:val="00920D69"/>
     <w:rsid w:val="009A5EC5"/>
@@ -29565,10 +29345,12 @@
     <w:rsid w:val="00F257AD"/>
     <w:rsid w:val="00F635C5"/>
     <w:rsid w:val="00F64A28"/>
+    <w:rsid w:val="00F92FD5"/>
     <w:rsid w:val="00F97378"/>
     <w:rsid w:val="00FB3ED0"/>
     <w:rsid w:val="00FD1359"/>
     <w:rsid w:val="00FE2E14"/>
+    <w:rsid w:val="00FF095F"/>
   </w:rsids>
   <m:mathPr>
     <m:mathFont m:val="Cambria Math"/>
@@ -30022,6 +29804,7 @@
     <w:basedOn w:val="DefaultParagraphFont"/>
     <w:uiPriority w:val="99"/>
     <w:semiHidden/>
+    <w:rsid w:val="00FF095F"/>
     <w:rPr>
       <w:color w:val="808080"/>
     </w:rPr>
@@ -30052,9 +29835,9 @@
       <w14:ligatures w14:val="standardContextual"/>
     </w:rPr>
   </w:style>
-  <w:style w:type="paragraph" w:customStyle="1" w:styleId="598DD48DBA50438485699B62C5242517">
-    <w:name w:val="598DD48DBA50438485699B62C5242517"/>
-    <w:rsid w:val="00564353"/>
+  <w:style w:type="paragraph" w:customStyle="1" w:styleId="C7F3348364524B18AA76FADCB33060CD">
+    <w:name w:val="C7F3348364524B18AA76FADCB33060CD"/>
+    <w:rsid w:val="00FF095F"/>
     <w:pPr>
       <w:spacing w:line="278" w:lineRule="auto"/>
     </w:pPr>
@@ -30065,9 +29848,9 @@
       <w14:ligatures w14:val="standardContextual"/>
     </w:rPr>
   </w:style>
-  <w:style w:type="paragraph" w:customStyle="1" w:styleId="573506B8F5A7424CB91DC30CA19350B3">
-    <w:name w:val="573506B8F5A7424CB91DC30CA19350B3"/>
-    <w:rsid w:val="00564353"/>
+  <w:style w:type="paragraph" w:customStyle="1" w:styleId="845DFA79A6BE48AC8F6FC842B3542E39">
+    <w:name w:val="845DFA79A6BE48AC8F6FC842B3542E39"/>
+    <w:rsid w:val="00FF095F"/>
     <w:pPr>
       <w:spacing w:line="278" w:lineRule="auto"/>
     </w:pPr>
@@ -30078,8 +29861,9 @@
       <w14:ligatures w14:val="standardContextual"/>
     </w:rPr>
   </w:style>
-  <w:style w:type="paragraph" w:customStyle="1" w:styleId="C12F980E567442AFA35386F1C88057B6">
-    <w:name w:val="C12F980E567442AFA35386F1C88057B6"/>
+  <w:style w:type="paragraph" w:customStyle="1" w:styleId="332A1425E1ED4AD59662507B5EF1E0D9">
+    <w:name w:val="332A1425E1ED4AD59662507B5EF1E0D9"/>
+    <w:rsid w:val="00FF095F"/>
     <w:pPr>
       <w:spacing w:line="278" w:lineRule="auto"/>
     </w:pPr>
@@ -30649,7 +30433,7 @@
 </p:properties>
 </file>
 
-<file path=customXml/item4.xml>��< ? x m l   v e r s i o n = " 1 . 0 "   e n c o d i n g = " u t f - 1 6 " ? > < N a v W o r d R e p o r t X m l P a r t   x m l n s = " u r n : m i c r o s o f t - d y n a m i c s - b u s i n e s s c e n t r a l / i n t e r n a l / e x t e n d e d / r e p o r t s / S t a n d a r d _ S a l e s _ I n v o i c e / 1 3 0 6 / " > +<file path=customXml/item4.xml>��< ? x m l   v e r s i o n = " 1 . 0 "   e n c o d i n g = " u t f - 1 6 " ? > < N a v W o r d R e p o r t X m l P a r t   x m l n s = " u r n : m i c r o s o f t - d y n a m i c s - n a v / r e p o r t s / T e n a n t _ R e p o r t _ D e f a u l t s / 2 0 0 0 0 0 0 0 0 1 / " >   
      < B C R e p o r t I n f o r m a t i o n >   
@@ -30664,6 +30448,8 @@
              < E x t e n s i o n V e r s i o n > E x t e n s i o n   V e r s i o n < / E x t e n s i o n V e r s i o n >   
              < R e p o r t I d > R e p o r t   I D < / R e p o r t I d > + 
+             < R e p o r t N a m e > R e p o r t   N a m e < / R e p o r t N a m e >   
              < R e p o r t C a p t i o n > R e p o r t   C a p t i o n < / R e p o r t C a p t i o n >   
@@ -30713,686 +30499,90 @@
  
          < / R e p o r t R e q u e s t >   
+         < C o m p a n y M e t a d a t a > + 
+             < C o m p a n y N a m e > C o m p a n y   N a m e < / C o m p a n y N a m e > + 
+             < C o m p a n y D i s p l a y N a m e > C o m p a n y   D i s p l a y   N a m e < / C o m p a n y D i s p l a y N a m e > + 
+             < C o m p a n y A d d r e s s L i n e s > + 
+                 < C o m p a n y A d d r e s s L i n e 1 > C o m p a n y   A d d r e s s   L i n e   1 < / C o m p a n y A d d r e s s L i n e 1 > + 
+                 < C o m p a n y A d d r e s s L i n e 2 > C o m p a n y   A d d r e s s   L i n e   2 < / C o m p a n y A d d r e s s L i n e 2 > + 
+                 < C o m p a n y A d d r e s s L i n e 3 > C o m p a n y   A d d r e s s   L i n e   3 < / C o m p a n y A d d r e s s L i n e 3 > + 
+                 < C o m p a n y A d d r e s s L i n e 4 > C o m p a n y   A d d r e s s   L i n e   4 < / C o m p a n y A d d r e s s L i n e 4 > + 
+                 < C o m p a n y A d d r e s s L i n e 5 > C o m p a n y   A d d r e s s   L i n e   5 < / C o m p a n y A d d r e s s L i n e 5 > + 
+                 < C o m p a n y A d d r e s s L i n e 6 > C o m p a n y   A d d r e s s   L i n e   6 < / C o m p a n y A d d r e s s L i n e 6 > + 
+                 < C o m p a n y A d d r e s s L i n e 7 > C o m p a n y   A d d r e s s   L i n e   7 < / C o m p a n y A d d r e s s L i n e 7 > + 
+                 < C o m p a n y A d d r e s s L i n e 8 > C o m p a n y   A d d r e s s   L i n e   8 < / C o m p a n y A d d r e s s L i n e 8 > + 
+             < / C o m p a n y A d d r e s s L i n e s > + 
+             < C o m p a n y P h o n e > C o m p a n y   P h o n e < / C o m p a n y P h o n e > + 
+             < C o m p a n y P h o n e C a p t i o n > C o m p a n y   P h o n e   C a p t i o n < / C o m p a n y P h o n e C a p t i o n > + 
+             < C o m p a n y F a x N o > C o m p a n y   F a x   N o . < / C o m p a n y F a x N o > + 
+             < C o m p a n y F a x N o C a p t i o n > C o m p a n y   F a x   N o .   C a p t i o n < / C o m p a n y F a x N o C a p t i o n > + 
+             < C o m p a n y E m a i l > C o m p a n y   E m a i l < / C o m p a n y E m a i l > + 
+             < C o m p a n y E m a i l C a p t i o n > C o m p a n y   E m a i l   C a p t i o n < / C o m p a n y E m a i l C a p t i o n > + 
+             < C o m p a n y H o m e P a g e > C o m p a n y   H o m e   P a g e < / C o m p a n y H o m e P a g e > + 
+             < C o m p a n y H o m e P a g e C a p t i o n > C o m p a n y   H o m e   P a g e   C a p t i o n < / C o m p a n y H o m e P a g e C a p t i o n > + 
+             < C o m p a n y L o g o > C o m p a n y   L o g o < / C o m p a n y L o g o > + 
+             < C o m p a n y V A T R e g i s t r a t i o n N o > C o m p a n y   V A T   R e g i s t r a t i o n   N o . < / C o m p a n y V A T R e g i s t r a t i o n N o > + 
+             < C o m p a n y V A T R e g i s t r a t i o n N o C a p t i o n > C o m p a n y   V A T   R e g i s t r a t i o n   N o .   C a p t i o n < / C o m p a n y V A T R e g i s t r a t i o n N o C a p t i o n > + 
+             < C o m p a n y R e g i s t r a t i o n N o > C o m p a n y   R e g i s t r a t i o n   N o . < / C o m p a n y R e g i s t r a t i o n N o > + 
+             < C o m p a n y R e g i s t r a t i o n N o C a p t i o n > C o m p a n y   R e g i s t r a t i o n   N o .   C a p t i o n < / C o m p a n y R e g i s t r a t i o n N o C a p t i o n > + 
+             < C o m p a n y B a n k N a m e > C o m p a n y   B a n k   N a m e < / C o m p a n y B a n k N a m e > + 
+             < C o m p a n y B a n k N a m e C a p t i o n > C o m p a n y   B a n k   N a m e   C a p t i o n < / C o m p a n y B a n k N a m e C a p t i o n > + 
+             < C o m p a n y B a n k A c c o u n t N o > C o m p a n y   B a n k   A c c o u n t   N o . < / C o m p a n y B a n k A c c o u n t N o > + 
+             < C o m p a n y B a n k A c c o u n t N o C a p t i o n > C o m p a n y   B a n k   A c c o u n t   N o .   C a p t i o n < / C o m p a n y B a n k A c c o u n t N o C a p t i o n > + 
+             < C o m p a n y B a n k B r a n c h N o > C o m p a n y   B a n k   B r a n c h   N o . < / C o m p a n y B a n k B r a n c h N o > + 
+             < C o m p a n y B a n k B r a n c h N o C a p t i o n > C o m p a n y   B a n k   B r a n c h   N o .   C a p t i o n < / C o m p a n y B a n k B r a n c h N o C a p t i o n > + 
+             < C o m p a n y I B A N > C o m p a n y   I B A N < / C o m p a n y I B A N > + 
+             < C o m p a n y I B A N C a p t i o n > C o m p a n y   I B A N   C a p t i o n < / C o m p a n y I B A N C a p t i o n > + 
+             < C o m p a n y B a n k S W I F T > C o m p a n y   B a n k   S W I F T < / C o m p a n y B a n k S W I F T > + 
+             < C o m p a n y B a n k S W I F T C a p t i o n > C o m p a n y   B a n k   S W I F T   C a p t i o n < / C o m p a n y B a n k S W I F T C a p t i o n > + 
+             < C o m p a n y G i r o N o > C o m p a n y   G i r o   N o . < / C o m p a n y G i r o N o > + 
+             < C o m p a n y G i r o N o C a p t i o n > C o m p a n y   G i r o   N o .   C a p t i o n < / C o m p a n y G i r o N o C a p t i o n > + 
+         < / C o m p a n y M e t a d a t a > + 
      < / B C R e p o r t I n f o r m a t i o n > - 
-     < T o o l t i p s / > - 
-     < H e a d e r   E l e m e n t T y p e = " D a t a I t e m "   E l e m e n t I d = " 1 2 4 0 3 7 3 8 8 6 " > - 
-         < B i l l e d T o _ L b l   E l e m e n t T y p e = " C o l u m n "   E l e m e n t I d = " 1 7 4 5 4 4 9 0 7 9 "   D a t a T y p e = " T e x t C o n s t " > B i l l e d T o _ L b l < / B i l l e d T o _ L b l > - 
-         < B i l l T o C o n t a c t E m a i l   E l e m e n t T y p e = " C o l u m n "   E l e m e n t I d = " 3 3 5 8 2 7 8 9 5 "   D a t a T y p e = " T e x t " > B i l l T o C o n t a c t E m a i l < / B i l l T o C o n t a c t E m a i l > - 
-         < B i l l T o C o n t a c t E m a i l L b l   E l e m e n t T y p e = " C o l u m n "   E l e m e n t I d = " 2 9 6 4 7 8 3 6 5 "   D a t a T y p e = " T e x t C o n s t " > B i l l T o C o n t a c t E m a i l L b l < / B i l l T o C o n t a c t E m a i l L b l > - 
-         < B i l l T o C o n t a c t M o b i l e P h o n e N o   E l e m e n t T y p e = " C o l u m n "   E l e m e n t I d = " 2 4 8 4 8 8 6 9 6 "   D a t a T y p e = " T e x t " > B i l l T o C o n t a c t M o b i l e P h o n e N o < / B i l l T o C o n t a c t M o b i l e P h o n e N o > - 
-         < B i l l T o C o n t a c t M o b i l e P h o n e N o L b l   E l e m e n t T y p e = " C o l u m n "   E l e m e n t I d = " 2 7 6 3 1 1 3 3 8 "   D a t a T y p e = " T e x t C o n s t " > B i l l T o C o n t a c t M o b i l e P h o n e N o L b l < / B i l l T o C o n t a c t M o b i l e P h o n e N o L b l > - 
-         < B i l l T o C o n t a c t P h o n e N o   E l e m e n t T y p e = " C o l u m n "   E l e m e n t I d = " 3 6 2 4 7 7 4 8 8 "   D a t a T y p e = " T e x t " > B i l l T o C o n t a c t P h o n e N o < / B i l l T o C o n t a c t P h o n e N o > - 
-         < B i l l T o C o n t a c t P h o n e N o L b l   E l e m e n t T y p e = " C o l u m n "   E l e m e n t I d = " 2 1 2 3 3 4 5 9 6 6 "   D a t a T y p e = " T e x t C o n s t " > B i l l T o C o n t a c t P h o n e N o L b l < / B i l l T o C o n t a c t P h o n e N o L b l > - 
-         < B i l l t o C u s t o m e r N o _ L b l   E l e m e n t T y p e = " C o l u m n "   E l e m e n t I d = " 3 6 9 3 0 7 8 1 3 "   D a t a T y p e = " S t r i n g " > B i l l t o C u s t o m e r N o _ L b l < / B i l l t o C u s t o m e r N o _ L b l > - 
-         < B i l l t o C u s t u m e r N o   E l e m e n t T y p e = " C o l u m n "   E l e m e n t I d = " 2 8 0 4 7 3 0 5 8 "   D a t a T y p e = " C o d e " > B i l l t o C u s t u m e r N o < / B i l l t o C u s t u m e r N o > - 
-         < C h e c k s P a y a b l e _ L b l   E l e m e n t T y p e = " C o l u m n "   E l e m e n t I d = " 1 0 5 3 1 5 6 0 6 5 "   D a t a T y p e = " T e x t " > C h e c k s P a y a b l e _ L b l < / C h e c k s P a y a b l e _ L b l > - 
-         < C O 2 e P e r U n i t _ L b l   E l e m e n t T y p e = " C o l u m n "   E l e m e n t I d = " 6 0 8 7 4 6 8 0 2 "   D a t a T y p e = " T e x t " > C O 2 e P e r U n i t _ L b l < / C O 2 e P e r U n i t _ L b l > - 
-         < C o m p a n y A d d r e s s 1   E l e m e n t T y p e = " C o l u m n "   E l e m e n t I d = " 1 8 8 4 1 6 4 3 2 3 "   D a t a T y p e = " T e x t " > C o m p a n y A d d r e s s 1 < / C o m p a n y A d d r e s s 1 > - 
-         < C o m p a n y A d d r e s s 2   E l e m e n t T y p e = " C o l u m n "   E l e m e n t I d = " 1 2 4 6 4 6 7 7 0 6 "   D a t a T y p e = " T e x t " > C o m p a n y A d d r e s s 2 < / C o m p a n y A d d r e s s 2 > - 
-         < C o m p a n y A d d r e s s 3   E l e m e n t T y p e = " C o l u m n "   E l e m e n t I d = " 6 0 8 7 7 1 0 8 9 "   D a t a T y p e = " T e x t " > C o m p a n y A d d r e s s 3 < / C o m p a n y A d d r e s s 3 > - 
-         < C o m p a n y A d d r e s s 4   E l e m e n t T y p e = " C o l u m n "   E l e m e n t I d = " 7 7 7 6 8 0 1 1 2 "   D a t a T y p e = " T e x t " > C o m p a n y A d d r e s s 4 < / C o m p a n y A d d r e s s 4 > - 
-         < C o m p a n y A d d r e s s 5   E l e m e n t T y p e = " C o l u m n "   E l e m e n t I d = " 1 3 9 9 8 3 4 9 5 "   D a t a T y p e = " T e x t " > C o m p a n y A d d r e s s 5 < / C o m p a n y A d d r e s s 5 > - 
-         < C o m p a n y A d d r e s s 6   E l e m e n t T y p e = " C o l u m n "   E l e m e n t I d = " 4 9 7 7 1 3 1 2 2 "   D a t a T y p e = " T e x t " > C o m p a n y A d d r e s s 6 < / C o m p a n y A d d r e s s 6 > - 
-         < C o m p a n y A d d r e s s 7   E l e m e n t T y p e = " C o l u m n "   E l e m e n t I d = " 1 1 3 5 4 0 9 7 3 9 "   D a t a T y p e = " T e x t " > C o m p a n y A d d r e s s 7 < / C o m p a n y A d d r e s s 7 > - 
-         < C o m p a n y A d d r e s s 8   E l e m e n t T y p e = " C o l u m n "   E l e m e n t I d = " 1 7 1 5 2 5 5 3 0 0 "   D a t a T y p e = " T e x t " > C o m p a n y A d d r e s s 8 < / C o m p a n y A d d r e s s 8 > - 
-         < C o m p a n y B a n k A c c o u n t N o   E l e m e n t T y p e = " C o l u m n "   E l e m e n t I d = " 3 0 1 4 0 2 0 4 "   D a t a T y p e = " T e x t " > C o m p a n y B a n k A c c o u n t N o < / C o m p a n y B a n k A c c o u n t N o > - 
-         < C o m p a n y B a n k A c c o u n t N o _ L b l   E l e m e n t T y p e = " C o l u m n "   E l e m e n t I d = " 1 0 9 7 7 4 3 3 4 5 "   D a t a T y p e = " T e x t C o n s t " > C o m p a n y B a n k A c c o u n t N o _ L b l < / C o m p a n y B a n k A c c o u n t N o _ L b l > - 
-         < C o m p a n y B a n k B r a n c h N o   E l e m e n t T y p e = " C o l u m n "   E l e m e n t I d = " 7 9 3 1 3 3 0 5 7 "   D a t a T y p e = " T e x t " > C o m p a n y B a n k B r a n c h N o < / C o m p a n y B a n k B r a n c h N o > - 
-         < C o m p a n y B a n k B r a n c h N o _ L b l   E l e m e n t T y p e = " C o l u m n "   E l e m e n t I d = " 3 2 7 9 0 6 6 9 2 "   D a t a T y p e = " S t r i n g " > C o m p a n y B a n k B r a n c h N o _ L b l < / C o m p a n y B a n k B r a n c h N o _ L b l > - 
-         < C o m p a n y B a n k N a m e   E l e m e n t T y p e = " C o l u m n "   E l e m e n t I d = " 1 5 3 4 9 0 5 6 0 5 "   D a t a T y p e = " T e x t " > C o m p a n y B a n k N a m e < / C o m p a n y B a n k N a m e > - 
-         < C o m p a n y B a n k N a m e _ L b l   E l e m e n t T y p e = " C o l u m n "   E l e m e n t I d = " 1 2 0 4 3 0 7 0 1 4 "   D a t a T y p e = " T e x t C o n s t " > C o m p a n y B a n k N a m e _ L b l < / C o m p a n y B a n k N a m e _ L b l > - 
-         < C o m p a n y C u s t o m G i r o   E l e m e n t T y p e = " C o l u m n "   E l e m e n t I d = " 1 6 7 0 4 7 5 7 9 8 "   D a t a T y p e = " T e x t " > C o m p a n y C u s t o m G i r o < / C o m p a n y C u s t o m G i r o > - 
-         < C o m p a n y C u s t o m G i r o _ L b l   E l e m e n t T y p e = " C o l u m n "   E l e m e n t I d = " 8 9 1 4 3 9 6 2 5 "   D a t a T y p e = " T e x t " > C o m p a n y C u s t o m G i r o _ L b l < / C o m p a n y C u s t o m G i r o _ L b l > - 
-         < C o m p a n y E M a i l   E l e m e n t T y p e = " C o l u m n "   E l e m e n t I d = " 1 6 7 7 0 7 4 0 5 8 "   D a t a T y p e = " T e x t " > C o m p a n y E M a i l < / C o m p a n y E M a i l > - 
-         < C o m p a n y G i r o N o   E l e m e n t T y p e = " C o l u m n "   E l e m e n t I d = " 1 3 6 0 1 9 6 3 2 0 "   D a t a T y p e = " T e x t " > C o m p a n y G i r o N o < / C o m p a n y G i r o N o > - 
-         < C o m p a n y G i r o N o _ L b l   E l e m e n t T y p e = " C o l u m n "   E l e m e n t I d = " 8 6 1 6 0 2 1 1 5 "   D a t a T y p e = " T e x t C o n s t " > C o m p a n y G i r o N o _ L b l < / C o m p a n y G i r o N o _ L b l > - 
-         < C o m p a n y H o m e P a g e   E l e m e n t T y p e = " C o l u m n "   E l e m e n t I d = " 1 9 8 9 1 8 8 7 0 "   D a t a T y p e = " T e x t " > C o m p a n y H o m e P a g e < / C o m p a n y H o m e P a g e > - 
-         < C o m p a n y I B A N   E l e m e n t T y p e = " C o l u m n "   E l e m e n t I d = " 9 0 6 5 4 9 1 8 2 "   D a t a T y p e = " C o d e " > C o m p a n y I B A N < / C o m p a n y I B A N > - 
-         < C o m p a n y I B A N _ L b l   E l e m e n t T y p e = " C o l u m n "   E l e m e n t I d = " 1 2 6 7 9 5 2 2 2 7 "   D a t a T y p e = " S t r i n g " > C o m p a n y I B A N _ L b l < / C o m p a n y I B A N _ L b l > - 
-         < C o m p a n y L e g a l O f f i c e   E l e m e n t T y p e = " C o l u m n "   E l e m e n t I d = " 7 1 4 2 5 8 1 1 1 "   D a t a T y p e = " T e x t " > C o m p a n y L e g a l O f f i c e < / C o m p a n y L e g a l O f f i c e > - 
-         < C o m p a n y L e g a l O f f i c e _ L b l   E l e m e n t T y p e = " C o l u m n "   E l e m e n t I d = " 1 5 3 3 1 7 5 1 0 8 "   D a t a T y p e = " T e x t " > C o m p a n y L e g a l O f f i c e _ L b l < / C o m p a n y L e g a l O f f i c e _ L b l > - 
-         < C o m p a n y L e g a l S t a t e m e n t   E l e m e n t T y p e = " C o l u m n "   E l e m e n t I d = " 4 4 8 3 5 8 8 7 6 "   D a t a T y p e = " T e x t " > C o m p a n y L e g a l S t a t e m e n t < / C o m p a n y L e g a l S t a t e m e n t > - 
-         < C o m p a n y L o g o P o s i t i o n   E l e m e n t T y p e = " C o l u m n "   E l e m e n t I d = " 1 4 2 5 2 6 6 6 8 8 "   D a t a T y p e = " I n t e g e r " > C o m p a n y L o g o P o s i t i o n < / C o m p a n y L o g o P o s i t i o n > - 
-         < C o m p a n y P h o n e N o   E l e m e n t T y p e = " C o l u m n "   E l e m e n t I d = " 2 5 0 4 4 0 6 5 5 "   D a t a T y p e = " T e x t " > C o m p a n y P h o n e N o < / C o m p a n y P h o n e N o > - 
-         < C o m p a n y P h o n e N o _ L b l   E l e m e n t T y p e = " C o l u m n "   E l e m e n t I d = " 5 5 8 5 9 3 5 8 6 "   D a t a T y p e = " T e x t C o n s t " > C o m p a n y P h o n e N o _ L b l < / C o m p a n y P h o n e N o _ L b l > - 
-         < C o m p a n y P i c t u r e   E l e m e n t T y p e = " C o l u m n "   E l e m e n t I d = " 1 3 9 7 4 1 1 0 7 4 "   D a t a T y p e = " B L O B " / > - 
-         < C o m p a n y R e g i s t r a t i o n N u m b e r   E l e m e n t T y p e = " C o l u m n "   E l e m e n t I d = " 2 0 2 3 6 3 9 4 2 4 "   D a t a T y p e = " T e x t " > C o m p a n y R e g i s t r a t i o n N u m b e r < / C o m p a n y R e g i s t r a t i o n N u m b e r > - 
-         < C o m p a n y R e g i s t r a t i o n N u m b e r _ L b l   E l e m e n t T y p e = " C o l u m n "   E l e m e n t I d = " 1 8 3 3 1 0 6 6 5 3 "   D a t a T y p e = " T e x t " > C o m p a n y R e g i s t r a t i o n N u m b e r _ L b l < / C o m p a n y R e g i s t r a t i o n N u m b e r _ L b l > - 
-         < C o m p a n y S W I F T   E l e m e n t T y p e = " C o l u m n "   E l e m e n t I d = " 6 6 8 2 5 0 2 4 5 "   D a t a T y p e = " C o d e " > C o m p a n y S W I F T < / C o m p a n y S W I F T > - 
-         < C o m p a n y S W I F T _ L b l   E l e m e n t T y p e = " C o l u m n "   E l e m e n t I d = " 2 0 2 9 5 9 7 3 8 4 "   D a t a T y p e = " S t r i n g " > C o m p a n y S W I F T _ L b l < / C o m p a n y S W I F T _ L b l > - 
-         < C o m p a n y V A T R e g i s t r a t i o n N o   E l e m e n t T y p e = " C o l u m n "   E l e m e n t I d = " 1 9 1 4 0 1 3 6 4 9 "   D a t a T y p e = " T e x t " > C o m p a n y V A T R e g i s t r a t i o n N o < / C o m p a n y V A T R e g i s t r a t i o n N o > - 
-         < C o m p a n y V A T R e g i s t r a t i o n N o _ L b l   E l e m e n t T y p e = " C o l u m n "   E l e m e n t I d = " 9 2 4 5 0 3 1 2 4 "   D a t a T y p e = " T e x t " > C o m p a n y V A T R e g i s t r a t i o n N o _ L b l < / C o m p a n y V A T R e g i s t r a t i o n N o _ L b l > - 
-         < C o m p a n y V A T R e g N o   E l e m e n t T y p e = " C o l u m n "   E l e m e n t I d = " 1 7 1 4 3 1 9 3 6 "   D a t a T y p e = " T e x t " > C o m p a n y V A T R e g N o < / C o m p a n y V A T R e g N o > - 
-         < C o m p a n y V A T R e g N o _ L b l   E l e m e n t T y p e = " C o l u m n "   E l e m e n t I d = " 7 7 3 2 0 1 5 0 1 "   D a t a T y p e = " T e x t " > C o m p a n y V A T R e g N o _ L b l < / C o m p a n y V A T R e g N o _ L b l > - 
-         < C o n t a c t _ L b l   E l e m e n t T y p e = " C o l u m n "   E l e m e n t I d = " 1 1 5 5 0 9 4 7 5 2 "   D a t a T y p e = " T e x t " > C o n t a c t _ L b l < / C o n t a c t _ L b l > - 
-         < C o p y _ L b l   E l e m e n t T y p e = " C o l u m n "   E l e m e n t I d = " 6 0 4 7 8 2 7 8 1 "   D a t a T y p e = " T e x t C o n s t " > C o p y _ L b l < / C o p y _ L b l > - 
-         < C u s t o m e r A d d r e s s 1   E l e m e n t T y p e = " C o l u m n "   E l e m e n t I d = " 1 8 0 1 9 6 6 4 5 4 "   D a t a T y p e = " T e x t " > C u s t o m e r A d d r e s s 1 < / C u s t o m e r A d d r e s s 1 > - 
-         < C u s t o m e r A d d r e s s 2   E l e m e n t T y p e = " C o l u m n "   E l e m e n t I d = " 1 1 6 4 2 6 9 8 3 7 "   D a t a T y p e = " T e x t " > C u s t o m e r A d d r e s s 2 < / C u s t o m e r A d d r e s s 2 > - 
-         < C u s t o m e r A d d r e s s 3   E l e m e n t T y p e = " C o l u m n "   E l e m e n t I d = " 5 2 6 5 7 3 2 2 0 "   D a t a T y p e = " T e x t " > C u s t o m e r A d d r e s s 3 < / C u s t o m e r A d d r e s s 3 > - 
-         < C u s t o m e r A d d r e s s 4   E l e m e n t T y p e = " C o l u m n "   E l e m e n t I d = " 1 1 1 1 2 3 3 9 7 "   D a t a T y p e = " T e x t " > C u s t o m e r A d d r e s s 4 < / C u s t o m e r A d d r e s s 4 > - 
-         < C u s t o m e r A d d r e s s 5   E l e m e n t T y p e = " C o l u m n "   E l e m e n t I d = " 7 4 8 8 2 0 0 1 4 "   D a t a T y p e = " T e x t " > C u s t o m e r A d d r e s s 5 < / C u s t o m e r A d d r e s s 5 > - 
-         < C u s t o m e r A d d r e s s 6   E l e m e n t T y p e = " C o l u m n "   E l e m e n t I d = " 1 3 8 6 5 1 6 6 3 1 "   D a t a T y p e = " T e x t " > C u s t o m e r A d d r e s s 6 < / C u s t o m e r A d d r e s s 6 > - 
-         < C u s t o m e r A d d r e s s 7   E l e m e n t T y p e = " C o l u m n "   E l e m e n t I d = " 2 0 2 4 2 1 3 2 4 8 "   D a t a T y p e = " T e x t " > C u s t o m e r A d d r e s s 7 < / C u s t o m e r A d d r e s s 7 > - 
-         < C u s t o m e r A d d r e s s 8   E l e m e n t T y p e = " C o l u m n "   E l e m e n t I d = " 1 0 4 8 6 9 8 5 8 5 "   D a t a T y p e = " T e x t " > C u s t o m e r A d d r e s s 8 < / C u s t o m e r A d d r e s s 8 > - 
-         < C u s t o m e r P o s t a l B a r C o d e   E l e m e n t T y p e = " C o l u m n "   E l e m e n t I d = " 3 9 8 5 8 0 6 8 8 "   D a t a T y p e = " T e x t " > C u s t o m e r P o s t a l B a r C o d e < / C u s t o m e r P o s t a l B a r C o d e > - 
-         < D i s c l a i m e r _ L b l   E l e m e n t T y p e = " C o l u m n "   E l e m e n t I d = " 3 8 1 6 6 9 2 0 5 "   D a t a T y p e = " T e x t " > D i s c l a i m e r _ L b l < / D i s c l a i m e r _ L b l > - 
-         < D i s p l a y A d d i t i o n a l F e e N o t e   E l e m e n t T y p e = " C o l u m n "   E l e m e n t I d = " 1 9 3 1 7 6 6 6 8 8 "   D a t a T y p e = " B o o l e a n " > D i s p l a y A d d i t i o n a l F e e N o t e < / D i s p l a y A d d i t i o n a l F e e N o t e > - 
-         < D o c u m e n t D a t e   E l e m e n t T y p e = " C o l u m n "   E l e m e n t I d = " 5 5 2 8 7 1 9 1 4 "   D a t a T y p e = " S t r i n g " > D o c u m e n t D a t e < / D o c u m e n t D a t e > - 
-         < D o c u m e n t D a t e _ L b l   E l e m e n t T y p e = " C o l u m n "   E l e m e n t I d = " 1 0 2 6 4 9 4 8 3 "   D a t a T y p e = " S t r i n g " > D o c u m e n t D a t e _ L b l < / D o c u m e n t D a t e _ L b l > - 
-         < D o c u m e n t N o   E l e m e n t T y p e = " C o l u m n "   E l e m e n t I d = " 9 7 0 3 5 0 5 3 9 "   D a t a T y p e = " C o d e " > D o c u m e n t N o < / D o c u m e n t N o > - 
-         < D o c u m e n t N o _ L b l   E l e m e n t T y p e = " C o l u m n "   E l e m e n t I d = " 7 8 9 7 9 5 9 7 8 "   D a t a T y p e = " T e x t C o n s t " > D o c u m e n t N o _ L b l < / D o c u m e n t N o _ L b l > - 
-         < D o c u m e n t T i t l e _ L b l   E l e m e n t T y p e = " C o l u m n "   E l e m e n t I d = " 8 5 8 4 2 3 9 2 9 "   D a t a T y p e = " T e x t " > D o c u m e n t T i t l e _ L b l < / D o c u m e n t T i t l e _ L b l > - 
-         < D u e D a t e   E l e m e n t T y p e = " C o l u m n "   E l e m e n t I d = " 7 4 5 1 7 0 2 0 3 "   D a t a T y p e = " S t r i n g " > D u e D a t e < / D u e D a t e > - 
-         < D u e D a t e _ L b l   E l e m e n t T y p e = " C o l u m n "   E l e m e n t I d = " 1 6 4 8 2 8 4 6 4 8 "   D a t a T y p e = " S t r i n g " > D u e D a t e _ L b l < / D u e D a t e _ L b l > - 
-         < E M a i l _ H e a d e r _ L b l   E l e m e n t T y p e = " C o l u m n "   E l e m e n t I d = " 5 1 3 1 7 0 8 0 4 "   D a t a T y p e = " T e x t C o n s t " > E M a i l _ H e a d e r _ L b l < / E M a i l _ H e a d e r _ L b l > - 
-         < E x c h a n g e R a t e A s T e x t   E l e m e n t T y p e = " C o l u m n "   E l e m e n t I d = " 5 9 2 9 5 5 8 4 5 "   D a t a T y p e = " T e x t " > E x c h a n g e R a t e A s T e x t < / E x c h a n g e R a t e A s T e x t > - 
-         < E x t e r n a l D o c u m e n t N o   E l e m e n t T y p e = " C o l u m n "   E l e m e n t I d = " 7 3 3 9 5 3 9 6 6 "   D a t a T y p e = " C o d e " > E x t e r n a l D o c u m e n t N o < / E x t e r n a l D o c u m e n t N o > - 
-         < E x t e r n a l D o c u m e n t N o _ L b l   E l e m e n t T y p e = " C o l u m n "   E l e m e n t I d = " 4 2 3 3 1 2 2 6 9 "   D a t a T y p e = " S t r i n g " > E x t e r n a l D o c u m e n t N o _ L b l < / E x t e r n a l D o c u m e n t N o _ L b l > - 
-         < F r o m _ L b l   E l e m e n t T y p e = " C o l u m n "   E l e m e n t I d = " 4 8 5 4 2 6 1 3 8 "   D a t a T y p e = " T e x t C o n s t " > F r o m _ L b l < / F r o m _ L b l > - 
-         < G l o b a l L o c a t i o n N u m b e r   E l e m e n t T y p e = " C o l u m n "   E l e m e n t I d = " 1 5 0 0 3 7 2 8 0 0 "   D a t a T y p e = " T e x t " > G l o b a l L o c a t i o n N u m b e r < / G l o b a l L o c a t i o n N u m b e r > - 
-         < G l o b a l L o c a t i o n N u m b e r _ L b l   E l e m e n t T y p e = " C o l u m n "   E l e m e n t I d = " 1 7 5 0 9 1 3 8 9 1 "   D a t a T y p e = " T e x t " > G l o b a l L o c a t i o n N u m b e r _ L b l < / G l o b a l L o c a t i o n N u m b e r _ L b l > - 
-         < H o m e P a g e _ H e a d e r _ L b l   E l e m e n t T y p e = " C o l u m n "   E l e m e n t I d = " 1 8 7 9 7 2 5 0 8 4 "   D a t a T y p e = " T e x t C o n s t " > H o m e P a g e _ H e a d e r _ L b l < / H o m e P a g e _ H e a d e r _ L b l > - 
-         < I n v o i c e D i s c o u n t A m o u n t _ L b l   E l e m e n t T y p e = " C o l u m n "   E l e m e n t I d = " 1 5 9 3 0 1 2 7 3 6 "   D a t a T y p e = " T e x t C o n s t " > I n v o i c e D i s c o u n t A m o u n t _ L b l < / I n v o i c e D i s c o u n t A m o u n t _ L b l > - 
-         < I n v o i c e D i s c o u n t B a s e A m o u n t _ L b l   E l e m e n t T y p e = " C o l u m n "   E l e m e n t I d = " 2 0 2 9 2 6 6 8 7 5 "   D a t a T y p e = " T e x t C o n s t " > I n v o i c e D i s c o u n t B a s e A m o u n t _ L b l < / I n v o i c e D i s c o u n t B a s e A m o u n t _ L b l > - 
-         < L e g a l E n t i t y T y p e   E l e m e n t T y p e = " C o l u m n "   E l e m e n t I d = " 2 0 5 1 8 7 3 5 6 3 "   D a t a T y p e = " T e x t " > L e g a l E n t i t y T y p e < / L e g a l E n t i t y T y p e > - 
-         < L e g a l E n t i t y T y p e _ L b l   E l e m e n t T y p e = " C o l u m n "   E l e m e n t I d = " 2 0 8 0 2 2 4 7 9 2 "   D a t a T y p e = " T e x t " > L e g a l E n t i t y T y p e _ L b l < / L e g a l E n t i t y T y p e _ L b l > - 
-         < L i n e A m o u n t A f t e r I n v o i c e D i s c o u n t _ L b l   E l e m e n t T y p e = " C o l u m n "   E l e m e n t I d = " 6 7 3 7 2 1 0 9 4 "   D a t a T y p e = " T e x t C o n s t " > L i n e A m o u n t A f t e r I n v o i c e D i s c o u n t _ L b l < / L i n e A m o u n t A f t e r I n v o i c e D i s c o u n t _ L b l > - 
-         < L o c a l C u r r e n c y _ L b l   E l e m e n t T y p e = " C o l u m n "   E l e m e n t I d = " 1 5 5 9 6 9 3 4 2 2 "   D a t a T y p e = " T e x t C o n s t " > L o c a l C u r r e n c y _ L b l < / L o c a l C u r r e n c y _ L b l > - 
-         < O r d e r N o   E l e m e n t T y p e = " C o l u m n "   E l e m e n t I d = " 1 4 6 6 4 7 3 8 8 6 "   D a t a T y p e = " C o d e " > O r d e r N o < / O r d e r N o > - 
-         < O r d e r N o _ L b l   E l e m e n t T y p e = " C o l u m n "   E l e m e n t I d = " 1 9 9 1 0 6 2 5 2 9 "   D a t a T y p e = " S t r i n g " > O r d e r N o _ L b l < / O r d e r N o _ L b l > - 
-         < P a c k a g e T r a c k i n g N o   E l e m e n t T y p e = " C o l u m n "   E l e m e n t I d = " 1 2 4 4 8 2 6 1 5 9 "   D a t a T y p e = " T e x t " > P a c k a g e T r a c k i n g N o < / P a c k a g e T r a c k i n g N o > - 
-         < P a c k a g e T r a c k i n g N o _ L b l   E l e m e n t T y p e = " C o l u m n "   E l e m e n t I d = " 2 1 9 3 5 6 7 5 6 "   D a t a T y p e = " S t r i n g " > P a c k a g e T r a c k i n g N o _ L b l < / P a c k a g e T r a c k i n g N o _ L b l > - 
-         < P a g e _ L b l   E l e m e n t T y p e = " C o l u m n "   E l e m e n t I d = " 6 8 0 6 4 8 0 9 1 "   D a t a T y p e = " T e x t C o n s t " > P a g e _ L b l < / P a g e _ L b l > - 
-         < P a y m e n t I n s t r u c t i o n s _ T x t   E l e m e n t T y p e = " C o l u m n "   E l e m e n t I d = " 1 8 7 2 0 8 8 3 "   D a t a T y p e = " T e x t " > P a y m e n t I n s t r u c t i o n s _ T x t < / P a y m e n t I n s t r u c t i o n s _ T x t > - 
-         < P a y m e n t M e t h o d D e s c r i p t i o n   E l e m e n t T y p e = " C o l u m n "   E l e m e n t I d = " 5 8 5 7 5 7 9 7 4 "   D a t a T y p e = " T e x t " > P a y m e n t M e t h o d D e s c r i p t i o n < / P a y m e n t M e t h o d D e s c r i p t i o n > - 
-         < P a y m e n t M e t h o d D e s c r i p t i o n _ L b l   E l e m e n t T y p e = " C o l u m n "   E l e m e n t I d = " 7 9 7 1 1 7 3 2 3 "   D a t a T y p e = " T e x t C o n s t " > P a y m e n t M e t h o d D e s c r i p t i o n _ L b l < / P a y m e n t M e t h o d D e s c r i p t i o n _ L b l > - 
-         < P a y m e n t R e f e r e n c e   E l e m e n t T y p e = " C o l u m n "   E l e m e n t I d = " 3 3 5 4 9 7 0 1 2 "   D a t a T y p e = " T e x t " > P a y m e n t R e f e r e n c e < / P a y m e n t R e f e r e n c e > - 
-         < P a y m e n t R e f e r e n c e _ L b l   E l e m e n t T y p e = " C o l u m n "   E l e m e n t I d = " 8 6 4 7 4 2 0 3 3 "   D a t a T y p e = " T e x t " > P a y m e n t R e f e r e n c e _ L b l < / P a y m e n t R e f e r e n c e _ L b l > - 
-         < P a y m e n t T e r m s D e s c r i p t i o n   E l e m e n t T y p e = " C o l u m n "   E l e m e n t I d = " 2 0 3 8 7 4 2 7 0 0 "   D a t a T y p e = " T e x t " > P a y m e n t T e r m s D e s c r i p t i o n < / P a y m e n t T e r m s D e s c r i p t i o n > - 
-         < P a y m e n t T e r m s D e s c r i p t i o n _ L b l   E l e m e n t T y p e = " C o l u m n "   E l e m e n t I d = " 1 8 7 4 4 9 4 3 2 1 "   D a t a T y p e = " T e x t C o n s t " > P a y m e n t T e r m s D e s c r i p t i o n _ L b l < / P a y m e n t T e r m s D e s c r i p t i o n _ L b l > - 
-         < P r i c e s I n c l u d i n g V A T   E l e m e n t T y p e = " C o l u m n "   E l e m e n t I d = " 5 1 8 8 1 7 1 6 7 "   D a t a T y p e = " B o o l e a n " > P r i c e s I n c l u d i n g V A T < / P r i c e s I n c l u d i n g V A T > - 
-         < P r i c e s I n c l u d i n g V A T _ L b l   E l e m e n t T y p e = " C o l u m n "   E l e m e n t I d = " 1 3 7 7 9 7 9 4 4 4 "   D a t a T y p e = " S t r i n g " > P r i c e s I n c l u d i n g V A T _ L b l < / P r i c e s I n c l u d i n g V A T _ L b l > - 
-         < P r i c e s I n c l u d i n g V A T Y e s N o   E l e m e n t T y p e = " C o l u m n "   E l e m e n t I d = " 1 4 1 1 1 4 7 5 9 9 "   D a t a T y p e = " S t r i n g " > P r i c e s I n c l u d i n g V A T Y e s N o < / P r i c e s I n c l u d i n g V A T Y e s N o > - 
-         < Q R _ C o d e _ I m a g e   E l e m e n t T y p e = " C o l u m n "   E l e m e n t I d = " 2 0 7 9 6 8 0 8 3 6 "   D a t a T y p e = " M e d i a S e t " > Q R _ C o d e _ I m a g e < / Q R _ C o d e _ I m a g e > - 
-         < Q R _ C o d e _ I m a g e _ L b l   E l e m e n t T y p e = " C o l u m n "   E l e m e n t I d = " 1 2 2 9 4 4 6 0 7 "   D a t a T y p e = " S t r i n g " > Q R _ C o d e _ I m a g e _ L b l < / Q R _ C o d e _ I m a g e _ L b l > - 
-         < Q u e s t i o n s _ L b l   E l e m e n t T y p e = " C o l u m n "   E l e m e n t I d = " 2 0 7 0 8 9 0 0 1 9 "   D a t a T y p e = " T e x t C o n s t " > Q u e s t i o n s _ L b l < / Q u e s t i o n s _ L b l > - 
-         < R e c u r r i n g B i l l i n g   E l e m e n t T y p e = " C o l u m n "   E l e m e n t I d = " 4 8 0 8 6 9 9 3 "   D a t a T y p e = " B o o l e a n " > R e c u r r i n g B i l l i n g < / R e c u r r i n g B i l l i n g > - 
-         < R e m a i n i n g A m o u n t   E l e m e n t T y p e = " C o l u m n "   E l e m e n t I d = " 3 5 3 2 6 4 1 3 1 "   D a t a T y p e = " D e c i m a l " > R e m a i n i n g A m o u n t < / R e m a i n i n g A m o u n t > - 
-         < R e m a i n i n g A m o u n t T e x t   E l e m e n t T y p e = " C o l u m n "   E l e m e n t I d = " 1 8 1 3 6 1 2 0 "   D a t a T y p e = " T e x t " > R e m a i n i n g A m o u n t T e x t < / R e m a i n i n g A m o u n t T e x t > - 
-         < S a l e s I n v o i c e L i n e D i s c o u n t _ L b l   E l e m e n t T y p e = " C o l u m n "   E l e m e n t I d = " 6 6 4 6 0 1 5 8 2 "   D a t a T y p e = " T e x t C o n s t " > S a l e s I n v o i c e L i n e D i s c o u n t _ L b l < / S a l e s I n v o i c e L i n e D i s c o u n t _ L b l > - 
-         < S a l e s P e r s o n _ L b l   E l e m e n t T y p e = " C o l u m n "   E l e m e n t I d = " 1 5 6 4 1 9 6 3 6 5 "   D a t a T y p e = " T e x t C o n s t " > S a l e s P e r s o n _ L b l < / S a l e s P e r s o n _ L b l > - 
-         < S a l e s P e r s o n B l a n k _ L b l   E l e m e n t T y p e = " C o l u m n "   E l e m e n t I d = " 6 5 4 6 2 4 6 0 1 "   D a t a T y p e = " T e x t " > S a l e s P e r s o n B l a n k _ L b l < / S a l e s P e r s o n B l a n k _ L b l > - 
-         < S a l e s P e r s o n N a m e   E l e m e n t T y p e = " C o l u m n "   E l e m e n t I d = " 8 7 1 4 9 2 9 8 3 "   D a t a T y p e = " T e x t " > S a l e s P e r s o n N a m e < / S a l e s P e r s o n N a m e > - 
-         < S e l l T o C o n t a c t E m a i l   E l e m e n t T y p e = " C o l u m n "   E l e m e n t I d = " 2 6 2 8 2 4 5 6 4 "   D a t a T y p e = " T e x t " > S e l l T o C o n t a c t E m a i l < / S e l l T o C o n t a c t E m a i l > - 
-         < S e l l T o C o n t a c t E m a i l L b l   E l e m e n t T y p e = " C o l u m n "   E l e m e n t I d = " 3 7 0 9 2 0 3 7 4 "   D a t a T y p e = " T e x t C o n s t " > S e l l T o C o n t a c t E m a i l L b l < / S e l l T o C o n t a c t E m a i l L b l > - 
-         < S e l l T o C o n t a c t M o b i l e P h o n e N o   E l e m e n t T y p e = " C o l u m n "   E l e m e n t I d = " 1 8 4 3 5 8 7 4 7 "   D a t a T y p e = " T e x t " > S e l l T o C o n t a c t M o b i l e P h o n e N o < / S e l l T o C o n t a c t M o b i l e P h o n e N o > - 
-         < S e l l T o C o n t a c t M o b i l e P h o n e N o L b l   E l e m e n t T y p e = " C o l u m n "   E l e m e n t I d = " 1 4 5 7 5 2 8 4 1 7 "   D a t a T y p e = " T e x t C o n s t " > S e l l T o C o n t a c t M o b i l e P h o n e N o L b l < / S e l l T o C o n t a c t M o b i l e P h o n e N o L b l > - 
-         < S e l l T o C o n t a c t P h o n e N o   E l e m e n t T y p e = " C o l u m n "   E l e m e n t I d = " 1 6 1 3 8 2 2 4 8 3 "   D a t a T y p e = " T e x t " > S e l l T o C o n t a c t P h o n e N o < / S e l l T o C o n t a c t P h o n e N o > - 
-         < S e l l T o C o n t a c t P h o n e N o L b l   E l e m e n t T y p e = " C o l u m n "   E l e m e n t I d = " 1 0 5 0 6 8 6 8 0 9 "   D a t a T y p e = " T e x t C o n s t " > S e l l T o C o n t a c t P h o n e N o L b l < / S e l l T o C o n t a c t P h o n e N o L b l > - 
-         < S e l l t o C u s t o m e r N o   E l e m e n t T y p e = " C o l u m n "   E l e m e n t I d = " 2 0 5 0 6 4 7 3 4 9 "   D a t a T y p e = " C o d e " > S e l l t o C u s t o m e r N o < / S e l l t o C u s t o m e r N o > - 
-         < S e l l t o C u s t o m e r N o _ L b l   E l e m e n t T y p e = " C o l u m n "   E l e m e n t I d = " 2 9 8 3 8 1 5 1 2 "   D a t a T y p e = " S t r i n g " > S e l l t o C u s t o m e r N o _ L b l < / S e l l t o C u s t o m e r N o _ L b l > - 
-         < S e l l T o F a x N o   E l e m e n t T y p e = " C o l u m n "   E l e m e n t I d = " 8 6 0 8 2 8 4 3 4 "   D a t a T y p e = " T e x t " > S e l l T o F a x N o < / S e l l T o F a x N o > - 
-         < S e l l T o P h o n e N o   E l e m e n t T y p e = " C o l u m n "   E l e m e n t I d = " 7 5 1 9 3 1 8 4 3 "   D a t a T y p e = " T e x t " > S e l l T o P h o n e N o < / S e l l T o P h o n e N o > - 
-         < S h i p m e n t _ L b l   E l e m e n t T y p e = " C o l u m n "   E l e m e n t I d = " 2 0 8 5 7 6 7 1 2 0 "   D a t a T y p e = " T e x t C o n s t " > S h i p m e n t _ L b l < / S h i p m e n t _ L b l > - 
-         < S h i p m e n t D a t e   E l e m e n t T y p e = " C o l u m n "   E l e m e n t I d = " 9 3 1 1 1 1 4 6 5 "   D a t a T y p e = " S t r i n g " > S h i p m e n t D a t e < / S h i p m e n t D a t e > - 
-         < S h i p m e n t D a t e _ L b l   E l e m e n t T y p e = " C o l u m n "   E l e m e n t I d = " 6 1 4 4 0 0 3 6 4 "   D a t a T y p e = " S t r i n g " > S h i p m e n t D a t e _ L b l < / S h i p m e n t D a t e _ L b l > - 
-         < S h i p m e n t M e t h o d D e s c r i p t i o n   E l e m e n t T y p e = " C o l u m n "   E l e m e n t I d = " 2 0 5 9 4 0 3 2 6 0 "   D a t a T y p e = " T e x t " > S h i p m e n t M e t h o d D e s c r i p t i o n < / S h i p m e n t M e t h o d D e s c r i p t i o n > - 
-         < S h i p m e n t M e t h o d D e s c r i p t i o n _ L b l   E l e m e n t T y p e = " C o l u m n "   E l e m e n t I d = " 1 1 7 9 9 7 8 4 6 5 "   D a t a T y p e = " T e x t C o n s t " > S h i p m e n t M e t h o d D e s c r i p t i o n _ L b l < / S h i p m e n t M e t h o d D e s c r i p t i o n _ L b l > - 
-         < S h i p p i n g A g e n t C o d e   E l e m e n t T y p e = " C o l u m n "   E l e m e n t I d = " 1 6 7 0 1 5 5 2 6 9 "   D a t a T y p e = " C o d e " > S h i p p i n g A g e n t C o d e < / S h i p p i n g A g e n t C o d e > - 
-         < S h i p p i n g A g e n t C o d e _ L b l   E l e m e n t T y p e = " C o l u m n "   E l e m e n t I d = " 1 1 5 3 2 0 1 3 4 "   D a t a T y p e = " S t r i n g " > S h i p p i n g A g e n t C o d e _ L b l < / S h i p p i n g A g e n t C o d e _ L b l > - 
-         < S h i p T o A d d r e s s _ L b l   E l e m e n t T y p e = " C o l u m n "   E l e m e n t I d = " 1 6 5 0 5 0 5 0 1 7 "   D a t a T y p e = " T e x t C o n s t " > S h i p T o A d d r e s s _ L b l < / S h i p T o A d d r e s s _ L b l > - 
-         < S h i p T o A d d r e s s 1   E l e m e n t T y p e = " C o l u m n "   E l e m e n t I d = " 1 3 5 7 6 7 2 8 6 1 "   D a t a T y p e = " T e x t " > S h i p T o A d d r e s s 1 < / S h i p T o A d d r e s s 1 > - 
-         < S h i p T o A d d r e s s 2   E l e m e n t T y p e = " C o l u m n "   E l e m e n t I d = " 1 0 2 4 2 0 4 5 8 4 "   D a t a T y p e = " T e x t " > S h i p T o A d d r e s s 2 < / S h i p T o A d d r e s s 2 > - 
-         < S h i p T o A d d r e s s 3   E l e m e n t T y p e = " C o l u m n "   E l e m e n t I d = " 1 6 6 1 9 0 1 2 0 1 "   D a t a T y p e = " T e x t " > S h i p T o A d d r e s s 3 < / S h i p T o A d d r e s s 3 > - 
-         < S h i p T o A d d r e s s 4   E l e m e n t T y p e = " C o l u m n "   E l e m e n t I d = " 5 5 5 4 1 6 9 9 0 "   D a t a T y p e = " T e x t " > S h i p T o A d d r e s s 4 < / S h i p T o A d d r e s s 4 > - 
-         < S h i p T o A d d r e s s 5   E l e m e n t T y p e = " C o l u m n "   E l e m e n t I d = " 1 1 9 3 1 1 3 6 0 7 "   D a t a T y p e = " T e x t " > S h i p T o A d d r e s s 5 < / S h i p T o A d d r e s s 5 > - 
-         < S h i p T o A d d r e s s 6   E l e m e n t T y p e = " C o l u m n "   E l e m e n t I d = " 7 1 9 9 7 6 2 4 4 "   D a t a T y p e = " T e x t " > S h i p T o A d d r e s s 6 < / S h i p T o A d d r e s s 6 > - 
-         < S h i p T o A d d r e s s 7   E l e m e n t T y p e = " C o l u m n "   E l e m e n t I d = " 8 2 2 7 9 6 2 7 "   D a t a T y p e = " T e x t " > S h i p T o A d d r e s s 7 < / S h i p T o A d d r e s s 7 > - 
-         < S h i p T o A d d r e s s 8   E l e m e n t T y p e = " C o l u m n "   E l e m e n t I d = " 1 4 9 2 9 9 2 1 7 8 "   D a t a T y p e = " T e x t " > S h i p T o A d d r e s s 8 < / S h i p T o A d d r e s s 8 > - 
-         < S h i p T o P h o n e N o   E l e m e n t T y p e = " C o l u m n "   E l e m e n t I d = " 3 6 9 7 0 2 2 5 5 "   D a t a T y p e = " T e x t " > S h i p T o P h o n e N o < / S h i p T o P h o n e N o > - 
-         < S h o w S h i p p i n g A d d r e s s   E l e m e n t T y p e = " C o l u m n "   E l e m e n t I d = " 1 1 2 0 0 7 1 2 6 6 "   D a t a T y p e = " B o o l e a n " > S h o w S h i p p i n g A d d r e s s < / S h o w S h i p p i n g A d d r e s s > - 
-         < S h o w W o r k D e s c r i p t i o n   E l e m e n t T y p e = " C o l u m n "   E l e m e n t I d = " 7 8 5 4 6 8 8 6 5 "   D a t a T y p e = " B o o l e a n " > S h o w W o r k D e s c r i p t i o n < / S h o w W o r k D e s c r i p t i o n > - 
-         < S u b t o t a l _ L b l   E l e m e n t T y p e = " C o l u m n "   E l e m e n t I d = " 1 9 6 7 7 9 5 1 4 2 "   D a t a T y p e = " T e x t C o n s t " > S u b t o t a l _ L b l < / S u b t o t a l _ L b l > - 
-         < T h a n k s _ L b l   E l e m e n t T y p e = " C o l u m n "   E l e m e n t I d = " 2 1 0 3 3 0 5 5 2 5 "   D a t a T y p e = " T e x t C o n s t " > T h a n k s _ L b l < / T h a n k s _ L b l > - 
-         < T o t a l _ L b l   E l e m e n t T y p e = " C o l u m n "   E l e m e n t I d = " 1 2 1 0 1 0 0 8 7 8 "   D a t a T y p e = " T e x t C o n s t " > T o t a l _ L b l < / T o t a l _ L b l > - 
-         < T o t a l C O 2 e _ L b l   E l e m e n t T y p e = " C o l u m n "   E l e m e n t I d = " 1 0 3 0 5 9 5 2 5 5 "   D a t a T y p e = " T e x t " > T o t a l C O 2 e _ L b l < / T o t a l C O 2 e _ L b l > - 
-         < V A T A m o u n t _ L b l   E l e m e n t T y p e = " C o l u m n "   E l e m e n t I d = " 1 0 9 4 6 5 7 2 9 "   D a t a T y p e = " T e x t C o n s t " > V A T A m o u n t _ L b l < / V A T A m o u n t _ L b l > - 
-         < V A T A m o u n t S p e c i f i c a t i o n _ L b l   E l e m e n t T y p e = " C o l u m n "   E l e m e n t I d = " 8 7 8 7 0 6 8 4 6 "   D a t a T y p e = " T e x t C o n s t " > V A T A m o u n t S p e c i f i c a t i o n _ L b l < / V A T A m o u n t S p e c i f i c a t i o n _ L b l > - 
-         < V A T B a s e _ L b l   E l e m e n t T y p e = " C o l u m n "   E l e m e n t I d = " 1 8 6 6 1 5 8 2 7 8 "   D a t a T y p e = " T e x t C o n s t " > V A T B a s e _ L b l < / V A T B a s e _ L b l > - 
-         < V A T C l a u s e _ L b l   E l e m e n t T y p e = " C o l u m n "   E l e m e n t I d = " 1 5 7 0 4 9 5 4 9 0 "   D a t a T y p e = " S t r i n g " > V A T C l a u s e _ L b l < / V A T C l a u s e _ L b l > - 
-         < V A T C l a u s e s _ L b l   E l e m e n t T y p e = " C o l u m n "   E l e m e n t I d = " 1 3 8 3 9 2 0 0 1 9 "   D a t a T y p e = " T e x t C o n s t " > V A T C l a u s e s _ L b l < / V A T C l a u s e s _ L b l > - 
-         < V A T I d e n t i f i e r _ L b l   E l e m e n t T y p e = " C o l u m n "   E l e m e n t I d = " 1 6 8 6 6 2 3 9 8 4 "   D a t a T y p e = " T e x t C o n s t " > V A T I d e n t i f i e r _ L b l < / V A T I d e n t i f i e r _ L b l > - 
-         < V A T P e r c e n t a g e _ L b l   E l e m e n t T y p e = " C o l u m n "   E l e m e n t I d = " 6 7 6 6 5 4 5 6 5 "   D a t a T y p e = " T e x t C o n s t " > V A T P e r c e n t a g e _ L b l < / V A T P e r c e n t a g e _ L b l > - 
-         < V A T R e g i s t r a t i o n N o   E l e m e n t T y p e = " C o l u m n "   E l e m e n t I d = " 1 8 8 9 1 9 5 4 0 2 "   D a t a T y p e = " T e x t " > V A T R e g i s t r a t i o n N o < / V A T R e g i s t r a t i o n N o > - 
-         < V A T R e g i s t r a t i o n N o _ L b l   E l e m e n t T y p e = " C o l u m n "   E l e m e n t I d = " 1 4 2 4 6 1 6 0 8 5 "   D a t a T y p e = " T e x t " > V A T R e g i s t r a t i o n N o _ L b l < / V A T R e g i s t r a t i o n N o _ L b l > - 
-         < Y o u r D o c u m e n t T i t l e _ L b l   E l e m e n t T y p e = " C o l u m n "   E l e m e n t I d = " 1 8 2 1 7 1 6 9 3 4 "   D a t a T y p e = " T e x t C o n s t " > Y o u r D o c u m e n t T i t l e _ L b l < / Y o u r D o c u m e n t T i t l e _ L b l > - 
-         < Y o u r R e f e r e n c e   E l e m e n t T y p e = " C o l u m n "   E l e m e n t I d = " 1 1 0 3 9 9 5 1 "   D a t a T y p e = " T e x t " > Y o u r R e f e r e n c e < / Y o u r R e f e r e n c e > - 
-         < Y o u r R e f e r e n c e _ L b l   E l e m e n t T y p e = " C o l u m n "   E l e m e n t I d = " 4 6 5 4 7 7 4 2 6 "   D a t a T y p e = " S t r i n g " > Y o u r R e f e r e n c e _ L b l < / Y o u r R e f e r e n c e _ L b l > - 
-         < L i n e   E l e m e n t T y p e = " D a t a I t e m "   E l e m e n t I d = " 4 1 1 9 7 6 1 3 3 " > - 
-             < A m o u n t E x c l u d i n g V A T _ L i n e   E l e m e n t T y p e = " C o l u m n "   E l e m e n t I d = " 1 0 6 2 4 6 0 0 4 0 "   D a t a T y p e = " D e c i m a l " > A m o u n t E x c l u d i n g V A T _ L i n e < / A m o u n t E x c l u d i n g V A T _ L i n e > - 
-             < A m o u n t E x c l u d i n g V A T _ L i n e _ L b l   E l e m e n t T y p e = " C o l u m n "   E l e m e n t I d = " 2 0 0 2 8 7 4 4 7 5 "   D a t a T y p e = " S t r i n g " > A m o u n t E x c l u d i n g V A T _ L i n e _ L b l < / A m o u n t E x c l u d i n g V A T _ L i n e _ L b l > - 
-             < A m o u n t I n c l u d i n g V A T _ L i n e   E l e m e n t T y p e = " C o l u m n "   E l e m e n t I d = " 7 7 0 9 2 8 4 0 2 "   D a t a T y p e = " D e c i m a l " > A m o u n t I n c l u d i n g V A T _ L i n e < / A m o u n t I n c l u d i n g V A T _ L i n e > - 
-             < A m o u n t I n c l u d i n g V A T _ L i n e _ L b l   E l e m e n t T y p e = " C o l u m n "   E l e m e n t I d = " 9 3 0 7 4 7 3 1 3 "   D a t a T y p e = " S t r i n g " > A m o u n t I n c l u d i n g V A T _ L i n e _ L b l < / A m o u n t I n c l u d i n g V A T _ L i n e _ L b l > - 
-             < C O 2 e P e r U n i t _ L i n e   E l e m e n t T y p e = " C o l u m n "   E l e m e n t I d = " 1 3 2 0 1 7 0 3 0 2 "   D a t a T y p e = " T e x t " > C O 2 e P e r U n i t _ L i n e < / C O 2 e P e r U n i t _ L i n e > - 
-             < C o n t r a c t L i n e N o   E l e m e n t T y p e = " C o l u m n "   E l e m e n t I d = " 3 0 7 6 6 9 2 4 8 "   D a t a T y p e = " I n t e g e r " > C o n t r a c t L i n e N o < / C o n t r a c t L i n e N o > - 
-             < C o n t r a c t N o   E l e m e n t T y p e = " C o l u m n "   E l e m e n t I d = " 1 9 5 9 3 0 8 7 1 8 "   D a t a T y p e = " C o d e " > C o n t r a c t N o < / C o n t r a c t N o > - 
-             < D e s c r i p t i o n _ L i n e   E l e m e n t T y p e = " C o l u m n "   E l e m e n t I d = " 1 4 0 6 8 2 2 3 1 0 "   D a t a T y p e = " T e x t " > D e s c r i p t i o n _ L i n e < / D e s c r i p t i o n _ L i n e > - 
-             < D e s c r i p t i o n _ L i n e _ L b l   E l e m e n t T y p e = " C o l u m n "   E l e m e n t I d = " 2 1 1 8 9 5 1 4 9 5 "   D a t a T y p e = " S t r i n g " > D e s c r i p t i o n _ L i n e _ L b l < / D e s c r i p t i o n _ L i n e _ L b l > - 
-             < I t e m N o _ L i n e   E l e m e n t T y p e = " C o l u m n "   E l e m e n t I d = " 1 9 1 0 2 9 6 2 8 8 "   D a t a T y p e = " C o d e " > I t e m N o _ L i n e < / I t e m N o _ L i n e > - 
-             < I t e m N o _ L i n e _ L b l   E l e m e n t T y p e = " C o l u m n "   E l e m e n t I d = " 1 3 4 0 0 7 9 6 1 3 "   D a t a T y p e = " S t r i n g " > I t e m N o _ L i n e _ L b l < / I t e m N o _ L i n e _ L b l > - 
-             < I t e m R e f e r e n c e N o _ L i n e   E l e m e n t T y p e = " C o l u m n "   E l e m e n t I d = " 9 2 7 2 3 5 7 "   D a t a T y p e = " C o d e " > I t e m R e f e r e n c e N o _ L i n e < / I t e m R e f e r e n c e N o _ L i n e > - 
-             < I t e m R e f e r e n c e N o _ L i n e _ L b l   E l e m e n t T y p e = " C o l u m n "   E l e m e n t I d = " 1 9 8 0 6 3 1 1 3 0 "   D a t a T y p e = " S t r i n g " > I t e m R e f e r e n c e N o _ L i n e _ L b l < / I t e m R e f e r e n c e N o _ L i n e _ L b l > - 
-             < J o b N o   E l e m e n t T y p e = " C o l u m n "   E l e m e n t I d = " 1 8 1 5 5 8 0 3 6 5 "   D a t a T y p e = " C o d e " > J o b N o < / J o b N o > - 
-             < J o b N o _ L b l   E l e m e n t T y p e = " C o l u m n "   E l e m e n t I d = " 1 8 9 7 0 9 4 2 6 "   D a t a T y p e = " T e x t " > J o b N o _ L b l < / J o b N o _ L b l > - 
-             < J o b T a s k D e s c _ L b l   E l e m e n t T y p e = " C o l u m n "   E l e m e n t I d = " 5 4 8 3 1 0 0 2 7 "   D a t a T y p e = " T e x t C o n s t " > J o b T a s k D e s c _ L b l < / J o b T a s k D e s c _ L b l > - 
-             < J o b T a s k D e s c r i p t i o n   E l e m e n t T y p e = " C o l u m n "   E l e m e n t I d = " 1 0 6 5 5 0 2 3 4 3 "   D a t a T y p e = " T e x t " > J o b T a s k D e s c r i p t i o n < / J o b T a s k D e s c r i p t i o n > - 
-             < J o b T a s k N o   E l e m e n t T y p e = " C o l u m n "   E l e m e n t I d = " 9 4 0 0 8 9 4 5 8 "   D a t a T y p e = " C o d e " > J o b T a s k N o < / J o b T a s k N o > - 
-             < J o b T a s k N o _ L b l   E l e m e n t T y p e = " C o l u m n "   E l e m e n t I d = " 6 2 2 6 5 1 9 4 9 "   D a t a T y p e = " T e x t " > J o b T a s k N o _ L b l < / J o b T a s k N o _ L b l > - 
-             < L i n e A m o u n t _ L i n e   E l e m e n t T y p e = " C o l u m n "   E l e m e n t I d = " 2 6 8 9 3 7 1 6 2 "   D a t a T y p e = " T e x t " > L i n e A m o u n t _ L i n e < / L i n e A m o u n t _ L i n e > - 
-             < L i n e A m o u n t _ L i n e _ L b l   E l e m e n t T y p e = " C o l u m n "   E l e m e n t I d = " 9 9 2 9 0 1 8 4 5 "   D a t a T y p e = " S t r i n g " > L i n e A m o u n t _ L i n e _ L b l < / L i n e A m o u n t _ L i n e _ L b l > - 
-             < L i n e D i s c o u n t P e r c e n t _ L i n e   E l e m e n t T y p e = " C o l u m n "   E l e m e n t I d = " 9 0 7 8 2 7 4 3 6 "   D a t a T y p e = " D e c i m a l " > L i n e D i s c o u n t P e r c e n t _ L i n e < / L i n e D i s c o u n t P e r c e n t _ L i n e > - 
-             < L i n e D i s c o u n t P e r c e n t T e x t _ L i n e   E l e m e n t T y p e = " C o l u m n "   E l e m e n t I d = " 6 1 3 1 3 5 1 9 "   D a t a T y p e = " T e x t " > L i n e D i s c o u n t P e r c e n t T e x t _ L i n e < / L i n e D i s c o u n t P e r c e n t T e x t _ L i n e > - 
-             < L i n e N o _ L i n e   E l e m e n t T y p e = " C o l u m n "   E l e m e n t I d = " 6 9 8 9 8 5 9 7 9 "   D a t a T y p e = " I n t e g e r " > L i n e N o _ L i n e < / L i n e N o _ L i n e > - 
-             < P r i c e _ L b l   E l e m e n t T y p e = " C o l u m n "   E l e m e n t I d = " 2 1 2 6 7 6 4 9 2 5 "   D a t a T y p e = " T e x t C o n s t " > P r i c e _ L b l < / P r i c e _ L b l > - 
-             < P r i c e P e r _ L b l   E l e m e n t T y p e = " C o l u m n "   E l e m e n t I d = " 9 7 3 2 8 0 1 3 4 "   D a t a T y p e = " T e x t C o n s t " > P r i c e P e r _ L b l < / P r i c e P e r _ L b l > - 
-             < Q t y _ L b l   E l e m e n t T y p e = " C o l u m n "   E l e m e n t I d = " 2 6 3 6 7 3 7 6 4 "   D a t a T y p e = " T e x t C o n s t " > Q t y _ L b l < / Q t y _ L b l > - 
-             < Q u a n t i t y _ L i n e   E l e m e n t T y p e = " C o l u m n "   E l e m e n t I d = " 1 0 6 8 5 4 3 5 3 7 "   D a t a T y p e = " T e x t " > Q u a n t i t y _ L i n e < / Q u a n t i t y _ L i n e > - 
-             < Q u a n t i t y _ L i n e _ L b l   E l e m e n t T y p e = " C o l u m n "   E l e m e n t I d = " 2 0 3 4 5 0 6 8 0 2 "   D a t a T y p e = " S t r i n g " > Q u a n t i t y _ L i n e _ L b l < / Q u a n t i t y _ L i n e _ L b l > - 
-             < R e c u r r i n g B i l l i n g f r o m   E l e m e n t T y p e = " C o l u m n "   E l e m e n t I d = " 4 7 7 0 0 1 9 2 1 "   D a t a T y p e = " D a t e " > R e c u r r i n g B i l l i n g f r o m < / R e c u r r i n g B i l l i n g f r o m > - 
-             < R e c u r r i n g B i l l i n g t o   E l e m e n t T y p e = " C o l u m n "   E l e m e n t I d = " 1 3 8 4 6 2 3 0 0 4 "   D a t a T y p e = " D a t e " > R e c u r r i n g B i l l i n g t o < / R e c u r r i n g B i l l i n g t o > - 
-             < S h i p m e n t D a t e _ L i n e   E l e m e n t T y p e = " C o l u m n "   E l e m e n t I d = " 1 6 7 3 3 7 5 4 1 6 "   D a t a T y p e = " S t r i n g " > S h i p m e n t D a t e _ L i n e < / S h i p m e n t D a t e _ L i n e > - 
-             < S h i p m e n t D a t e _ L i n e _ L b l   E l e m e n t T y p e = " C o l u m n "   E l e m e n t I d = " 8 5 3 2 2 4 3 6 3 "   D a t a T y p e = " T e x t C o n s t " > S h i p m e n t D a t e _ L i n e _ L b l < / S h i p m e n t D a t e _ L i n e _ L b l > - 
-             < T r a n s H e a d e r A m o u n t   E l e m e n t T y p e = " C o l u m n "   E l e m e n t I d = " 2 0 2 8 3 0 6 2 7 6 "   D a t a T y p e = " D e c i m a l " > T r a n s H e a d e r A m o u n t < / T r a n s H e a d e r A m o u n t > - 
-             < T y p e _ L i n e   E l e m e n t T y p e = " C o l u m n "   E l e m e n t I d = " 2 7 2 8 0 4 9 2 4 "   D a t a T y p e = " S t r i n g " > T y p e _ L i n e < / T y p e _ L i n e > - 
-             < U n i t _ L b l   E l e m e n t T y p e = " C o l u m n "   E l e m e n t I d = " 8 1 4 3 6 4 3 1 8 "   D a t a T y p e = " T e x t C o n s t " > U n i t _ L b l < / U n i t _ L b l > - 
-             < U n i t O f M e a s u r e   E l e m e n t T y p e = " C o l u m n "   E l e m e n t I d = " 1 8 0 8 2 2 8 0 1 8 "   D a t a T y p e = " T e x t " > U n i t O f M e a s u r e < / U n i t O f M e a s u r e > - 
-             < U n i t O f M e a s u r e _ L b l   E l e m e n t T y p e = " C o l u m n "   E l e m e n t I d = " 9 8 1 9 5 1 2 4 9 "   D a t a T y p e = " S t r i n g " > U n i t O f M e a s u r e _ L b l < / U n i t O f M e a s u r e _ L b l > - 
-             < U n i t P r i c e   E l e m e n t T y p e = " C o l u m n "   E l e m e n t I d = " 1 4 7 8 2 2 1 5 2 6 "   D a t a T y p e = " T e x t " > U n i t P r i c e < / U n i t P r i c e > - 
-             < U n i t P r i c e _ L b l   E l e m e n t T y p e = " C o l u m n "   E l e m e n t I d = " 1 1 6 3 9 2 6 6 0 3 "   D a t a T y p e = " S t r i n g " > U n i t P r i c e _ L b l < / U n i t P r i c e _ L b l > - 
-             < V A T I d e n t i f i e r _ L i n e   E l e m e n t T y p e = " C o l u m n "   E l e m e n t I d = " 1 7 7 3 6 2 2 4 1 2 "   D a t a T y p e = " C o d e " > V A T I d e n t i f i e r _ L i n e < / V A T I d e n t i f i e r _ L i n e > - 
-             < V A T I d e n t i f i e r _ L i n e _ L b l   E l e m e n t T y p e = " C o l u m n "   E l e m e n t I d = " 5 3 3 7 8 2 7 0 3 "   D a t a T y p e = " S t r i n g " > V A T I d e n t i f i e r _ L i n e _ L b l < / V A T I d e n t i f i e r _ L i n e _ L b l > - 
-             < V A T P c t _ L i n e   E l e m e n t T y p e = " C o l u m n "   E l e m e n t I d = " 1 9 7 4 0 0 1 9 4 4 "   D a t a T y p e = " T e x t " > V A T P c t _ L i n e < / V A T P c t _ L i n e > - 
-             < V A T P c t _ L i n e _ L b l   E l e m e n t T y p e = " C o l u m n "   E l e m e n t I d = " 1 2 0 7 5 2 9 9 1 5 "   D a t a T y p e = " S t r i n g " > V A T P c t _ L i n e _ L b l < / V A T P c t _ L i n e _ L b l > - 
-             < S h i p m e n t L i n e   E l e m e n t T y p e = " D a t a I t e m "   E l e m e n t I d = " 2 0 1 5 9 9 6 0 5 1 " > - 
-                 < D o c u m e n t N o _ S h i p m e n t L i n e   E l e m e n t T y p e = " C o l u m n "   E l e m e n t I d = " 1 2 4 3 7 6 7 7 6 2 "   D a t a T y p e = " C o d e " > D o c u m e n t N o _ S h i p m e n t L i n e < / D o c u m e n t N o _ S h i p m e n t L i n e > - 
-                 < P o s t i n g D a t e _ S h i p m e n t L i n e   E l e m e n t T y p e = " C o l u m n "   E l e m e n t I d = " 1 8 3 4 0 0 3 2 0 "   D a t a T y p e = " S t r i n g " > P o s t i n g D a t e _ S h i p m e n t L i n e < / P o s t i n g D a t e _ S h i p m e n t L i n e > - 
-                 < P o s t i n g D a t e _ S h i p m e n t L i n e _ L b l   E l e m e n t T y p e = " C o l u m n "   E l e m e n t I d = " 1 0 9 0 0 6 9 0 2 7 "   D a t a T y p e = " S t r i n g " > P o s t i n g D a t e _ S h i p m e n t L i n e _ L b l < / P o s t i n g D a t e _ S h i p m e n t L i n e _ L b l > - 
-                 < Q u a n t i t y _ S h i p m e n t L i n e   E l e m e n t T y p e = " C o l u m n "   E l e m e n t I d = " 1 6 3 7 0 3 4 2 4 7 "   D a t a T y p e = " D e c i m a l " > Q u a n t i t y _ S h i p m e n t L i n e < / Q u a n t i t y _ S h i p m e n t L i n e > - 
-                 < Q u a n t i t y _ S h i p m e n t L i n e _ L b l   E l e m e n t T y p e = " C o l u m n "   E l e m e n t I d = " 1 6 0 2 6 6 7 3 8 6 "   D a t a T y p e = " S t r i n g " > Q u a n t i t y _ S h i p m e n t L i n e _ L b l < / Q u a n t i t y _ S h i p m e n t L i n e _ L b l > - 
-             < / S h i p m e n t L i n e > - 
-             < A s s e m b l y L i n e   E l e m e n t T y p e = " D a t a I t e m "   E l e m e n t I d = " 1 2 0 5 9 4 2 8 5 " > - 
-                 < D e s c r i p t i o n _ A s s e m b l y L i n e   E l e m e n t T y p e = " C o l u m n "   E l e m e n t I d = " 2 8 0 7 4 3 7 9 6 "   D a t a T y p e = " T e x t " > D e s c r i p t i o n _ A s s e m b l y L i n e < / D e s c r i p t i o n _ A s s e m b l y L i n e > - 
-                 < L i n e N o _ A s s e m b l y L i n e   E l e m e n t T y p e = " C o l u m n "   E l e m e n t I d = " 6 4 0 5 8 3 8 9 1 "   D a t a T y p e = " C o d e " > L i n e N o _ A s s e m b l y L i n e < / L i n e N o _ A s s e m b l y L i n e > - 
-                 < Q u a n t i t y _ A s s e m b l y L i n e   E l e m e n t T y p e = " C o l u m n "   E l e m e n t I d = " 1 9 5 7 6 4 8 2 3 1 "   D a t a T y p e = " D e c i m a l " > Q u a n t i t y _ A s s e m b l y L i n e < / Q u a n t i t y _ A s s e m b l y L i n e > - 
-                 < U n i t O f M e a s u r e _ A s s e m b l y L i n e   E l e m e n t T y p e = " C o l u m n "   E l e m e n t I d = " 1 6 4 9 1 2 3 7 7 3 "   D a t a T y p e = " T e x t " > U n i t O f M e a s u r e _ A s s e m b l y L i n e < / U n i t O f M e a s u r e _ A s s e m b l y L i n e > - 
-                 < V a r i a n t C o d e _ A s s e m b l y L i n e   E l e m e n t T y p e = " C o l u m n "   E l e m e n t I d = " 1 8 6 9 4 0 7 6 7 2 "   D a t a T y p e = " C o d e " > V a r i a n t C o d e _ A s s e m b l y L i n e < / V a r i a n t C o d e _ A s s e m b l y L i n e > - 
-             < / A s s e m b l y L i n e > - 
-         < / L i n e > - 
-         < W o r k D e s c r i p t i o n L i n e s   E l e m e n t T y p e = " D a t a I t e m "   E l e m e n t I d = " 2 7 6 8 1 9 4 4 7 " > - 
-             < W o r k D e s c r i p t i o n L i n e   E l e m e n t T y p e = " C o l u m n "   E l e m e n t I d = " 1 9 4 7 6 2 1 6 7 6 "   D a t a T y p e = " T e x t " > W o r k D e s c r i p t i o n L i n e < / W o r k D e s c r i p t i o n L i n e > - 
-             < W o r k D e s c r i p t i o n L i n e N u m b e r   E l e m e n t T y p e = " C o l u m n "   E l e m e n t I d = " 7 9 7 3 0 7 2 2 3 "   D a t a T y p e = " I n t e g e r " > W o r k D e s c r i p t i o n L i n e N u m b e r < / W o r k D e s c r i p t i o n L i n e N u m b e r > - 
-         < / W o r k D e s c r i p t i o n L i n e s > - 
-         < V A T A m o u n t L i n e   E l e m e n t T y p e = " D a t a I t e m "   E l e m e n t I d = " 8 2 7 5 3 4 3 4 8 " > - 
-             < I n v o i c e D i s c o u n t A m o u n t _ V A T A m o u n t L i n e   E l e m e n t T y p e = " C o l u m n "   E l e m e n t I d = " 8 2 4 7 3 0 1 4 1 "   D a t a T y p e = " D e c i m a l " > I n v o i c e D i s c o u n t A m o u n t _ V A T A m o u n t L i n e < / I n v o i c e D i s c o u n t A m o u n t _ V A T A m o u n t L i n e > - 
-             < I n v o i c e D i s c o u n t A m o u n t _ V A T A m o u n t L i n e _ L b l   E l e m e n t T y p e = " C o l u m n "   E l e m e n t I d = " 1 5 6 2 2 0 0 0 3 4 "   D a t a T y p e = " S t r i n g " > I n v o i c e D i s c o u n t A m o u n t _ V A T A m o u n t L i n e _ L b l < / I n v o i c e D i s c o u n t A m o u n t _ V A T A m o u n t L i n e _ L b l > - 
-             < I n v o i c e D i s c o u n t B a s e A m o u n t _ V A T A m o u n t L i n e   E l e m e n t T y p e = " C o l u m n "   E l e m e n t I d = " 2 0 4 0 3 3 2 2 6 6 "   D a t a T y p e = " D e c i m a l " > I n v o i c e D i s c o u n t B a s e A m o u n t _ V A T A m o u n t L i n e < / I n v o i c e D i s c o u n t B a s e A m o u n t _ V A T A m o u n t L i n e > - 
-             < I n v o i c e D i s c o u n t B a s e A m o u n t _ V A T A m o u n t L i n e _ L b l   E l e m e n t T y p e = " C o l u m n "   E l e m e n t I d = " 4 0 5 9 6 0 3 3 1 "   D a t a T y p e = " S t r i n g " > I n v o i c e D i s c o u n t B a s e A m o u n t _ V A T A m o u n t L i n e _ L b l < / I n v o i c e D i s c o u n t B a s e A m o u n t _ V A T A m o u n t L i n e _ L b l > - 
-             < L i n e A m o u n t _ V a t A m o u n t L i n e   E l e m e n t T y p e = " C o l u m n "   E l e m e n t I d = " 2 1 4 6 5 4 0 1 "   D a t a T y p e = " D e c i m a l " > L i n e A m o u n t _ V a t A m o u n t L i n e < / L i n e A m o u n t _ V a t A m o u n t L i n e > - 
-             < L i n e A m o u n t _ V a t A m o u n t L i n e _ L b l   E l e m e n t T y p e = " C o l u m n "   E l e m e n t I d = " 1 1 1 0 9 1 2 1 2 4 "   D a t a T y p e = " S t r i n g " > L i n e A m o u n t _ V a t A m o u n t L i n e _ L b l < / L i n e A m o u n t _ V a t A m o u n t L i n e _ L b l > - 
-             < N o O f V A T I d e n t i f i e r s   E l e m e n t T y p e = " C o l u m n "   E l e m e n t I d = " 1 1 5 3 2 6 3 0 2 6 "   D a t a T y p e = " I n t e g e r " > N o O f V A T I d e n t i f i e r s < / N o O f V A T I d e n t i f i e r s > - 
-             < V A T A m o u n t _ V a t A m o u n t L i n e   E l e m e n t T y p e = " C o l u m n "   E l e m e n t I d = " 1 8 9 1 8 2 0 6 2 0 "   D a t a T y p e = " D e c i m a l " > V A T A m o u n t _ V a t A m o u n t L i n e < / V A T A m o u n t _ V a t A m o u n t L i n e > - 
-             < V A T A m o u n t _ V a t A m o u n t L i n e _ L b l   E l e m e n t T y p e = " C o l u m n "   E l e m e n t I d = " 1 5 1 3 5 5 5 4 7 3 "   D a t a T y p e = " S t r i n g " > V A T A m o u n t _ V a t A m o u n t L i n e _ L b l < / V A T A m o u n t _ V a t A m o u n t L i n e _ L b l > - 
-             < V A T A m o u n t L C Y _ V A T A m o u n t L i n e   E l e m e n t T y p e = " C o l u m n "   E l e m e n t I d = " 1 5 8 1 9 9 4 3 5 0 "   D a t a T y p e = " D e c i m a l " > V A T A m o u n t L C Y _ V A T A m o u n t L i n e < / V A T A m o u n t L C Y _ V A T A m o u n t L i n e > - 
-             < V A T A m o u n t L C Y _ V A T A m o u n t L i n e _ L b l   E l e m e n t T y p e = " C o l u m n "   E l e m e n t I d = " 9 2 3 0 0 3 3 7 "   D a t a T y p e = " T e x t C o n s t " > V A T A m o u n t L C Y _ V A T A m o u n t L i n e _ L b l < / V A T A m o u n t L C Y _ V A T A m o u n t L i n e _ L b l > - 
-             < V A T B a s e _ V a t A m o u n t L i n e   E l e m e n t T y p e = " C o l u m n "   E l e m e n t I d = " 1 4 5 8 9 3 7 8 1 9 "   D a t a T y p e = " D e c i m a l " > V A T B a s e _ V a t A m o u n t L i n e < / V A T B a s e _ V a t A m o u n t L i n e > - 
-             < V A T B a s e _ V a t A m o u n t L i n e _ L b l   E l e m e n t T y p e = " C o l u m n "   E l e m e n t I d = " 1 6 9 1 3 0 2 4 8 8 "   D a t a T y p e = " S t r i n g " > V A T B a s e _ V a t A m o u n t L i n e _ L b l < / V A T B a s e _ V a t A m o u n t L i n e _ L b l > - 
-             < V A T B a s e L C Y _ V A T A m o u n t L i n e   E l e m e n t T y p e = " C o l u m n "   E l e m e n t I d = " 1 8 6 0 9 4 5 6 3 5 "   D a t a T y p e = " D e c i m a l " > V A T B a s e L C Y _ V A T A m o u n t L i n e < / V A T B a s e L C Y _ V A T A m o u n t L i n e > - 
-             < V A T B a s e L C Y _ V A T A m o u n t L i n e _ L b l   E l e m e n t T y p e = " C o l u m n "   E l e m e n t I d = " 1 2 3 6 4 6 7 9 9 8 "   D a t a T y p e = " T e x t C o n s t " > V A T B a s e L C Y _ V A T A m o u n t L i n e _ L b l < / V A T B a s e L C Y _ V A T A m o u n t L i n e _ L b l > - 
-             < V A T I d e n t i f i e r _ V a t A m o u n t L i n e   E l e m e n t T y p e = " C o l u m n "   E l e m e n t I d = " 1 1 4 2 0 7 0 0 3 5 "   D a t a T y p e = " C o d e " > V A T I d e n t i f i e r _ V a t A m o u n t L i n e < / V A T I d e n t i f i e r _ V a t A m o u n t L i n e > - 
-             < V A T I d e n t i f i e r _ V a t A m o u n t L i n e _ L b l   E l e m e n t T y p e = " C o l u m n "   E l e m e n t I d = " 8 6 4 5 0 4 5 0 "   D a t a T y p e = " S t r i n g " > V A T I d e n t i f i e r _ V a t A m o u n t L i n e _ L b l < / V A T I d e n t i f i e r _ V a t A m o u n t L i n e _ L b l > - 
-             < V A T P c t _ V a t A m o u n t L i n e   E l e m e n t T y p e = " C o l u m n "   E l e m e n t I d = " 1 4 5 3 5 4 2 7 7 7 "   D a t a T y p e = " D e c i m a l " > V A T P c t _ V a t A m o u n t L i n e < / V A T P c t _ V a t A m o u n t L i n e > - 
-             < V A T P c t _ V a t A m o u n t L i n e _ L b l   E l e m e n t T y p e = " C o l u m n "   E l e m e n t I d = " 6 7 6 3 2 3 7 8 "   D a t a T y p e = " S t r i n g " > V A T P c t _ V a t A m o u n t L i n e _ L b l < / V A T P c t _ V a t A m o u n t L i n e _ L b l > - 
-         < / V A T A m o u n t L i n e > - 
-         < V A T C l a u s e L i n e   E l e m e n t T y p e = " D a t a I t e m "   E l e m e n t I d = " 1 6 6 5 5 0 0 1 6 3 " > - 
-             < C o d e _ V A T C l a u s e L i n e   E l e m e n t T y p e = " C o l u m n "   E l e m e n t I d = " 1 8 2 4 5 8 9 8 4 7 "   D a t a T y p e = " C o d e " > C o d e _ V A T C l a u s e L i n e < / C o d e _ V A T C l a u s e L i n e > - 
-             < C o d e _ V A T C l a u s e L i n e _ L b l   E l e m e n t T y p e = " C o l u m n "   E l e m e n t I d = " 4 6 1 5 3 3 0 2 "   D a t a T y p e = " S t r i n g " > C o d e _ V A T C l a u s e L i n e _ L b l < / C o d e _ V A T C l a u s e L i n e _ L b l > - 
-             < D e s c r i p t i o n _ V A T C l a u s e L i n e   E l e m e n t T y p e = " C o l u m n "   E l e m e n t I d = " 1 3 0 5 5 4 5 9 2 4 "   D a t a T y p e = " T e x t " > D e s c r i p t i o n _ V A T C l a u s e L i n e < / D e s c r i p t i o n _ V A T C l a u s e L i n e > - 
-             < D e s c r i p t i o n 2 _ V A T C l a u s e L i n e   E l e m e n t T y p e = " C o l u m n "   E l e m e n t I d = " 1 3 7 9 6 6 7 4 7 0 "   D a t a T y p e = " T e x t " > D e s c r i p t i o n 2 _ V A T C l a u s e L i n e < / D e s c r i p t i o n 2 _ V A T C l a u s e L i n e > - 
-             < N o O f V A T C l a u s e s   E l e m e n t T y p e = " C o l u m n "   E l e m e n t I d = " 7 5 6 4 1 7 3 9 2 "   D a t a T y p e = " I n t e g e r " > N o O f V A T C l a u s e s < / N o O f V A T C l a u s e s > - 
-             < V A T A m o u n t _ V A T C l a u s e L i n e   E l e m e n t T y p e = " C o l u m n "   E l e m e n t I d = " 2 2 2 4 6 9 0 5 9 "   D a t a T y p e = " D e c i m a l " > V A T A m o u n t _ V A T C l a u s e L i n e < / V A T A m o u n t _ V A T C l a u s e L i n e > - 
-             < V A T C l a u s e s H e a d e r   E l e m e n t T y p e = " C o l u m n "   E l e m e n t I d = " 1 9 7 2 4 0 9 9 2 9 "   D a t a T y p e = " T e x t " > V A T C l a u s e s H e a d e r < / V A T C l a u s e s H e a d e r > - 
-             < V A T I d e n t i f i e r _ V A T C l a u s e L i n e   E l e m e n t T y p e = " C o l u m n "   E l e m e n t I d = " 1 4 6 4 4 7 2 4 7 8 "   D a t a T y p e = " C o d e " > V A T I d e n t i f i e r _ V A T C l a u s e L i n e < / V A T I d e n t i f i e r _ V A T C l a u s e L i n e > - 
-         < / V A T C l a u s e L i n e > - 
-         < R e p o r t T o t a l s L i n e   E l e m e n t T y p e = " D a t a I t e m "   E l e m e n t I d = " 2 1 2 2 5 4 9 8 3 6 " > - 
-             < A m o u n t _ R e p o r t T o t a l s L i n e   E l e m e n t T y p e = " C o l u m n "   E l e m e n t I d = " 4 1 9 9 1 8 3 6 9 "   D a t a T y p e = " D e c i m a l " > A m o u n t _ R e p o r t T o t a l s L i n e < / A m o u n t _ R e p o r t T o t a l s L i n e > - 
-             < A m o u n t F o r m a t t e d _ R e p o r t T o t a l s L i n e   E l e m e n t T y p e = " C o l u m n "   E l e m e n t I d = " 1 5 0 6 1 3 6 8 2 5 "   D a t a T y p e = " T e x t " > A m o u n t F o r m a t t e d _ R e p o r t T o t a l s L i n e < / A m o u n t F o r m a t t e d _ R e p o r t T o t a l s L i n e > - 
-             < D e s c r i p t i o n _ R e p o r t T o t a l s L i n e   E l e m e n t T y p e = " C o l u m n "   E l e m e n t I d = " 5 8 1 9 9 6 0 6 7 "   D a t a T y p e = " T e x t " > D e s c r i p t i o n _ R e p o r t T o t a l s L i n e < / D e s c r i p t i o n _ R e p o r t T o t a l s L i n e > - 
-             < F o n t B o l d _ R e p o r t T o t a l s L i n e   E l e m e n t T y p e = " C o l u m n "   E l e m e n t I d = " 9 4 6 5 4 0 5 4 9 "   D a t a T y p e = " B o o l e a n " > F o n t B o l d _ R e p o r t T o t a l s L i n e < / F o n t B o l d _ R e p o r t T o t a l s L i n e > - 
-             < F o n t U n d e r l i n e _ R e p o r t T o t a l s L i n e   E l e m e n t T y p e = " C o l u m n "   E l e m e n t I d = " 2 0 2 1 5 3 3 6 9 4 "   D a t a T y p e = " B o o l e a n " > F o n t U n d e r l i n e _ R e p o r t T o t a l s L i n e < / F o n t U n d e r l i n e _ R e p o r t T o t a l s L i n e > - 
-         < / R e p o r t T o t a l s L i n e > - 
-         < C o n t r a c t B i l l i n g D e t a i l s M a p p i n g   E l e m e n t T y p e = " D a t a I t e m "   E l e m e n t I d = " 1 2 8 3 6 2 7 9 0 6 " > - 
-             < C o n t r a c t B i l l i n g D e t a i l s C o n t r a c t N o L b l   E l e m e n t T y p e = " C o l u m n "   E l e m e n t I d = " 1 7 9 3 4 8 1 5 9 1 "   D a t a T y p e = " T e x t C o n s t " > C o n t r a c t B i l l i n g D e t a i l s C o n t r a c t N o L b l < / C o n t r a c t B i l l i n g D e t a i l s C o n t r a c t N o L b l > - 
-             < C o n t r a c t B i l l i n g D e t a i l s C u s t o m e r L b l   E l e m e n t T y p e = " C o l u m n "   E l e m e n t I d = " 5 0 1 8 2 5 5 2 0 "   D a t a T y p e = " T e x t C o n s t " > C o n t r a c t B i l l i n g D e t a i l s C u s t o m e r L b l < / C o n t r a c t B i l l i n g D e t a i l s C u s t o m e r L b l > - 
-             < C o n t r a c t B i l l i n g D e t a i l s P o s i t i o n D e s c r i p t i o n L b l   E l e m e n t T y p e = " C o l u m n "   E l e m e n t I d = " 1 1 8 2 4 1 2 7 1 7 "   D a t a T y p e = " S t r i n g " > C o n t r a c t B i l l i n g D e t a i l s P o s i t i o n D e s c r i p t i o n L b l < / C o n t r a c t B i l l i n g D e t a i l s P o s i t i o n D e s c r i p t i o n L b l > - 
-             < C o n t r a c t B i l l i n g D e t a i l s P o s i t i o n N o L b l   E l e m e n t T y p e = " C o l u m n "   E l e m e n t I d = " 9 8 8 2 8 7 5 4 8 "   D a t a T y p e = " T e x t C o n s t " > C o n t r a c t B i l l i n g D e t a i l s P o s i t i o n N o L b l < / C o n t r a c t B i l l i n g D e t a i l s P o s i t i o n N o L b l > - 
-             < C o n t r a c t B i l l i n g D e t a i l s G r o u p i n g   E l e m e n t T y p e = " D a t a I t e m "   E l e m e n t I d = " 6 1 7 2 4 6 9 2 7 " > - 
-                 < C o n t r a c t B i l l i n g D e t a i l s A m o u n t L b l   E l e m e n t T y p e = " C o l u m n "   E l e m e n t I d = " 1 7 7 6 3 7 0 2 1 6 "   D a t a T y p e = " T e x t " > C o n t r a c t B i l l i n g D e t a i l s A m o u n t L b l < / C o n t r a c t B i l l i n g D e t a i l s A m o u n t L b l > - 
-                 < C o n t r a c t B i l l i n g D e t a i l s C o n t r a c t N o   E l e m e n t T y p e = " C o l u m n "   E l e m e n t I d = " 1 0 4 0 5 4 0 8 6 1 "   D a t a T y p e = " C o d e " > C o n t r a c t B i l l i n g D e t a i l s C o n t r a c t N o < / C o n t r a c t B i l l i n g D e t a i l s C o n t r a c t N o > - 
-                 < C o n t r a c t B i l l i n g D e t a i l s C u r r e n c y C o d e L b l   E l e m e n t T y p e = " C o l u m n "   E l e m e n t I d = " 3 2 4 5 2 4 1 1 4 "   D a t a T y p e = " T e x t " > C o n t r a c t B i l l i n g D e t a i l s C u r r e n c y C o d e L b l < / C o n t r a c t B i l l i n g D e t a i l s C u r r e n c y C o d e L b l > - 
-                 < C o n t r a c t B i l l i n g D e t a i l s C u s t o m e r N a m e   E l e m e n t T y p e = " C o l u m n "   E l e m e n t I d = " 1 7 3 2 1 8 3 8 6 7 "   D a t a T y p e = " T e x t " > C o n t r a c t B i l l i n g D e t a i l s C u s t o m e r N a m e < / C o n t r a c t B i l l i n g D e t a i l s C u s t o m e r N a m e > - 
-                 < C o n t r a c t B i l l i n g D e t a i l s D a y s L b l   E l e m e n t T y p e = " C o l u m n "   E l e m e n t I d = " 7 0 1 3 5 9 8 3 7 "   D a t a T y p e = " T e x t C o n s t " > C o n t r a c t B i l l i n g D e t a i l s D a y s L b l < / C o n t r a c t B i l l i n g D e t a i l s D a y s L b l > - 
-                 < C o n t r a c t B i l l i n g D e t a i l s D e s c r i p t i o n L b l   E l e m e n t T y p e = " C o l u m n "   E l e m e n t I d = " 1 1 4 3 1 2 2 7 0 2 "   D a t a T y p e = " T e x t C o n s t " > C o n t r a c t B i l l i n g D e t a i l s D e s c r i p t i o n L b l < / C o n t r a c t B i l l i n g D e t a i l s D e s c r i p t i o n L b l > - 
-                 < C o n t r a c t B i l l i n g D e t a i l s D i s c o u n t A m o u n t L b l   E l e m e n t T y p e = " C o l u m n "   E l e m e n t I d = " 5 0 8 2 7 5 7 2 3 "   D a t a T y p e = " T e x t " > C o n t r a c t B i l l i n g D e t a i l s D i s c o u n t A m o u n t L b l < / C o n t r a c t B i l l i n g D e t a i l s D i s c o u n t A m o u n t L b l > - 
-                 < C o n t r a c t B i l l i n g D e t a i l s D i s c o u n t P e r c e n t L b l   E l e m e n t T y p e = " C o l u m n "   E l e m e n t I d = " 1 9 3 7 7 3 8 6 3 0 "   D a t a T y p e = " T e x t " > C o n t r a c t B i l l i n g D e t a i l s D i s c o u n t P e r c e n t L b l < / C o n t r a c t B i l l i n g D e t a i l s D i s c o u n t P e r c e n t L b l > - 
-                 < C o n t r a c t B i l l i n g D e t a i l s E n d D a t e L b l   E l e m e n t T y p e = " C o l u m n "   E l e m e n t I d = " 1 5 9 0 2 9 1 0 2 5 "   D a t a T y p e = " T e x t C o n s t " > C o n t r a c t B i l l i n g D e t a i l s E n d D a t e L b l < / C o n t r a c t B i l l i n g D e t a i l s E n d D a t e L b l > - 
-                 < C o n t r a c t B i l l i n g D e t a i l s P o s i t i o n D e s c r i p t i o n   E l e m e n t T y p e = " C o l u m n "   E l e m e n t I d = " 1 3 8 2 4 1 0 9 5 1 "   D a t a T y p e = " T e x t " > C o n t r a c t B i l l i n g D e t a i l s P o s i t i o n D e s c r i p t i o n < / C o n t r a c t B i l l i n g D e t a i l s P o s i t i o n D e s c r i p t i o n > - 
-                 < C o n t r a c t B i l l i n g D e t a i l s P o s i t i o n N o   E l e m e n t T y p e = " C o l u m n "   E l e m e n t I d = " 3 0 5 7 6 7 2 1 8 "   D a t a T y p e = " I n t e g e r " > C o n t r a c t B i l l i n g D e t a i l s P o s i t i o n N o < / C o n t r a c t B i l l i n g D e t a i l s P o s i t i o n N o > - 
-                 < C o n t r a c t B i l l i n g D e t a i l s Q t y L b l   E l e m e n t T y p e = " C o l u m n "   E l e m e n t I d = " 2 3 0 7 8 2 0 7 2 "   D a t a T y p e = " S t r i n g " > C o n t r a c t B i l l i n g D e t a i l s Q t y L b l < / C o n t r a c t B i l l i n g D e t a i l s Q t y L b l > - 
-                 < C o n t r a c t B i l l i n g D e t a i l s S a l e s P r i c e L b l   E l e m e n t T y p e = " C o l u m n "   E l e m e n t I d = " 9 1 4 2 1 9 1 9 1 "   D a t a T y p e = " T e x t " > C o n t r a c t B i l l i n g D e t a i l s S a l e s P r i c e L b l < / C o n t r a c t B i l l i n g D e t a i l s S a l e s P r i c e L b l > - 
-                 < C o n t r a c t B i l l i n g D e t a i l s S t a r t D a t e L b l   E l e m e n t T y p e = " C o l u m n "   E l e m e n t I d = " 1 3 0 2 0 1 8 0 9 6 "   D a t a T y p e = " T e x t C o n s t " > C o n t r a c t B i l l i n g D e t a i l s S t a r t D a t e L b l < / C o n t r a c t B i l l i n g D e t a i l s S t a r t D a t e L b l > - 
-                 < C o n t r a c t B i l l i n g D e t a i l s   E l e m e n t T y p e = " D a t a I t e m "   E l e m e n t I d = " 2 0 7 1 3 9 8 1 8 " > - 
-                     < C o n t r a c t B i l l i n g D e t a i l s B i l l i n g A m o u n t   E l e m e n t T y p e = " C o l u m n "   E l e m e n t I d = " 1 9 8 9 5 6 9 9 8 3 "   D a t a T y p e = " T e x t " > C o n t r a c t B i l l i n g D e t a i l s B i l l i n g A m o u n t < / C o n t r a c t B i l l i n g D e t a i l s B i l l i n g A m o u n t > - 
-                     < C o n t r a c t B i l l i n g D e t a i l s B i l l i n g D i s c o u n t A m o u n t   E l e m e n t T y p e = " C o l u m n "   E l e m e n t I d = " 1 2 2 6 5 3 7 0 0 4 "   D a t a T y p e = " T e x t " > C o n t r a c t B i l l i n g D e t a i l s B i l l i n g D i s c o u n t A m o u n t < / C o n t r a c t B i l l i n g D e t a i l s B i l l i n g D i s c o u n t A m o u n t > - 
-                     < C o n t r a c t B i l l i n g D e t a i l s C u r r e n c y C o d e   E l e m e n t T y p e = " C o l u m n "   E l e m e n t I d = " 8 6 9 7 4 5 7 7 2 "   D a t a T y p e = " C o d e " > C o n t r a c t B i l l i n g D e t a i l s C u r r e n c y C o d e < / C o n t r a c t B i l l i n g D e t a i l s C u r r e n c y C o d e > - 
-                     < C o n t r a c t B i l l i n g D e t a i l s D a y s   E l e m e n t T y p e = " C o l u m n "   E l e m e n t I d = " 1 9 0 1 6 5 8 4 8 7 "   D a t a T y p e = " I n t e g e r " > C o n t r a c t B i l l i n g D e t a i l s D a y s < / C o n t r a c t B i l l i n g D e t a i l s D a y s > - 
-                     < C o n t r a c t B i l l i n g D e t a i l s D e s c r i p t i o n   E l e m e n t T y p e = " C o l u m n "   E l e m e n t I d = " 1 0 1 7 1 4 1 1 6 8 "   D a t a T y p e = " T e x t " > C o n t r a c t B i l l i n g D e t a i l s D e s c r i p t i o n < / C o n t r a c t B i l l i n g D e t a i l s D e s c r i p t i o n > - 
-                     < C o n t r a c t B i l l i n g D e t a i l s D i s c o u n t P e r c e n t   E l e m e n t T y p e = " C o l u m n "   E l e m e n t I d = " 5 0 2 0 9 5 3 8 4 "   D a t a T y p e = " T e x t " > C o n t r a c t B i l l i n g D e t a i l s D i s c o u n t P e r c e n t < / C o n t r a c t B i l l i n g D e t a i l s D i s c o u n t P e r c e n t > - 
-                     < C o n t r a c t B i l l i n g D e t a i l s E n d D a t e   E l e m e n t T y p e = " C o l u m n "   E l e m e n t I d = " 8 0 4 8 9 7 9 0 9 "   D a t a T y p e = " S t r i n g " > C o n t r a c t B i l l i n g D e t a i l s E n d D a t e < / C o n t r a c t B i l l i n g D e t a i l s E n d D a t e > - 
-                     < C o n t r a c t B i l l i n g D e t a i l s Q u a n t i t y   E l e m e n t T y p e = " C o l u m n "   E l e m e n t I d = " 9 7 8 9 3 6 6 9 "   D a t a T y p e = " S t r i n g " > C o n t r a c t B i l l i n g D e t a i l s Q u a n t i t y < / C o n t r a c t B i l l i n g D e t a i l s Q u a n t i t y > - 
-                     < C o n t r a c t B i l l i n g D e t a i l s S a l e s P r i c e   E l e m e n t T y p e = " C o l u m n "   E l e m e n t I d = " 1 5 9 4 8 2 2 5 3 1 "   D a t a T y p e = " T e x t " > C o n t r a c t B i l l i n g D e t a i l s S a l e s P r i c e < / C o n t r a c t B i l l i n g D e t a i l s S a l e s P r i c e > - 
-                     < C o n t r a c t B i l l i n g D e t a i l s S t a r t D a t e   E l e m e n t T y p e = " C o l u m n "   E l e m e n t I d = " 4 3 2 7 5 9 8 7 4 "   D a t a T y p e = " S t r i n g " > C o n t r a c t B i l l i n g D e t a i l s S t a r t D a t e < / C o n t r a c t B i l l i n g D e t a i l s S t a r t D a t e > - 
-                 < / C o n t r a c t B i l l i n g D e t a i l s > - 
-             < / C o n t r a c t B i l l i n g D e t a i l s G r o u p i n g > - 
-         < / C o n t r a c t B i l l i n g D e t a i l s M a p p i n g > - 
-         < L i n e F e e   E l e m e n t T y p e = " D a t a I t e m "   E l e m e n t I d = " 2 6 6 6 3 0 7 3 3 " > - 
-             < L i n e F e e C a p t i o n T e x t   E l e m e n t T y p e = " C o l u m n "   E l e m e n t I d = " 4 3 7 6 4 3 7 9 0 "   D a t a T y p e = " T e x t " > L i n e F e e C a p t i o n T e x t < / L i n e F e e C a p t i o n T e x t > - 
-         < / L i n e F e e > - 
-         < P a y m e n t R e p o r t i n g A r g u m e n t   E l e m e n t T y p e = " D a t a I t e m "   E l e m e n t I d = " 3 1 3 7 4 4 1 9 4 " > - 
-             < P a y m e n t S e r v i c e L o g o   E l e m e n t T y p e = " C o l u m n "   E l e m e n t I d = " 4 1 6 7 9 0 7 6 7 "   D a t a T y p e = " B L O B " / > - 
-             < P a y m e n t S e r v i c e L o g o _ U r l   E l e m e n t T y p e = " C o l u m n "   E l e m e n t I d = " 6 4 4 9 7 5 1 3 9 "   D a t a T y p e = " T e x t " > P a y m e n t S e r v i c e L o g o _ U r l < / P a y m e n t S e r v i c e L o g o _ U r l > - 
-             < P a y m e n t S e r v i c e L o g o _ U r l T e x t   E l e m e n t T y p e = " C o l u m n "   E l e m e n t I d = " 1 4 1 1 7 0 3 9 7 6 "   D a t a T y p e = " T e x t " > P a y m e n t S e r v i c e L o g o _ U r l T e x t < / P a y m e n t S e r v i c e L o g o _ U r l T e x t > - 
-             < P a y m e n t S e r v i c e T e x t _ U r l   E l e m e n t T y p e = " C o l u m n "   E l e m e n t I d = " 1 7 4 2 3 3 4 7 "   D a t a T y p e = " T e x t " > P a y m e n t S e r v i c e T e x t _ U r l < / P a y m e n t S e r v i c e T e x t _ U r l > - 
-             < P a y m e n t S e r v i c e T e x t _ U r l T e x t   E l e m e n t T y p e = " C o l u m n "   E l e m e n t I d = " 1 6 3 6 7 7 2 9 3 4 "   D a t a T y p e = " T e x t " > P a y m e n t S e r v i c e T e x t _ U r l T e x t < / P a y m e n t S e r v i c e T e x t _ U r l T e x t > - 
-         < / P a y m e n t R e p o r t i n g A r g u m e n t > - 
-         < L e f t H e a d e r   E l e m e n t T y p e = " D a t a I t e m "   E l e m e n t I d = " 7 3 4 6 8 0 8 3 3 " > - 
-             < L e f t H e a d e r N a m e   E l e m e n t T y p e = " C o l u m n "   E l e m e n t I d = " 4 3 7 4 2 2 1 8 2 "   D a t a T y p e = " T e x t " > L e f t H e a d e r N a m e < / L e f t H e a d e r N a m e > - 
-             < L e f t H e a d e r V a l u e   E l e m e n t T y p e = " C o l u m n "   E l e m e n t I d = " 2 4 2 1 2 6 3 1 0 "   D a t a T y p e = " T e x t " > L e f t H e a d e r V a l u e < / L e f t H e a d e r V a l u e > - 
-         < / L e f t H e a d e r > - 
-         < R i g h t H e a d e r   E l e m e n t T y p e = " D a t a I t e m "   E l e m e n t I d = " 2 5 4 5 4 4 9 4 6 " > - 
-             < R i g h t H e a d e r N a m e   E l e m e n t T y p e = " C o l u m n "   E l e m e n t I d = " 8 9 8 2 8 7 5 7 "   D a t a T y p e = " T e x t " > R i g h t H e a d e r N a m e < / R i g h t H e a d e r N a m e > - 
-             < R i g h t H e a d e r V a l u e   E l e m e n t T y p e = " C o l u m n "   E l e m e n t I d = " 7 0 6 9 3 8 5 5 9 "   D a t a T y p e = " T e x t " > R i g h t H e a d e r V a l u e < / R i g h t H e a d e r V a l u e > - 
-         < / R i g h t H e a d e r > - 
-         < L e t t e r T e x t   E l e m e n t T y p e = " D a t a I t e m "   E l e m e n t I d = " 1 5 1 0 3 5 3 8 3 4 " > - 
-             < B o d y T e x t   E l e m e n t T y p e = " C o l u m n "   E l e m e n t I d = " 1 4 9 7 5 9 8 0 8 "   D a t a T y p e = " T e x t C o n s t " > B o d y T e x t < / B o d y T e x t > - 
-             < C l o s i n g T e x t   E l e m e n t T y p e = " C o l u m n "   E l e m e n t I d = " 5 1 2 1 3 5 9 0 9 "   D a t a T y p e = " T e x t C o n s t " > C l o s i n g T e x t < / C l o s i n g T e x t > - 
-             < G r e e t i n g T e x t   E l e m e n t T y p e = " C o l u m n "   E l e m e n t I d = " 1 1 7 5 2 7 9 2 8 9 "   D a t a T y p e = " T e x t C o n s t " > G r e e t i n g T e x t < / G r e e t i n g T e x t > - 
-             < P m t D i s c T e x t   E l e m e n t T y p e = " C o l u m n "   E l e m e n t I d = " 2 0 1 3 8 4 9 9 4 8 "   D a t a T y p e = " T e x t " > P m t D i s c T e x t < / P m t D i s c T e x t > - 
-         < / L e t t e r T e x t > - 
-         < T o t a l s   E l e m e n t T y p e = " D a t a I t e m "   E l e m e n t I d = " 1 8 2 3 9 5 0 0 4 4 " > - 
-             < C u r r e n c y C o d e   E l e m e n t T y p e = " C o l u m n "   E l e m e n t I d = " 1 5 7 9 5 9 5 9 2 1 "   D a t a T y p e = " T e x t " > C u r r e n c y C o d e < / C u r r e n c y C o d e > - 
-             < C u r r e n c y S y m b o l   E l e m e n t T y p e = " C o l u m n "   E l e m e n t I d = " 1 1 6 2 5 1 0 7 4 8 "   D a t a T y p e = " T e x t " > C u r r e n c y S y m b o l < / C u r r e n c y S y m b o l > - 
-             < T o t a l A m o u n t E x c l I n c l V A T   E l e m e n t T y p e = " C o l u m n "   E l e m e n t I d = " 5 1 4 3 3 6 1 1 4 "   D a t a T y p e = " S t r i n g " > T o t a l A m o u n t E x c l I n c l V A T < / T o t a l A m o u n t E x c l I n c l V A T > - 
-             < T o t a l A m o u n t E x c l I n c l V A T T e x t   E l e m e n t T y p e = " C o l u m n "   E l e m e n t I d = " 1 5 0 7 8 3 2 9 3 7 "   D a t a T y p e = " T e x t " > T o t a l A m o u n t E x c l I n c l V A T T e x t < / T o t a l A m o u n t E x c l I n c l V A T T e x t > - 
-             < T o t a l A m o u n t I n c l u d i n g V A T   E l e m e n t T y p e = " C o l u m n "   E l e m e n t I d = " 9 1 0 5 1 1 5 7 5 "   D a t a T y p e = " S t r i n g " > T o t a l A m o u n t I n c l u d i n g V A T < / T o t a l A m o u n t I n c l u d i n g V A T > - 
-             < T o t a l C O 2 e   E l e m e n t T y p e = " C o l u m n "   E l e m e n t I d = " 9 5 4 7 1 1 2 1 2 "   D a t a T y p e = " D e c i m a l " > T o t a l C O 2 e < / T o t a l C O 2 e > - 
-             < T o t a l E x c l u d i n g V A T T e x t   E l e m e n t T y p e = " C o l u m n "   E l e m e n t I d = " 1 9 2 2 9 4 6 3 1 0 "   D a t a T y p e = " T e x t " > T o t a l E x c l u d i n g V A T T e x t < / T o t a l E x c l u d i n g V A T T e x t > - 
-             < T o t a l I n c l u d i n g V A T T e x t   E l e m e n t T y p e = " C o l u m n "   E l e m e n t I d = " 1 2 0 4 0 1 6 3 5 2 "   D a t a T y p e = " T e x t " > T o t a l I n c l u d i n g V A T T e x t < / T o t a l I n c l u d i n g V A T T e x t > - 
-             < T o t a l I n v o i c e D i s c o u n t A m o u n t   E l e m e n t T y p e = " C o l u m n "   E l e m e n t I d = " 4 0 2 1 7 7 5 1 "   D a t a T y p e = " S t r i n g " > T o t a l I n v o i c e D i s c o u n t A m o u n t < / T o t a l I n v o i c e D i s c o u n t A m o u n t > - 
-             < T o t a l N e t A m o u n t   E l e m e n t T y p e = " C o l u m n "   E l e m e n t I d = " 4 8 3 1 9 3 3 7 2 "   D a t a T y p e = " S t r i n g " > T o t a l N e t A m o u n t < / T o t a l N e t A m o u n t > - 
-             < T o t a l P a y m e n t D i s c o u n t O n V A T   E l e m e n t T y p e = " C o l u m n "   E l e m e n t I d = " 7 3 6 0 4 1 8 8 6 "   D a t a T y p e = " D e c i m a l " > T o t a l P a y m e n t D i s c o u n t O n V A T < / T o t a l P a y m e n t D i s c o u n t O n V A T > - 
-             < T o t a l S u b T o t a l   E l e m e n t T y p e = " C o l u m n "   E l e m e n t I d = " 2 0 9 7 8 7 6 8 0 1 "   D a t a T y p e = " S t r i n g " > T o t a l S u b T o t a l < / T o t a l S u b T o t a l > - 
-             < T o t a l S u b T o t a l M i n u s I n v o i c e D i s c o u n t   E l e m e n t T y p e = " C o l u m n "   E l e m e n t I d = " 7 6 9 4 3 1 8 8 7 "   D a t a T y p e = " S t r i n g " > T o t a l S u b T o t a l M i n u s I n v o i c e D i s c o u n t < / T o t a l S u b T o t a l M i n u s I n v o i c e D i s c o u n t > - 
-             < T o t a l T e x t   E l e m e n t T y p e = " C o l u m n "   E l e m e n t I d = " 2 3 1 9 1 0 5 1 8 "   D a t a T y p e = " T e x t " > T o t a l T e x t < / T o t a l T e x t > - 
-             < T o t a l V A T A m o u n t   E l e m e n t T y p e = " C o l u m n "   E l e m e n t I d = " 1 6 2 7 1 0 2 3 2 8 "   D a t a T y p e = " S t r i n g " > T o t a l V A T A m o u n t < / T o t a l V A T A m o u n t > - 
-             < T o t a l V A T A m o u n t L C Y   E l e m e n t T y p e = " C o l u m n "   E l e m e n t I d = " 1 5 0 6 5 7 0 2 1 8 "   D a t a T y p e = " D e c i m a l " > T o t a l V A T A m o u n t L C Y < / T o t a l V A T A m o u n t L C Y > - 
-             < T o t a l V A T A m o u n t O n V A T A m t L i n e   E l e m e n t T y p e = " C o l u m n "   E l e m e n t I d = " 9 4 6 9 3 1 8 6 8 "   D a t a T y p e = " D e c i m a l " > T o t a l V A T A m o u n t O n V A T A m t L i n e < / T o t a l V A T A m o u n t O n V A T A m t L i n e > - 
-             < T o t a l V A T A m o u n t T e x t   E l e m e n t T y p e = " C o l u m n "   E l e m e n t I d = " 9 7 3 6 6 6 3 3 9 "   D a t a T y p e = " T e x t " > T o t a l V A T A m o u n t T e x t < / T o t a l V A T A m o u n t T e x t > - 
-             < T o t a l V A T B a s e L C Y   E l e m e n t T y p e = " C o l u m n "   E l e m e n t I d = " 8 3 4 4 5 0 5 2 1 "   D a t a T y p e = " D e c i m a l " > T o t a l V A T B a s e L C Y < / T o t a l V A T B a s e L C Y > - 
-             < T o t a l V A T B a s e O n V A T A m t L i n e   E l e m e n t T y p e = " C o l u m n "   E l e m e n t I d = " 1 0 6 4 7 4 6 3 9 5 "   D a t a T y p e = " D e c i m a l " > T o t a l V A T B a s e O n V A T A m t L i n e < / T o t a l V A T B a s e O n V A T A m t L i n e > - 
-         < / T o t a l s > - 
-     < / H e a d e r >   
  < / N a v W o r d R e p o r t X m l P a r t > 
 </file>
 
-<file path=customXml/item5.xml>��< ? x m l   v e r s i o n = " 1 . 0 "   e n c o d i n g = " u t f - 1 6 " ? > < N a v W o r d R e p o r t X m l P a r t   x m l n s = " u r n : m i c r o s o f t - d y n a m i c s - n a v / r e p o r t s / S t a n d a r d _ S a l e s _ I n v o i c e / 1 3 0 6 / " > +<file path=customXml/item5.xml>��< ? x m l   v e r s i o n = " 1 . 0 "   e n c o d i n g = " u t f - 1 6 " ? > < N a v W o r d R e p o r t X m l P a r t   x m l n s = " u r n : m i c r o s o f t - d y n a m i c s - b u s i n e s s c e n t r a l / i n t e r n a l / e x t e n d e d / r e p o r t s / T e n a n t _ R e p o r t _ D e f a u l t s / 2 0 0 0 0 0 0 0 0 1 / " >   
      < B C R e p o r t I n f o r m a t i o n >   
@@ -31407,6 +30597,8 @@
              < E x t e n s i o n V e r s i o n > E x t e n s i o n   V e r s i o n < / E x t e n s i o n V e r s i o n >   
              < R e p o r t I d > R e p o r t   I D < / R e p o r t I d > + 
+             < R e p o r t N a m e > R e p o r t   N a m e < / R e p o r t N a m e >   
              < R e p o r t C a p t i o n > R e p o r t   C a p t i o n < / R e p o r t C a p t i o n >   
@@ -31456,679 +30648,87 @@
  
          < / R e p o r t R e q u e s t >   
+         < C o m p a n y M e t a d a t a > + 
+             < C o m p a n y N a m e > C o m p a n y   N a m e < / C o m p a n y N a m e > + 
+             < C o m p a n y D i s p l a y N a m e > C o m p a n y   D i s p l a y   N a m e < / C o m p a n y D i s p l a y N a m e > + 
+             < C o m p a n y A d d r e s s L i n e s > + 
+                 < C o m p a n y A d d r e s s L i n e 1 > C o m p a n y   A d d r e s s   L i n e   1 < / C o m p a n y A d d r e s s L i n e 1 > + 
+                 < C o m p a n y A d d r e s s L i n e 2 > C o m p a n y   A d d r e s s   L i n e   2 < / C o m p a n y A d d r e s s L i n e 2 > + 
+                 < C o m p a n y A d d r e s s L i n e 3 > C o m p a n y   A d d r e s s   L i n e   3 < / C o m p a n y A d d r e s s L i n e 3 > + 
+                 < C o m p a n y A d d r e s s L i n e 4 > C o m p a n y   A d d r e s s   L i n e   4 < / C o m p a n y A d d r e s s L i n e 4 > + 
+                 < C o m p a n y A d d r e s s L i n e 5 > C o m p a n y   A d d r e s s   L i n e   5 < / C o m p a n y A d d r e s s L i n e 5 > + 
+                 < C o m p a n y A d d r e s s L i n e 6 > C o m p a n y   A d d r e s s   L i n e   6 < / C o m p a n y A d d r e s s L i n e 6 > + 
+                 < C o m p a n y A d d r e s s L i n e 7 > C o m p a n y   A d d r e s s   L i n e   7 < / C o m p a n y A d d r e s s L i n e 7 > + 
+                 < C o m p a n y A d d r e s s L i n e 8 > C o m p a n y   A d d r e s s   L i n e   8 < / C o m p a n y A d d r e s s L i n e 8 > + 
+             < / C o m p a n y A d d r e s s L i n e s > + 
+             < C o m p a n y P h o n e > C o m p a n y   P h o n e < / C o m p a n y P h o n e > + 
+             < C o m p a n y P h o n e C a p t i o n > C o m p a n y   P h o n e   C a p t i o n < / C o m p a n y P h o n e C a p t i o n > + 
+             < C o m p a n y F a x N o > C o m p a n y   F a x   N o . < / C o m p a n y F a x N o > + 
+             < C o m p a n y F a x N o C a p t i o n > C o m p a n y   F a x   N o .   C a p t i o n < / C o m p a n y F a x N o C a p t i o n > + 
+             < C o m p a n y E m a i l > C o m p a n y   E m a i l < / C o m p a n y E m a i l > + 
+             < C o m p a n y E m a i l C a p t i o n > C o m p a n y   E m a i l   C a p t i o n < / C o m p a n y E m a i l C a p t i o n > + 
+             < C o m p a n y H o m e P a g e > C o m p a n y   H o m e   P a g e < / C o m p a n y H o m e P a g e > + 
+             < C o m p a n y H o m e P a g e C a p t i o n > C o m p a n y   H o m e   P a g e   C a p t i o n < / C o m p a n y H o m e P a g e C a p t i o n > + 
+             < C o m p a n y L o g o > C o m p a n y   L o g o < / C o m p a n y L o g o > + 
+             < C o m p a n y V A T R e g i s t r a t i o n N o > C o m p a n y   V A T   R e g i s t r a t i o n   N o . < / C o m p a n y V A T R e g i s t r a t i o n N o > + 
+             < C o m p a n y V A T R e g i s t r a t i o n N o C a p t i o n > C o m p a n y   V A T   R e g i s t r a t i o n   N o .   C a p t i o n < / C o m p a n y V A T R e g i s t r a t i o n N o C a p t i o n > + 
+             < C o m p a n y R e g i s t r a t i o n N o > C o m p a n y   R e g i s t r a t i o n   N o . < / C o m p a n y R e g i s t r a t i o n N o > + 
+             < C o m p a n y R e g i s t r a t i o n N o C a p t i o n > C o m p a n y   R e g i s t r a t i o n   N o .   C a p t i o n < / C o m p a n y R e g i s t r a t i o n N o C a p t i o n > + 
+             < C o m p a n y B a n k N a m e > C o m p a n y   B a n k   N a m e < / C o m p a n y B a n k N a m e > + 
+             < C o m p a n y B a n k N a m e C a p t i o n > C o m p a n y   B a n k   N a m e   C a p t i o n < / C o m p a n y B a n k N a m e C a p t i o n > + 
+             < C o m p a n y B a n k A c c o u n t N o > C o m p a n y   B a n k   A c c o u n t   N o . < / C o m p a n y B a n k A c c o u n t N o > + 
+             < C o m p a n y B a n k A c c o u n t N o C a p t i o n > C o m p a n y   B a n k   A c c o u n t   N o .   C a p t i o n < / C o m p a n y B a n k A c c o u n t N o C a p t i o n > + 
+             < C o m p a n y B a n k B r a n c h N o > C o m p a n y   B a n k   B r a n c h   N o . < / C o m p a n y B a n k B r a n c h N o > + 
+             < C o m p a n y B a n k B r a n c h N o C a p t i o n > C o m p a n y   B a n k   B r a n c h   N o .   C a p t i o n < / C o m p a n y B a n k B r a n c h N o C a p t i o n > + 
+             < C o m p a n y I B A N > C o m p a n y   I B A N < / C o m p a n y I B A N > + 
+             < C o m p a n y I B A N C a p t i o n > C o m p a n y   I B A N   C a p t i o n < / C o m p a n y I B A N C a p t i o n > + 
+             < C o m p a n y B a n k S W I F T > C o m p a n y   B a n k   S W I F T < / C o m p a n y B a n k S W I F T > + 
+             < C o m p a n y B a n k S W I F T C a p t i o n > C o m p a n y   B a n k   S W I F T   C a p t i o n < / C o m p a n y B a n k S W I F T C a p t i o n > + 
+             < C o m p a n y G i r o N o > C o m p a n y   G i r o   N o . < / C o m p a n y G i r o N o > + 
+             < C o m p a n y G i r o N o C a p t i o n > C o m p a n y   G i r o   N o .   C a p t i o n < / C o m p a n y G i r o N o C a p t i o n > + 
+         < / C o m p a n y M e t a d a t a > + 
      < / B C R e p o r t I n f o r m a t i o n >   
-     < H e a d e r > - 
-         < B i l l e d T o _ L b l > B i l l e d T o _ L b l < / B i l l e d T o _ L b l > - 
-         < B i l l T o C o n t a c t E m a i l > B i l l T o C o n t a c t E m a i l < / B i l l T o C o n t a c t E m a i l > - 
-         < B i l l T o C o n t a c t E m a i l L b l > B i l l T o C o n t a c t E m a i l L b l < / B i l l T o C o n t a c t E m a i l L b l > - 
-         < B i l l T o C o n t a c t M o b i l e P h o n e N o > B i l l T o C o n t a c t M o b i l e P h o n e N o < / B i l l T o C o n t a c t M o b i l e P h o n e N o > - 
-         < B i l l T o C o n t a c t M o b i l e P h o n e N o L b l > B i l l T o C o n t a c t M o b i l e P h o n e N o L b l < / B i l l T o C o n t a c t M o b i l e P h o n e N o L b l > - 
-         < B i l l T o C o n t a c t P h o n e N o > B i l l T o C o n t a c t P h o n e N o < / B i l l T o C o n t a c t P h o n e N o > - 
-         < B i l l T o C o n t a c t P h o n e N o L b l > B i l l T o C o n t a c t P h o n e N o L b l < / B i l l T o C o n t a c t P h o n e N o L b l > - 
-         < B i l l t o C u s t o m e r N o _ L b l > B i l l t o C u s t o m e r N o _ L b l < / B i l l t o C u s t o m e r N o _ L b l > - 
-         < B i l l t o C u s t u m e r N o > B i l l t o C u s t u m e r N o < / B i l l t o C u s t u m e r N o > - 
-         < C h e c k s P a y a b l e _ L b l > C h e c k s P a y a b l e _ L b l < / C h e c k s P a y a b l e _ L b l > - 
-         < C O 2 e P e r U n i t _ L b l > C O 2 e P e r U n i t _ L b l < / C O 2 e P e r U n i t _ L b l > - 
-         < C o m p a n y A d d r e s s 1 > C o m p a n y A d d r e s s 1 < / C o m p a n y A d d r e s s 1 > - 
-         < C o m p a n y A d d r e s s 2 > C o m p a n y A d d r e s s 2 < / C o m p a n y A d d r e s s 2 > - 
-         < C o m p a n y A d d r e s s 3 > C o m p a n y A d d r e s s 3 < / C o m p a n y A d d r e s s 3 > - 
-         < C o m p a n y A d d r e s s 4 > C o m p a n y A d d r e s s 4 < / C o m p a n y A d d r e s s 4 > - 
-         < C o m p a n y A d d r e s s 5 > C o m p a n y A d d r e s s 5 < / C o m p a n y A d d r e s s 5 > - 
-         < C o m p a n y A d d r e s s 6 > C o m p a n y A d d r e s s 6 < / C o m p a n y A d d r e s s 6 > - 
-         < C o m p a n y A d d r e s s 7 > C o m p a n y A d d r e s s 7 < / C o m p a n y A d d r e s s 7 > - 
-         < C o m p a n y A d d r e s s 8 > C o m p a n y A d d r e s s 8 < / C o m p a n y A d d r e s s 8 > - 
-         < C o m p a n y B a n k A c c o u n t N o > C o m p a n y B a n k A c c o u n t N o < / C o m p a n y B a n k A c c o u n t N o > - 
-         < C o m p a n y B a n k A c c o u n t N o _ L b l > C o m p a n y B a n k A c c o u n t N o _ L b l < / C o m p a n y B a n k A c c o u n t N o _ L b l > - 
-         < C o m p a n y B a n k B r a n c h N o > C o m p a n y B a n k B r a n c h N o < / C o m p a n y B a n k B r a n c h N o > - 
-         < C o m p a n y B a n k B r a n c h N o _ L b l > C o m p a n y B a n k B r a n c h N o _ L b l < / C o m p a n y B a n k B r a n c h N o _ L b l > - 
-         < C o m p a n y B a n k N a m e > C o m p a n y B a n k N a m e < / C o m p a n y B a n k N a m e > - 
-         < C o m p a n y B a n k N a m e _ L b l > C o m p a n y B a n k N a m e _ L b l < / C o m p a n y B a n k N a m e _ L b l > - 
-         < C o m p a n y C u s t o m G i r o > C o m p a n y C u s t o m G i r o < / C o m p a n y C u s t o m G i r o > - 
-         < C o m p a n y C u s t o m G i r o _ L b l > C o m p a n y C u s t o m G i r o _ L b l < / C o m p a n y C u s t o m G i r o _ L b l > - 
-         < C o m p a n y E M a i l > C o m p a n y E M a i l < / C o m p a n y E M a i l > - 
-         < C o m p a n y G i r o N o > C o m p a n y G i r o N o < / C o m p a n y G i r o N o > - 
-         < C o m p a n y G i r o N o _ L b l > C o m p a n y G i r o N o _ L b l < / C o m p a n y G i r o N o _ L b l > - 
-         < C o m p a n y H o m e P a g e > C o m p a n y H o m e P a g e < / C o m p a n y H o m e P a g e > - 
-         < C o m p a n y I B A N > C o m p a n y I B A N < / C o m p a n y I B A N > - 
-         < C o m p a n y I B A N _ L b l > C o m p a n y I B A N _ L b l < / C o m p a n y I B A N _ L b l > - 
-         < C o m p a n y L e g a l O f f i c e > C o m p a n y L e g a l O f f i c e < / C o m p a n y L e g a l O f f i c e > - 
-         < C o m p a n y L e g a l O f f i c e _ L b l > C o m p a n y L e g a l O f f i c e _ L b l < / C o m p a n y L e g a l O f f i c e _ L b l > - 
-         < C o m p a n y L e g a l S t a t e m e n t > C o m p a n y L e g a l S t a t e m e n t < / C o m p a n y L e g a l S t a t e m e n t > - 
-         < C o m p a n y L o g o P o s i t i o n > C o m p a n y L o g o P o s i t i o n < / C o m p a n y L o g o P o s i t i o n > - 
-         < C o m p a n y P h o n e N o > C o m p a n y P h o n e N o < / C o m p a n y P h o n e N o > - 
-         < C o m p a n y P h o n e N o _ L b l > C o m p a n y P h o n e N o _ L b l < / C o m p a n y P h o n e N o _ L b l > - 
-         < C o m p a n y P i c t u r e / > - 
-         < C o m p a n y R e g i s t r a t i o n N u m b e r > C o m p a n y R e g i s t r a t i o n N u m b e r < / C o m p a n y R e g i s t r a t i o n N u m b e r > - 
-         < C o m p a n y R e g i s t r a t i o n N u m b e r _ L b l > C o m p a n y R e g i s t r a t i o n N u m b e r _ L b l < / C o m p a n y R e g i s t r a t i o n N u m b e r _ L b l > - 
-         < C o m p a n y S W I F T > C o m p a n y S W I F T < / C o m p a n y S W I F T > - 
-         < C o m p a n y S W I F T _ L b l > C o m p a n y S W I F T _ L b l < / C o m p a n y S W I F T _ L b l > - 
-         < C o m p a n y V A T R e g i s t r a t i o n N o > C o m p a n y V A T R e g i s t r a t i o n N o < / C o m p a n y V A T R e g i s t r a t i o n N o > - 
-         < C o m p a n y V A T R e g i s t r a t i o n N o _ L b l > C o m p a n y V A T R e g i s t r a t i o n N o _ L b l < / C o m p a n y V A T R e g i s t r a t i o n N o _ L b l > - 
-         < C o m p a n y V A T R e g N o > C o m p a n y V A T R e g N o < / C o m p a n y V A T R e g N o > - 
-         < C o m p a n y V A T R e g N o _ L b l > C o m p a n y V A T R e g N o _ L b l < / C o m p a n y V A T R e g N o _ L b l > - 
-         < C o n t a c t _ L b l > C o n t a c t _ L b l < / C o n t a c t _ L b l > - 
-         < C o p y _ L b l > C o p y _ L b l < / C o p y _ L b l > - 
-         < C u s t o m e r A d d r e s s 1 > C u s t o m e r A d d r e s s 1 < / C u s t o m e r A d d r e s s 1 > - 
-         < C u s t o m e r A d d r e s s 2 > C u s t o m e r A d d r e s s 2 < / C u s t o m e r A d d r e s s 2 > - 
-         < C u s t o m e r A d d r e s s 3 > C u s t o m e r A d d r e s s 3 < / C u s t o m e r A d d r e s s 3 > - 
-         < C u s t o m e r A d d r e s s 4 > C u s t o m e r A d d r e s s 4 < / C u s t o m e r A d d r e s s 4 > - 
-         < C u s t o m e r A d d r e s s 5 > C u s t o m e r A d d r e s s 5 < / C u s t o m e r A d d r e s s 5 > - 
-         < C u s t o m e r A d d r e s s 6 > C u s t o m e r A d d r e s s 6 < / C u s t o m e r A d d r e s s 6 > - 
-         < C u s t o m e r A d d r e s s 7 > C u s t o m e r A d d r e s s 7 < / C u s t o m e r A d d r e s s 7 > - 
-         < C u s t o m e r A d d r e s s 8 > C u s t o m e r A d d r e s s 8 < / C u s t o m e r A d d r e s s 8 > - 
-         < C u s t o m e r P o s t a l B a r C o d e > C u s t o m e r P o s t a l B a r C o d e < / C u s t o m e r P o s t a l B a r C o d e > - 
-         < D i s c l a i m e r _ L b l > D i s c l a i m e r _ L b l < / D i s c l a i m e r _ L b l > - 
-         < D i s p l a y A d d i t i o n a l F e e N o t e > D i s p l a y A d d i t i o n a l F e e N o t e < / D i s p l a y A d d i t i o n a l F e e N o t e > - 
-         < D o c u m e n t D a t e > D o c u m e n t D a t e < / D o c u m e n t D a t e > - 
-         < D o c u m e n t D a t e _ L b l > D o c u m e n t D a t e _ L b l < / D o c u m e n t D a t e _ L b l > - 
-         < D o c u m e n t N o > D o c u m e n t N o < / D o c u m e n t N o > - 
-         < D o c u m e n t N o _ L b l > D o c u m e n t N o _ L b l < / D o c u m e n t N o _ L b l > - 
-         < D o c u m e n t T i t l e _ L b l > D o c u m e n t T i t l e _ L b l < / D o c u m e n t T i t l e _ L b l > - 
-         < D u e D a t e > D u e D a t e < / D u e D a t e > - 
-         < D u e D a t e _ L b l > D u e D a t e _ L b l < / D u e D a t e _ L b l > - 
-         < E M a i l _ H e a d e r _ L b l > E M a i l _ H e a d e r _ L b l < / E M a i l _ H e a d e r _ L b l > - 
-         < E x c h a n g e R a t e A s T e x t > E x c h a n g e R a t e A s T e x t < / E x c h a n g e R a t e A s T e x t > - 
-         < E x t e r n a l D o c u m e n t N o > E x t e r n a l D o c u m e n t N o < / E x t e r n a l D o c u m e n t N o > - 
-         < E x t e r n a l D o c u m e n t N o _ L b l > E x t e r n a l D o c u m e n t N o _ L b l < / E x t e r n a l D o c u m e n t N o _ L b l > - 
-         < F r o m _ L b l > F r o m _ L b l < / F r o m _ L b l > - 
-         < G l o b a l L o c a t i o n N u m b e r > G l o b a l L o c a t i o n N u m b e r < / G l o b a l L o c a t i o n N u m b e r > - 
-         < G l o b a l L o c a t i o n N u m b e r _ L b l > G l o b a l L o c a t i o n N u m b e r _ L b l < / G l o b a l L o c a t i o n N u m b e r _ L b l > - 
-         < H o m e P a g e _ H e a d e r _ L b l > H o m e P a g e _ H e a d e r _ L b l < / H o m e P a g e _ H e a d e r _ L b l > - 
-         < I n v o i c e D i s c o u n t A m o u n t _ L b l > I n v o i c e D i s c o u n t A m o u n t _ L b l < / I n v o i c e D i s c o u n t A m o u n t _ L b l > - 
-         < I n v o i c e D i s c o u n t B a s e A m o u n t _ L b l > I n v o i c e D i s c o u n t B a s e A m o u n t _ L b l < / I n v o i c e D i s c o u n t B a s e A m o u n t _ L b l > - 
-         < L e g a l E n t i t y T y p e > L e g a l E n t i t y T y p e < / L e g a l E n t i t y T y p e > - 
-         < L e g a l E n t i t y T y p e _ L b l > L e g a l E n t i t y T y p e _ L b l < / L e g a l E n t i t y T y p e _ L b l > - 
-         < L i n e A m o u n t A f t e r I n v o i c e D i s c o u n t _ L b l > L i n e A m o u n t A f t e r I n v o i c e D i s c o u n t _ L b l < / L i n e A m o u n t A f t e r I n v o i c e D i s c o u n t _ L b l > - 
-         < L o c a l C u r r e n c y _ L b l > L o c a l C u r r e n c y _ L b l < / L o c a l C u r r e n c y _ L b l > - 
-         < O r d e r N o > O r d e r N o < / O r d e r N o > - 
-         < O r d e r N o _ L b l > O r d e r N o _ L b l < / O r d e r N o _ L b l > - 
-         < P a c k a g e T r a c k i n g N o > P a c k a g e T r a c k i n g N o < / P a c k a g e T r a c k i n g N o > - 
-         < P a c k a g e T r a c k i n g N o _ L b l > P a c k a g e T r a c k i n g N o _ L b l < / P a c k a g e T r a c k i n g N o _ L b l > - 
-         < P a g e _ L b l > P a g e _ L b l < / P a g e _ L b l > - 
-         < P a y m e n t I n s t r u c t i o n s _ T x t > P a y m e n t I n s t r u c t i o n s _ T x t < / P a y m e n t I n s t r u c t i o n s _ T x t > - 
-         < P a y m e n t M e t h o d D e s c r i p t i o n > P a y m e n t M e t h o d D e s c r i p t i o n < / P a y m e n t M e t h o d D e s c r i p t i o n > - 
-         < P a y m e n t M e t h o d D e s c r i p t i o n _ L b l > P a y m e n t M e t h o d D e s c r i p t i o n _ L b l < / P a y m e n t M e t h o d D e s c r i p t i o n _ L b l > - 
-         < P a y m e n t R e f e r e n c e > P a y m e n t R e f e r e n c e < / P a y m e n t R e f e r e n c e > - 
-         < P a y m e n t R e f e r e n c e _ L b l > P a y m e n t R e f e r e n c e _ L b l < / P a y m e n t R e f e r e n c e _ L b l > - 
-         < P a y m e n t T e r m s D e s c r i p t i o n > P a y m e n t T e r m s D e s c r i p t i o n < / P a y m e n t T e r m s D e s c r i p t i o n > - 
-         < P a y m e n t T e r m s D e s c r i p t i o n _ L b l > P a y m e n t T e r m s D e s c r i p t i o n _ L b l < / P a y m e n t T e r m s D e s c r i p t i o n _ L b l > - 
-         < P r i c e s I n c l u d i n g V A T > P r i c e s I n c l u d i n g V A T < / P r i c e s I n c l u d i n g V A T > - 
-         < P r i c e s I n c l u d i n g V A T _ L b l > P r i c e s I n c l u d i n g V A T _ L b l < / P r i c e s I n c l u d i n g V A T _ L b l > - 
-         < P r i c e s I n c l u d i n g V A T Y e s N o > P r i c e s I n c l u d i n g V A T Y e s N o < / P r i c e s I n c l u d i n g V A T Y e s N o > - 
-         < Q R _ C o d e _ I m a g e > Q R _ C o d e _ I m a g e < / Q R _ C o d e _ I m a g e > - 
-         < Q R _ C o d e _ I m a g e _ L b l > Q R _ C o d e _ I m a g e _ L b l < / Q R _ C o d e _ I m a g e _ L b l > - 
-         < Q u e s t i o n s _ L b l > Q u e s t i o n s _ L b l < / Q u e s t i o n s _ L b l > - 
-         < R e c u r r i n g B i l l i n g > R e c u r r i n g B i l l i n g < / R e c u r r i n g B i l l i n g > - 
-         < R e m a i n i n g A m o u n t > R e m a i n i n g A m o u n t < / R e m a i n i n g A m o u n t > - 
-         < R e m a i n i n g A m o u n t T e x t > R e m a i n i n g A m o u n t T e x t < / R e m a i n i n g A m o u n t T e x t > - 
-         < S a l e s I n v o i c e L i n e D i s c o u n t _ L b l > S a l e s I n v o i c e L i n e D i s c o u n t _ L b l < / S a l e s I n v o i c e L i n e D i s c o u n t _ L b l > - 
-         < S a l e s P e r s o n _ L b l > S a l e s P e r s o n _ L b l < / S a l e s P e r s o n _ L b l > - 
-         < S a l e s P e r s o n B l a n k _ L b l > S a l e s P e r s o n B l a n k _ L b l < / S a l e s P e r s o n B l a n k _ L b l > - 
-         < S a l e s P e r s o n N a m e > S a l e s P e r s o n N a m e < / S a l e s P e r s o n N a m e > - 
-         < S e l l T o C o n t a c t E m a i l > S e l l T o C o n t a c t E m a i l < / S e l l T o C o n t a c t E m a i l > - 
-         < S e l l T o C o n t a c t E m a i l L b l > S e l l T o C o n t a c t E m a i l L b l < / S e l l T o C o n t a c t E m a i l L b l > - 
-         < S e l l T o C o n t a c t M o b i l e P h o n e N o > S e l l T o C o n t a c t M o b i l e P h o n e N o < / S e l l T o C o n t a c t M o b i l e P h o n e N o > - 
-         < S e l l T o C o n t a c t M o b i l e P h o n e N o L b l > S e l l T o C o n t a c t M o b i l e P h o n e N o L b l < / S e l l T o C o n t a c t M o b i l e P h o n e N o L b l > - 
-         < S e l l T o C o n t a c t P h o n e N o > S e l l T o C o n t a c t P h o n e N o < / S e l l T o C o n t a c t P h o n e N o > - 
-         < S e l l T o C o n t a c t P h o n e N o L b l > S e l l T o C o n t a c t P h o n e N o L b l < / S e l l T o C o n t a c t P h o n e N o L b l > - 
-         < S e l l t o C u s t o m e r N o > S e l l t o C u s t o m e r N o < / S e l l t o C u s t o m e r N o > - 
-         < S e l l t o C u s t o m e r N o _ L b l > S e l l t o C u s t o m e r N o _ L b l < / S e l l t o C u s t o m e r N o _ L b l > - 
-         < S e l l T o F a x N o > S e l l T o F a x N o < / S e l l T o F a x N o > - 
-         < S e l l T o P h o n e N o > S e l l T o P h o n e N o < / S e l l T o P h o n e N o > - 
-         < S h i p m e n t _ L b l > S h i p m e n t _ L b l < / S h i p m e n t _ L b l > - 
-         < S h i p m e n t D a t e > S h i p m e n t D a t e < / S h i p m e n t D a t e > - 
-         < S h i p m e n t D a t e _ L b l > S h i p m e n t D a t e _ L b l < / S h i p m e n t D a t e _ L b l > - 
-         < S h i p m e n t M e t h o d D e s c r i p t i o n > S h i p m e n t M e t h o d D e s c r i p t i o n < / S h i p m e n t M e t h o d D e s c r i p t i o n > - 
-         < S h i p m e n t M e t h o d D e s c r i p t i o n _ L b l > S h i p m e n t M e t h o d D e s c r i p t i o n _ L b l < / S h i p m e n t M e t h o d D e s c r i p t i o n _ L b l > - 
-         < S h i p p i n g A g e n t C o d e > S h i p p i n g A g e n t C o d e < / S h i p p i n g A g e n t C o d e > - 
-         < S h i p p i n g A g e n t C o d e _ L b l > S h i p p i n g A g e n t C o d e _ L b l < / S h i p p i n g A g e n t C o d e _ L b l > - 
-         < S h i p T o A d d r e s s _ L b l > S h i p T o A d d r e s s _ L b l < / S h i p T o A d d r e s s _ L b l > - 
-         < S h i p T o A d d r e s s 1 > S h i p T o A d d r e s s 1 < / S h i p T o A d d r e s s 1 > - 
-         < S h i p T o A d d r e s s 2 > S h i p T o A d d r e s s 2 < / S h i p T o A d d r e s s 2 > - 
-         < S h i p T o A d d r e s s 3 > S h i p T o A d d r e s s 3 < / S h i p T o A d d r e s s 3 > - 
-         < S h i p T o A d d r e s s 4 > S h i p T o A d d r e s s 4 < / S h i p T o A d d r e s s 4 > - 
-         < S h i p T o A d d r e s s 5 > S h i p T o A d d r e s s 5 < / S h i p T o A d d r e s s 5 > - 
-         < S h i p T o A d d r e s s 6 > S h i p T o A d d r e s s 6 < / S h i p T o A d d r e s s 6 > - 
-         < S h i p T o A d d r e s s 7 > S h i p T o A d d r e s s 7 < / S h i p T o A d d r e s s 7 > - 
-         < S h i p T o A d d r e s s 8 > S h i p T o A d d r e s s 8 < / S h i p T o A d d r e s s 8 > - 
-         < S h i p T o P h o n e N o > S h i p T o P h o n e N o < / S h i p T o P h o n e N o > - 
-         < S h o w S h i p p i n g A d d r e s s > S h o w S h i p p i n g A d d r e s s < / S h o w S h i p p i n g A d d r e s s > - 
-         < S h o w W o r k D e s c r i p t i o n > S h o w W o r k D e s c r i p t i o n < / S h o w W o r k D e s c r i p t i o n > - 
-         < S u b t o t a l _ L b l > S u b t o t a l _ L b l < / S u b t o t a l _ L b l > - 
-         < T h a n k s _ L b l > T h a n k s _ L b l < / T h a n k s _ L b l > - 
-         < T o t a l _ L b l > T o t a l _ L b l < / T o t a l _ L b l > - 
-         < T o t a l C O 2 e _ L b l > T o t a l C O 2 e _ L b l < / T o t a l C O 2 e _ L b l > - 
-         < V A T A m o u n t _ L b l > V A T A m o u n t _ L b l < / V A T A m o u n t _ L b l > - 
-         < V A T A m o u n t S p e c i f i c a t i o n _ L b l > V A T A m o u n t S p e c i f i c a t i o n _ L b l < / V A T A m o u n t S p e c i f i c a t i o n _ L b l > - 
-         < V A T B a s e _ L b l > V A T B a s e _ L b l < / V A T B a s e _ L b l > - 
-         < V A T C l a u s e _ L b l > V A T C l a u s e _ L b l < / V A T C l a u s e _ L b l > - 
-         < V A T C l a u s e s _ L b l > V A T C l a u s e s _ L b l < / V A T C l a u s e s _ L b l > - 
-         < V A T I d e n t i f i e r _ L b l > V A T I d e n t i f i e r _ L b l < / V A T I d e n t i f i e r _ L b l > - 
-         < V A T P e r c e n t a g e _ L b l > V A T P e r c e n t a g e _ L b l < / V A T P e r c e n t a g e _ L b l > - 
-         < V A T R e g i s t r a t i o n N o > V A T R e g i s t r a t i o n N o < / V A T R e g i s t r a t i o n N o > - 
-         < V A T R e g i s t r a t i o n N o _ L b l > V A T R e g i s t r a t i o n N o _ L b l < / V A T R e g i s t r a t i o n N o _ L b l > - 
-         < Y o u r D o c u m e n t T i t l e _ L b l > Y o u r D o c u m e n t T i t l e _ L b l < / Y o u r D o c u m e n t T i t l e _ L b l > - 
-         < Y o u r R e f e r e n c e > Y o u r R e f e r e n c e < / Y o u r R e f e r e n c e > - 
-         < Y o u r R e f e r e n c e _ L b l > Y o u r R e f e r e n c e _ L b l < / Y o u r R e f e r e n c e _ L b l > - 
-         < L i n e > - 
-             < A m o u n t E x c l u d i n g V A T _ L i n e > A m o u n t E x c l u d i n g V A T _ L i n e < / A m o u n t E x c l u d i n g V A T _ L i n e > - 
-             < A m o u n t E x c l u d i n g V A T _ L i n e _ L b l > A m o u n t E x c l u d i n g V A T _ L i n e _ L b l < / A m o u n t E x c l u d i n g V A T _ L i n e _ L b l > - 
-             < A m o u n t I n c l u d i n g V A T _ L i n e > A m o u n t I n c l u d i n g V A T _ L i n e < / A m o u n t I n c l u d i n g V A T _ L i n e > - 
-             < A m o u n t I n c l u d i n g V A T _ L i n e _ L b l > A m o u n t I n c l u d i n g V A T _ L i n e _ L b l < / A m o u n t I n c l u d i n g V A T _ L i n e _ L b l > - 
-             < C O 2 e P e r U n i t _ L i n e > C O 2 e P e r U n i t _ L i n e < / C O 2 e P e r U n i t _ L i n e > - 
-             < C o n t r a c t L i n e N o > C o n t r a c t L i n e N o < / C o n t r a c t L i n e N o > - 
-             < C o n t r a c t N o > C o n t r a c t N o < / C o n t r a c t N o > - 
-             < D e s c r i p t i o n _ L i n e > D e s c r i p t i o n _ L i n e < / D e s c r i p t i o n _ L i n e > - 
-             < D e s c r i p t i o n _ L i n e _ L b l > D e s c r i p t i o n _ L i n e _ L b l < / D e s c r i p t i o n _ L i n e _ L b l > - 
-             < I t e m N o _ L i n e > I t e m N o _ L i n e < / I t e m N o _ L i n e > - 
-             < I t e m N o _ L i n e _ L b l > I t e m N o _ L i n e _ L b l < / I t e m N o _ L i n e _ L b l > - 
-             < I t e m R e f e r e n c e N o _ L i n e > I t e m R e f e r e n c e N o _ L i n e < / I t e m R e f e r e n c e N o _ L i n e > - 
-             < I t e m R e f e r e n c e N o _ L i n e _ L b l > I t e m R e f e r e n c e N o _ L i n e _ L b l < / I t e m R e f e r e n c e N o _ L i n e _ L b l > - 
-             < J o b N o > J o b N o < / J o b N o > - 
-             < J o b N o _ L b l > J o b N o _ L b l < / J o b N o _ L b l > - 
-             < J o b T a s k D e s c _ L b l > J o b T a s k D e s c _ L b l < / J o b T a s k D e s c _ L b l > - 
-             < J o b T a s k D e s c r i p t i o n > J o b T a s k D e s c r i p t i o n < / J o b T a s k D e s c r i p t i o n > - 
-             < J o b T a s k N o > J o b T a s k N o < / J o b T a s k N o > - 
-             < J o b T a s k N o _ L b l > J o b T a s k N o _ L b l < / J o b T a s k N o _ L b l > - 
-             < L i n e A m o u n t _ L i n e > L i n e A m o u n t _ L i n e < / L i n e A m o u n t _ L i n e > - 
-             < L i n e A m o u n t _ L i n e _ L b l > L i n e A m o u n t _ L i n e _ L b l < / L i n e A m o u n t _ L i n e _ L b l > - 
-             < L i n e D i s c o u n t P e r c e n t _ L i n e > L i n e D i s c o u n t P e r c e n t _ L i n e < / L i n e D i s c o u n t P e r c e n t _ L i n e > - 
-             < L i n e D i s c o u n t P e r c e n t T e x t _ L i n e > L i n e D i s c o u n t P e r c e n t T e x t _ L i n e < / L i n e D i s c o u n t P e r c e n t T e x t _ L i n e > - 
-             < L i n e N o _ L i n e > L i n e N o _ L i n e < / L i n e N o _ L i n e > - 
-             < P r i c e _ L b l > P r i c e _ L b l < / P r i c e _ L b l > - 
-             < P r i c e P e r _ L b l > P r i c e P e r _ L b l < / P r i c e P e r _ L b l > - 
-             < Q t y _ L b l > Q t y _ L b l < / Q t y _ L b l > - 
-             < Q u a n t i t y _ L i n e > Q u a n t i t y _ L i n e < / Q u a n t i t y _ L i n e > - 
-             < Q u a n t i t y _ L i n e _ L b l > Q u a n t i t y _ L i n e _ L b l < / Q u a n t i t y _ L i n e _ L b l > - 
-             < R e c u r r i n g B i l l i n g f r o m > R e c u r r i n g B i l l i n g f r o m < / R e c u r r i n g B i l l i n g f r o m > - 
-             < R e c u r r i n g B i l l i n g t o > R e c u r r i n g B i l l i n g t o < / R e c u r r i n g B i l l i n g t o > - 
-             < S h i p m e n t D a t e _ L i n e > S h i p m e n t D a t e _ L i n e < / S h i p m e n t D a t e _ L i n e > - 
-             < S h i p m e n t D a t e _ L i n e _ L b l > S h i p m e n t D a t e _ L i n e _ L b l < / S h i p m e n t D a t e _ L i n e _ L b l > - 
-             < T r a n s H e a d e r A m o u n t > T r a n s H e a d e r A m o u n t < / T r a n s H e a d e r A m o u n t > - 
-             < T y p e _ L i n e > T y p e _ L i n e < / T y p e _ L i n e > - 
-             < U n i t _ L b l > U n i t _ L b l < / U n i t _ L b l > - 
-             < U n i t O f M e a s u r e > U n i t O f M e a s u r e < / U n i t O f M e a s u r e > - 
-             < U n i t O f M e a s u r e _ L b l > U n i t O f M e a s u r e _ L b l < / U n i t O f M e a s u r e _ L b l > - 
-             < U n i t P r i c e > U n i t P r i c e < / U n i t P r i c e > - 
-             < U n i t P r i c e _ L b l > U n i t P r i c e _ L b l < / U n i t P r i c e _ L b l > - 
-             < V A T I d e n t i f i e r _ L i n e > V A T I d e n t i f i e r _ L i n e < / V A T I d e n t i f i e r _ L i n e > - 
-             < V A T I d e n t i f i e r _ L i n e _ L b l > V A T I d e n t i f i e r _ L i n e _ L b l < / V A T I d e n t i f i e r _ L i n e _ L b l > - 
-             < V A T P c t _ L i n e > V A T P c t _ L i n e < / V A T P c t _ L i n e > - 
-             < V A T P c t _ L i n e _ L b l > V A T P c t _ L i n e _ L b l < / V A T P c t _ L i n e _ L b l > - 
-             < S h i p m e n t L i n e > - 
-                 < D o c u m e n t N o _ S h i p m e n t L i n e > D o c u m e n t N o _ S h i p m e n t L i n e < / D o c u m e n t N o _ S h i p m e n t L i n e > - 
-                 < P o s t i n g D a t e _ S h i p m e n t L i n e > P o s t i n g D a t e _ S h i p m e n t L i n e < / P o s t i n g D a t e _ S h i p m e n t L i n e > - 
-                 < P o s t i n g D a t e _ S h i p m e n t L i n e _ L b l > P o s t i n g D a t e _ S h i p m e n t L i n e _ L b l < / P o s t i n g D a t e _ S h i p m e n t L i n e _ L b l > - 
-                 < Q u a n t i t y _ S h i p m e n t L i n e > Q u a n t i t y _ S h i p m e n t L i n e < / Q u a n t i t y _ S h i p m e n t L i n e > - 
-                 < Q u a n t i t y _ S h i p m e n t L i n e _ L b l > Q u a n t i t y _ S h i p m e n t L i n e _ L b l < / Q u a n t i t y _ S h i p m e n t L i n e _ L b l > - 
-             < / S h i p m e n t L i n e > - 
-             < A s s e m b l y L i n e > - 
-                 < D e s c r i p t i o n _ A s s e m b l y L i n e > D e s c r i p t i o n _ A s s e m b l y L i n e < / D e s c r i p t i o n _ A s s e m b l y L i n e > - 
-                 < L i n e N o _ A s s e m b l y L i n e > L i n e N o _ A s s e m b l y L i n e < / L i n e N o _ A s s e m b l y L i n e > - 
-                 < Q u a n t i t y _ A s s e m b l y L i n e > Q u a n t i t y _ A s s e m b l y L i n e < / Q u a n t i t y _ A s s e m b l y L i n e > - 
-                 < U n i t O f M e a s u r e _ A s s e m b l y L i n e > U n i t O f M e a s u r e _ A s s e m b l y L i n e < / U n i t O f M e a s u r e _ A s s e m b l y L i n e > - 
-                 < V a r i a n t C o d e _ A s s e m b l y L i n e > V a r i a n t C o d e _ A s s e m b l y L i n e < / V a r i a n t C o d e _ A s s e m b l y L i n e > - 
-             < / A s s e m b l y L i n e > - 
-         < / L i n e > - 
-         < W o r k D e s c r i p t i o n L i n e s > - 
-             < W o r k D e s c r i p t i o n L i n e > W o r k D e s c r i p t i o n L i n e < / W o r k D e s c r i p t i o n L i n e > - 
-             < W o r k D e s c r i p t i o n L i n e N u m b e r > W o r k D e s c r i p t i o n L i n e N u m b e r < / W o r k D e s c r i p t i o n L i n e N u m b e r > - 
-         < / W o r k D e s c r i p t i o n L i n e s > - 
-         < V A T A m o u n t L i n e > - 
-             < I n v o i c e D i s c o u n t A m o u n t _ V A T A m o u n t L i n e > I n v o i c e D i s c o u n t A m o u n t _ V A T A m o u n t L i n e < / I n v o i c e D i s c o u n t A m o u n t _ V A T A m o u n t L i n e > - 
-             < I n v o i c e D i s c o u n t A m o u n t _ V A T A m o u n t L i n e _ L b l > I n v o i c e D i s c o u n t A m o u n t _ V A T A m o u n t L i n e _ L b l < / I n v o i c e D i s c o u n t A m o u n t _ V A T A m o u n t L i n e _ L b l > - 
-             < I n v o i c e D i s c o u n t B a s e A m o u n t _ V A T A m o u n t L i n e > I n v o i c e D i s c o u n t B a s e A m o u n t _ V A T A m o u n t L i n e < / I n v o i c e D i s c o u n t B a s e A m o u n t _ V A T A m o u n t L i n e > - 
-             < I n v o i c e D i s c o u n t B a s e A m o u n t _ V A T A m o u n t L i n e _ L b l > I n v o i c e D i s c o u n t B a s e A m o u n t _ V A T A m o u n t L i n e _ L b l < / I n v o i c e D i s c o u n t B a s e A m o u n t _ V A T A m o u n t L i n e _ L b l > - 
-             < L i n e A m o u n t _ V a t A m o u n t L i n e > L i n e A m o u n t _ V a t A m o u n t L i n e < / L i n e A m o u n t _ V a t A m o u n t L i n e > - 
-             < L i n e A m o u n t _ V a t A m o u n t L i n e _ L b l > L i n e A m o u n t _ V a t A m o u n t L i n e _ L b l < / L i n e A m o u n t _ V a t A m o u n t L i n e _ L b l > - 
-             < N o O f V A T I d e n t i f i e r s > N o O f V A T I d e n t i f i e r s < / N o O f V A T I d e n t i f i e r s > - 
-             < V A T A m o u n t _ V a t A m o u n t L i n e > V A T A m o u n t _ V a t A m o u n t L i n e < / V A T A m o u n t _ V a t A m o u n t L i n e > - 
-             < V A T A m o u n t _ V a t A m o u n t L i n e _ L b l > V A T A m o u n t _ V a t A m o u n t L i n e _ L b l < / V A T A m o u n t _ V a t A m o u n t L i n e _ L b l > - 
-             < V A T A m o u n t L C Y _ V A T A m o u n t L i n e > V A T A m o u n t L C Y _ V A T A m o u n t L i n e < / V A T A m o u n t L C Y _ V A T A m o u n t L i n e > - 
-             < V A T A m o u n t L C Y _ V A T A m o u n t L i n e _ L b l > V A T A m o u n t L C Y _ V A T A m o u n t L i n e _ L b l < / V A T A m o u n t L C Y _ V A T A m o u n t L i n e _ L b l > - 
-             < V A T B a s e _ V a t A m o u n t L i n e > V A T B a s e _ V a t A m o u n t L i n e < / V A T B a s e _ V a t A m o u n t L i n e > - 
-             < V A T B a s e _ V a t A m o u n t L i n e _ L b l > V A T B a s e _ V a t A m o u n t L i n e _ L b l < / V A T B a s e _ V a t A m o u n t L i n e _ L b l > - 
-             < V A T B a s e L C Y _ V A T A m o u n t L i n e > V A T B a s e L C Y _ V A T A m o u n t L i n e < / V A T B a s e L C Y _ V A T A m o u n t L i n e > - 
-             < V A T B a s e L C Y _ V A T A m o u n t L i n e _ L b l > V A T B a s e L C Y _ V A T A m o u n t L i n e _ L b l < / V A T B a s e L C Y _ V A T A m o u n t L i n e _ L b l > - 
-             < V A T I d e n t i f i e r _ V a t A m o u n t L i n e > V A T I d e n t i f i e r _ V a t A m o u n t L i n e < / V A T I d e n t i f i e r _ V a t A m o u n t L i n e > - 
-             < V A T I d e n t i f i e r _ V a t A m o u n t L i n e _ L b l > V A T I d e n t i f i e r _ V a t A m o u n t L i n e _ L b l < / V A T I d e n t i f i e r _ V a t A m o u n t L i n e _ L b l > - 
-             < V A T P c t _ V a t A m o u n t L i n e > V A T P c t _ V a t A m o u n t L i n e < / V A T P c t _ V a t A m o u n t L i n e > - 
-             < V A T P c t _ V a t A m o u n t L i n e _ L b l > V A T P c t _ V a t A m o u n t L i n e _ L b l < / V A T P c t _ V a t A m o u n t L i n e _ L b l > - 
-         < / V A T A m o u n t L i n e > - 
-         < V A T C l a u s e L i n e > - 
-             < C o d e _ V A T C l a u s e L i n e > C o d e _ V A T C l a u s e L i n e < / C o d e _ V A T C l a u s e L i n e > - 
-             < C o d e _ V A T C l a u s e L i n e _ L b l > C o d e _ V A T C l a u s e L i n e _ L b l < / C o d e _ V A T C l a u s e L i n e _ L b l > - 
-             < D e s c r i p t i o n _ V A T C l a u s e L i n e > D e s c r i p t i o n _ V A T C l a u s e L i n e < / D e s c r i p t i o n _ V A T C l a u s e L i n e > - 
-             < D e s c r i p t i o n 2 _ V A T C l a u s e L i n e > D e s c r i p t i o n 2 _ V A T C l a u s e L i n e < / D e s c r i p t i o n 2 _ V A T C l a u s e L i n e > - 
-             < N o O f V A T C l a u s e s > N o O f V A T C l a u s e s < / N o O f V A T C l a u s e s > - 
-             < V A T A m o u n t _ V A T C l a u s e L i n e > V A T A m o u n t _ V A T C l a u s e L i n e < / V A T A m o u n t _ V A T C l a u s e L i n e > - 
-             < V A T C l a u s e s H e a d e r > V A T C l a u s e s H e a d e r < / V A T C l a u s e s H e a d e r > - 
-             < V A T I d e n t i f i e r _ V A T C l a u s e L i n e > V A T I d e n t i f i e r _ V A T C l a u s e L i n e < / V A T I d e n t i f i e r _ V A T C l a u s e L i n e > - 
-         < / V A T C l a u s e L i n e > - 
-         < R e p o r t T o t a l s L i n e > - 
-             < A m o u n t _ R e p o r t T o t a l s L i n e > A m o u n t _ R e p o r t T o t a l s L i n e < / A m o u n t _ R e p o r t T o t a l s L i n e > - 
-             < A m o u n t F o r m a t t e d _ R e p o r t T o t a l s L i n e > A m o u n t F o r m a t t e d _ R e p o r t T o t a l s L i n e < / A m o u n t F o r m a t t e d _ R e p o r t T o t a l s L i n e > - 
-             < D e s c r i p t i o n _ R e p o r t T o t a l s L i n e > D e s c r i p t i o n _ R e p o r t T o t a l s L i n e < / D e s c r i p t i o n _ R e p o r t T o t a l s L i n e > - 
-             < F o n t B o l d _ R e p o r t T o t a l s L i n e > F o n t B o l d _ R e p o r t T o t a l s L i n e < / F o n t B o l d _ R e p o r t T o t a l s L i n e > - 
-             < F o n t U n d e r l i n e _ R e p o r t T o t a l s L i n e > F o n t U n d e r l i n e _ R e p o r t T o t a l s L i n e < / F o n t U n d e r l i n e _ R e p o r t T o t a l s L i n e > - 
-         < / R e p o r t T o t a l s L i n e > - 
-         < C o n t r a c t B i l l i n g D e t a i l s M a p p i n g > - 
-             < C o n t r a c t B i l l i n g D e t a i l s C o n t r a c t N o L b l > C o n t r a c t B i l l i n g D e t a i l s C o n t r a c t N o L b l < / C o n t r a c t B i l l i n g D e t a i l s C o n t r a c t N o L b l > - 
-             < C o n t r a c t B i l l i n g D e t a i l s C u s t o m e r L b l > C o n t r a c t B i l l i n g D e t a i l s C u s t o m e r L b l < / C o n t r a c t B i l l i n g D e t a i l s C u s t o m e r L b l > - 
-             < C o n t r a c t B i l l i n g D e t a i l s P o s i t i o n D e s c r i p t i o n L b l > C o n t r a c t B i l l i n g D e t a i l s P o s i t i o n D e s c r i p t i o n L b l < / C o n t r a c t B i l l i n g D e t a i l s P o s i t i o n D e s c r i p t i o n L b l > - 
-             < C o n t r a c t B i l l i n g D e t a i l s P o s i t i o n N o L b l > C o n t r a c t B i l l i n g D e t a i l s P o s i t i o n N o L b l < / C o n t r a c t B i l l i n g D e t a i l s P o s i t i o n N o L b l > - 
-             < C o n t r a c t B i l l i n g D e t a i l s G r o u p i n g > - 
-                 < C o n t r a c t B i l l i n g D e t a i l s A m o u n t L b l > C o n t r a c t B i l l i n g D e t a i l s A m o u n t L b l < / C o n t r a c t B i l l i n g D e t a i l s A m o u n t L b l > - 
-                 < C o n t r a c t B i l l i n g D e t a i l s C o n t r a c t N o > C o n t r a c t B i l l i n g D e t a i l s C o n t r a c t N o < / C o n t r a c t B i l l i n g D e t a i l s C o n t r a c t N o > - 
-                 < C o n t r a c t B i l l i n g D e t a i l s C u r r e n c y C o d e L b l > C o n t r a c t B i l l i n g D e t a i l s C u r r e n c y C o d e L b l < / C o n t r a c t B i l l i n g D e t a i l s C u r r e n c y C o d e L b l > - 
-                 < C o n t r a c t B i l l i n g D e t a i l s C u s t o m e r N a m e > C o n t r a c t B i l l i n g D e t a i l s C u s t o m e r N a m e < / C o n t r a c t B i l l i n g D e t a i l s C u s t o m e r N a m e > - 
-                 < C o n t r a c t B i l l i n g D e t a i l s D a y s L b l > C o n t r a c t B i l l i n g D e t a i l s D a y s L b l < / C o n t r a c t B i l l i n g D e t a i l s D a y s L b l > - 
-                 < C o n t r a c t B i l l i n g D e t a i l s D e s c r i p t i o n L b l > C o n t r a c t B i l l i n g D e t a i l s D e s c r i p t i o n L b l < / C o n t r a c t B i l l i n g D e t a i l s D e s c r i p t i o n L b l > - 
-                 < C o n t r a c t B i l l i n g D e t a i l s D i s c o u n t A m o u n t L b l > C o n t r a c t B i l l i n g D e t a i l s D i s c o u n t A m o u n t L b l < / C o n t r a c t B i l l i n g D e t a i l s D i s c o u n t A m o u n t L b l > - 
-                 < C o n t r a c t B i l l i n g D e t a i l s D i s c o u n t P e r c e n t L b l > C o n t r a c t B i l l i n g D e t a i l s D i s c o u n t P e r c e n t L b l < / C o n t r a c t B i l l i n g D e t a i l s D i s c o u n t P e r c e n t L b l > - 
-                 < C o n t r a c t B i l l i n g D e t a i l s E n d D a t e L b l > C o n t r a c t B i l l i n g D e t a i l s E n d D a t e L b l < / C o n t r a c t B i l l i n g D e t a i l s E n d D a t e L b l > - 
-                 < C o n t r a c t B i l l i n g D e t a i l s P o s i t i o n D e s c r i p t i o n > C o n t r a c t B i l l i n g D e t a i l s P o s i t i o n D e s c r i p t i o n < / C o n t r a c t B i l l i n g D e t a i l s P o s i t i o n D e s c r i p t i o n > - 
-                 < C o n t r a c t B i l l i n g D e t a i l s P o s i t i o n N o > C o n t r a c t B i l l i n g D e t a i l s P o s i t i o n N o < / C o n t r a c t B i l l i n g D e t a i l s P o s i t i o n N o > - 
-                 < C o n t r a c t B i l l i n g D e t a i l s Q t y L b l > C o n t r a c t B i l l i n g D e t a i l s Q t y L b l < / C o n t r a c t B i l l i n g D e t a i l s Q t y L b l > - 
-                 < C o n t r a c t B i l l i n g D e t a i l s S a l e s P r i c e L b l > C o n t r a c t B i l l i n g D e t a i l s S a l e s P r i c e L b l < / C o n t r a c t B i l l i n g D e t a i l s S a l e s P r i c e L b l > - 
-                 < C o n t r a c t B i l l i n g D e t a i l s S t a r t D a t e L b l > C o n t r a c t B i l l i n g D e t a i l s S t a r t D a t e L b l < / C o n t r a c t B i l l i n g D e t a i l s S t a r t D a t e L b l > - 
-                 < C o n t r a c t B i l l i n g D e t a i l s > - 
-                     < C o n t r a c t B i l l i n g D e t a i l s B i l l i n g A m o u n t > C o n t r a c t B i l l i n g D e t a i l s B i l l i n g A m o u n t < / C o n t r a c t B i l l i n g D e t a i l s B i l l i n g A m o u n t > - 
-                     < C o n t r a c t B i l l i n g D e t a i l s B i l l i n g D i s c o u n t A m o u n t > C o n t r a c t B i l l i n g D e t a i l s B i l l i n g D i s c o u n t A m o u n t < / C o n t r a c t B i l l i n g D e t a i l s B i l l i n g D i s c o u n t A m o u n t > - 
-                     < C o n t r a c t B i l l i n g D e t a i l s C u r r e n c y C o d e > C o n t r a c t B i l l i n g D e t a i l s C u r r e n c y C o d e < / C o n t r a c t B i l l i n g D e t a i l s C u r r e n c y C o d e > - 
-                     < C o n t r a c t B i l l i n g D e t a i l s D a y s > C o n t r a c t B i l l i n g D e t a i l s D a y s < / C o n t r a c t B i l l i n g D e t a i l s D a y s > - 
-                     < C o n t r a c t B i l l i n g D e t a i l s D e s c r i p t i o n > C o n t r a c t B i l l i n g D e t a i l s D e s c r i p t i o n < / C o n t r a c t B i l l i n g D e t a i l s D e s c r i p t i o n > - 
-                     < C o n t r a c t B i l l i n g D e t a i l s D i s c o u n t P e r c e n t > C o n t r a c t B i l l i n g D e t a i l s D i s c o u n t P e r c e n t < / C o n t r a c t B i l l i n g D e t a i l s D i s c o u n t P e r c e n t > - 
-                     < C o n t r a c t B i l l i n g D e t a i l s E n d D a t e > C o n t r a c t B i l l i n g D e t a i l s E n d D a t e < / C o n t r a c t B i l l i n g D e t a i l s E n d D a t e > - 
-                     < C o n t r a c t B i l l i n g D e t a i l s Q u a n t i t y > C o n t r a c t B i l l i n g D e t a i l s Q u a n t i t y < / C o n t r a c t B i l l i n g D e t a i l s Q u a n t i t y > - 
-                     < C o n t r a c t B i l l i n g D e t a i l s S a l e s P r i c e > C o n t r a c t B i l l i n g D e t a i l s S a l e s P r i c e < / C o n t r a c t B i l l i n g D e t a i l s S a l e s P r i c e > - 
-                     < C o n t r a c t B i l l i n g D e t a i l s S t a r t D a t e > C o n t r a c t B i l l i n g D e t a i l s S t a r t D a t e < / C o n t r a c t B i l l i n g D e t a i l s S t a r t D a t e > - 
-                 < / C o n t r a c t B i l l i n g D e t a i l s > - 
-             < / C o n t r a c t B i l l i n g D e t a i l s G r o u p i n g > - 
-         < / C o n t r a c t B i l l i n g D e t a i l s M a p p i n g > - 
-         < L i n e F e e > - 
-             < L i n e F e e C a p t i o n T e x t > L i n e F e e C a p t i o n T e x t < / L i n e F e e C a p t i o n T e x t > - 
-         < / L i n e F e e > - 
-         < P a y m e n t R e p o r t i n g A r g u m e n t > - 
-             < P a y m e n t S e r v i c e L o g o / > - 
-             < P a y m e n t S e r v i c e L o g o _ U r l > P a y m e n t S e r v i c e L o g o _ U r l < / P a y m e n t S e r v i c e L o g o _ U r l > - 
-             < P a y m e n t S e r v i c e L o g o _ U r l T e x t > P a y m e n t S e r v i c e L o g o _ U r l T e x t < / P a y m e n t S e r v i c e L o g o _ U r l T e x t > - 
-             < P a y m e n t S e r v i c e T e x t _ U r l > P a y m e n t S e r v i c e T e x t _ U r l < / P a y m e n t S e r v i c e T e x t _ U r l > - 
-             < P a y m e n t S e r v i c e T e x t _ U r l T e x t > P a y m e n t S e r v i c e T e x t _ U r l T e x t < / P a y m e n t S e r v i c e T e x t _ U r l T e x t > - 
-         < / P a y m e n t R e p o r t i n g A r g u m e n t > - 
-         < L e f t H e a d e r > - 
-             < L e f t H e a d e r N a m e > L e f t H e a d e r N a m e < / L e f t H e a d e r N a m e > - 
-             < L e f t H e a d e r V a l u e > L e f t H e a d e r V a l u e < / L e f t H e a d e r V a l u e > - 
-         < / L e f t H e a d e r > - 
-         < R i g h t H e a d e r > - 
-             < R i g h t H e a d e r N a m e > R i g h t H e a d e r N a m e < / R i g h t H e a d e r N a m e > - 
-             < R i g h t H e a d e r V a l u e > R i g h t H e a d e r V a l u e < / R i g h t H e a d e r V a l u e > - 
-         < / R i g h t H e a d e r > - 
-         < L e t t e r T e x t > - 
-             < B o d y T e x t > B o d y T e x t < / B o d y T e x t > - 
-             < C l o s i n g T e x t > C l o s i n g T e x t < / C l o s i n g T e x t > - 
-             < G r e e t i n g T e x t > G r e e t i n g T e x t < / G r e e t i n g T e x t > - 
-             < P m t D i s c T e x t > P m t D i s c T e x t < / P m t D i s c T e x t > - 
-         < / L e t t e r T e x t > - 
-         < T o t a l s > - 
-             < C u r r e n c y C o d e > C u r r e n c y C o d e < / C u r r e n c y C o d e > - 
-             < C u r r e n c y S y m b o l > C u r r e n c y S y m b o l < / C u r r e n c y S y m b o l > - 
-             < T o t a l A m o u n t E x c l I n c l V A T > T o t a l A m o u n t E x c l I n c l V A T < / T o t a l A m o u n t E x c l I n c l V A T > - 
-             < T o t a l A m o u n t E x c l I n c l V A T T e x t > T o t a l A m o u n t E x c l I n c l V A T T e x t < / T o t a l A m o u n t E x c l I n c l V A T T e x t > - 
-             < T o t a l A m o u n t I n c l u d i n g V A T > T o t a l A m o u n t I n c l u d i n g V A T < / T o t a l A m o u n t I n c l u d i n g V A T > - 
-             < T o t a l C O 2 e > T o t a l C O 2 e < / T o t a l C O 2 e > - 
-             < T o t a l E x c l u d i n g V A T T e x t > T o t a l E x c l u d i n g V A T T e x t < / T o t a l E x c l u d i n g V A T T e x t > - 
-             < T o t a l I n c l u d i n g V A T T e x t > T o t a l I n c l u d i n g V A T T e x t < / T o t a l I n c l u d i n g V A T T e x t > - 
-             < T o t a l I n v o i c e D i s c o u n t A m o u n t > T o t a l I n v o i c e D i s c o u n t A m o u n t < / T o t a l I n v o i c e D i s c o u n t A m o u n t > - 
-             < T o t a l N e t A m o u n t > T o t a l N e t A m o u n t < / T o t a l N e t A m o u n t > - 
-             < T o t a l P a y m e n t D i s c o u n t O n V A T > T o t a l P a y m e n t D i s c o u n t O n V A T < / T o t a l P a y m e n t D i s c o u n t O n V A T > - 
-             < T o t a l S u b T o t a l > T o t a l S u b T o t a l < / T o t a l S u b T o t a l > - 
-             < T o t a l S u b T o t a l M i n u s I n v o i c e D i s c o u n t > T o t a l S u b T o t a l M i n u s I n v o i c e D i s c o u n t < / T o t a l S u b T o t a l M i n u s I n v o i c e D i s c o u n t > - 
-             < T o t a l T e x t > T o t a l T e x t < / T o t a l T e x t > - 
-             < T o t a l V A T A m o u n t > T o t a l V A T A m o u n t < / T o t a l V A T A m o u n t > - 
-             < T o t a l V A T A m o u n t L C Y > T o t a l V A T A m o u n t L C Y < / T o t a l V A T A m o u n t L C Y > - 
-             < T o t a l V A T A m o u n t O n V A T A m t L i n e > T o t a l V A T A m o u n t O n V A T A m t L i n e < / T o t a l V A T A m o u n t O n V A T A m t L i n e > - 
-             < T o t a l V A T A m o u n t T e x t > T o t a l V A T A m o u n t T e x t < / T o t a l V A T A m o u n t T e x t > - 
-             < T o t a l V A T B a s e L C Y > T o t a l V A T B a s e L C Y < / T o t a l V A T B a s e L C Y > - 
-             < T o t a l V A T B a s e O n V A T A m t L i n e > T o t a l V A T B a s e O n V A T A m t L i n e < / T o t a l V A T B a s e O n V A T A m t L i n e > - 
-         < / T o t a l s > - 
-     < / H e a d e r > +     < T o o l t i p s / >   
  < / N a v W o r d R e p o r t X m l P a r t > 
 </file>
@@ -32178,17 +30778,17 @@
 </file>
 
 <file path=customXml/itemProps4.xml><?xml version="1.0" encoding="utf-8"?>
-<ds:datastoreItem xmlns:ds="http://schemas.openxmlformats.org/officeDocument/2006/customXml" ds:itemID="{049B7810-1F08-44BD-8C92-120EB79841E6}">
+<ds:datastoreItem xmlns:ds="http://schemas.openxmlformats.org/officeDocument/2006/customXml" ds:itemID="{6DC8906F-A488-4683-8FC0-899579A07FD1}">
   <ds:schemaRefs>
-    <ds:schemaRef ds:uri="urn:microsoft-dynamics-businesscentral/internal/extended/reports/Standard_Sales_Invoice/1306/"/>
+    <ds:schemaRef ds:uri="urn:microsoft-dynamics-nav/reports/Tenant_Report_Defaults/2000000001/"/>
   </ds:schemaRefs>
 </ds:datastoreItem>
 </file>
 
 <file path=customXml/itemProps5.xml><?xml version="1.0" encoding="utf-8"?>
-<ds:datastoreItem xmlns:ds="http://schemas.openxmlformats.org/officeDocument/2006/customXml" ds:itemID="{AF7A6226-6056-400F-ADDA-E1ADA7C08250}">
+<ds:datastoreItem xmlns:ds="http://schemas.openxmlformats.org/officeDocument/2006/customXml" ds:itemID="{2E9F965D-2039-4C70-B7AC-B0AD0680F72F}">
   <ds:schemaRefs>
-    <ds:schemaRef ds:uri="urn:microsoft-dynamics-nav/reports/Standard_Sales_Invoice/1306/"/>
+    <ds:schemaRef ds:uri="urn:microsoft-dynamics-businesscentral/internal/extended/reports/Tenant_Report_Defaults/2000000001/"/>
   </ds:schemaRefs>
 </ds:datastoreItem>
 </file>
